--- a/Схемы расщепления для моделирования течений газа.docx
+++ b/Схемы расщепления для моделирования течений газа.docx
@@ -905,7 +905,13 @@
       </w:r>
       <w:proofErr w:type="spellEnd"/>
       <w:r>
-        <w:t>. Однако его работа фокусируется на невязком случае, обобщение данных методов на случай вязкого газа при сохранении свойств консервативности и устойчивости является актуальной научно-технической задачей.</w:t>
+        <w:t>. Однако его работа фокусируется на невязком случае</w:t>
+      </w:r>
+      <w:r>
+        <w:t xml:space="preserve"> и в этом случае </w:t>
+      </w:r>
+      <w:r>
+        <w:t>обобщение данных методов на случай вязкого газа при сохранении свойств консервативности и устойчивости является актуальной научно-технической задачей.</w:t>
       </w:r>
     </w:p>
     <w:p>
@@ -997,7 +1003,10 @@
         <w:t xml:space="preserve"> и анализ</w:t>
       </w:r>
       <w:r>
-        <w:t xml:space="preserve"> эффективной</w:t>
+        <w:t xml:space="preserve"> эффективно</w:t>
+      </w:r>
+      <w:r>
+        <w:t>сти</w:t>
       </w:r>
       <w:r>
         <w:t xml:space="preserve"> численной схемы расщепления для моделирования течений газа.</w:t>
@@ -7635,15 +7644,7 @@
         <w:rPr>
           <w:rFonts w:eastAsiaTheme="minorEastAsia"/>
         </w:rPr>
-        <w:t xml:space="preserve"> бе</w:t>
-      </w:r>
-      <w:bookmarkStart w:id="1" w:name="_GoBack"/>
-      <w:bookmarkEnd w:id="1"/>
-      <w:r>
-        <w:rPr>
-          <w:rFonts w:eastAsiaTheme="minorEastAsia"/>
-        </w:rPr>
-        <w:t xml:space="preserve">рем с </w:t>
+        <w:t xml:space="preserve"> берем с </w:t>
       </w:r>
       <m:oMath>
         <m:r>
@@ -15130,7 +15131,7 @@
         <w:t>Тогда уравнение движения принимает вид:</w:t>
       </w:r>
     </w:p>
-    <w:bookmarkStart w:id="2" w:name="_Hlk227896424"/>
+    <w:bookmarkStart w:id="1" w:name="_Hlk227896424"/>
     <w:p>
       <w:pPr>
         <w:spacing w:after="0"/>
@@ -15435,7 +15436,7 @@
             </w:rPr>
             <m:t>=0</m:t>
           </m:r>
-          <w:bookmarkEnd w:id="2"/>
+          <w:bookmarkEnd w:id="1"/>
           <m:r>
             <w:rPr>
               <w:rFonts w:ascii="Cambria Math" w:eastAsiaTheme="minorEastAsia" w:hAnsi="Cambria Math"/>
@@ -17182,7 +17183,19 @@
           <w:rFonts w:eastAsiaTheme="minorEastAsia"/>
         </w:rPr>
         <w:lastRenderedPageBreak/>
-        <w:t>Уравнение движения (14) будет иметь вид:</w:t>
+        <w:t xml:space="preserve">Уравнение движения </w:t>
+      </w:r>
+      <w:r>
+        <w:rPr>
+          <w:rFonts w:eastAsiaTheme="minorEastAsia"/>
+        </w:rPr>
+        <w:t xml:space="preserve">Эйлера </w:t>
+      </w:r>
+      <w:r>
+        <w:rPr>
+          <w:rFonts w:eastAsiaTheme="minorEastAsia"/>
+        </w:rPr>
+        <w:t>(14) будет иметь вид:</w:t>
       </w:r>
     </w:p>
     <w:p>
@@ -18220,7 +18233,25 @@
         <w:ind w:firstLine="709"/>
       </w:pPr>
       <w:r>
-        <w:t xml:space="preserve">Полностью неявная схема (16)-(18), которую мы рассмотрели в предыдущей главе, гарантирует безусловную устойчивость и наследует ключевые законы сохранения, однако предъявляет высокие требования к вычислительным ресурсам. </w:t>
+        <w:t xml:space="preserve">Полностью неявная </w:t>
+      </w:r>
+      <w:r>
+        <w:t>задача</w:t>
+      </w:r>
+      <w:r>
+        <w:t xml:space="preserve"> (1</w:t>
+      </w:r>
+      <w:r>
+        <w:t>9</w:t>
+      </w:r>
+      <w:r>
+        <w:t>)-(</w:t>
+      </w:r>
+      <w:r>
+        <w:t>21</w:t>
+      </w:r>
+      <w:r>
+        <w:t xml:space="preserve">), которую мы рассмотрели в предыдущей главе, гарантирует безусловную устойчивость и наследует ключевые законы сохранения, однако предъявляет высокие требования к вычислительным ресурсам. </w:t>
       </w:r>
       <w:r>
         <w:t xml:space="preserve">На каждом временном шаге необходимо решать связанную систему нелинейных уравнений относительно плотности и всех компонент скорости. Естественным направлением снижения вычислительной сложности является построение таких схем, в которых уравнения плотности и скорости решаются раздельно, </w:t>
@@ -18235,7 +18266,13 @@
         <w:ind w:firstLine="709"/>
       </w:pPr>
       <w:r>
-        <w:t xml:space="preserve">В данной главе представлены две схемы расщепления, основанные на работе </w:t>
+        <w:t>В данной главе представлены</w:t>
+      </w:r>
+      <w:r>
+        <w:t xml:space="preserve"> решение методом Ньютона и</w:t>
+      </w:r>
+      <w:r>
+        <w:t xml:space="preserve"> две схемы расщепления, основанные на работе </w:t>
       </w:r>
       <w:r>
         <w:t>[40]</w:t>
@@ -18265,42 +18302,21 @@
     <w:p>
       <w:pPr>
         <w:pStyle w:val="2"/>
-        <w:spacing w:before="0"/>
-      </w:pPr>
-      <w:r>
-        <w:t>2.1. Линеаризованная схема</w:t>
+      </w:pPr>
+      <w:r>
+        <w:t>2.1. Решение неявной задачи методом Ньютона</w:t>
       </w:r>
     </w:p>
     <w:p>
       <w:pPr>
         <w:spacing w:after="0"/>
         <w:ind w:firstLine="709"/>
-        <w:rPr>
-          <w:rFonts w:eastAsiaTheme="minorEastAsia"/>
-        </w:rPr>
-      </w:pPr>
-      <w:r>
-        <w:t xml:space="preserve">Идея линеаризации состоит в том, что </w:t>
-      </w:r>
-      <w:proofErr w:type="spellStart"/>
-      <w:r>
-        <w:t>адвективный</w:t>
-      </w:r>
-      <w:proofErr w:type="spellEnd"/>
-      <w:r>
-        <w:t xml:space="preserve"> перенос на новом временном слое осуществляется</w:t>
-      </w:r>
-      <w:r>
-        <w:rPr>
-          <w:rFonts w:eastAsiaTheme="minorEastAsia"/>
-        </w:rPr>
-        <w:t xml:space="preserve"> с</w:t>
-      </w:r>
-      <w:r>
-        <w:rPr>
-          <w:rFonts w:eastAsiaTheme="minorEastAsia"/>
-        </w:rPr>
-        <w:t>о скоростью с предыдущего слоя.</w:t>
+      </w:pPr>
+      <w:r>
+        <w:t>Для решения неявной</w:t>
+      </w:r>
+      <w:r>
+        <w:t xml:space="preserve"> задачи применяем метод Ньютона и возьмем его, как эталонное решение при оценке эффективности схем расщепления. </w:t>
       </w:r>
     </w:p>
     <w:p>
@@ -18312,10 +18328,768 @@
         </w:rPr>
       </w:pPr>
       <w:r>
-        <w:rPr>
-          <w:rFonts w:eastAsiaTheme="minorEastAsia"/>
-        </w:rPr>
-        <w:t>Вместо неявных уравнений (16)-(18) мы используем:</w:t>
+        <w:t xml:space="preserve">Обозначим через </w:t>
+      </w:r>
+      <m:oMath>
+        <m:r>
+          <w:rPr>
+            <w:rFonts w:ascii="Cambria Math" w:hAnsi="Cambria Math"/>
+            <w:lang w:val="en-US"/>
+          </w:rPr>
+          <m:t>w</m:t>
+        </m:r>
+        <m:r>
+          <w:rPr>
+            <w:rFonts w:ascii="Cambria Math" w:hAnsi="Cambria Math"/>
+          </w:rPr>
+          <m:t>=</m:t>
+        </m:r>
+        <m:d>
+          <m:dPr>
+            <m:ctrlPr>
+              <w:rPr>
+                <w:rFonts w:ascii="Cambria Math" w:hAnsi="Cambria Math"/>
+                <w:i/>
+              </w:rPr>
+            </m:ctrlPr>
+          </m:dPr>
+          <m:e>
+            <m:r>
+              <w:rPr>
+                <w:rFonts w:ascii="Cambria Math" w:hAnsi="Cambria Math"/>
+              </w:rPr>
+              <m:t>ρ,u</m:t>
+            </m:r>
+          </m:e>
+        </m:d>
+      </m:oMath>
+      <w:r>
+        <w:rPr>
+          <w:rFonts w:eastAsiaTheme="minorEastAsia"/>
+        </w:rPr>
+        <w:t xml:space="preserve"> </w:t>
+      </w:r>
+      <w:r>
+        <w:rPr>
+          <w:rFonts w:eastAsiaTheme="minorEastAsia"/>
+        </w:rPr>
+        <w:t xml:space="preserve">вектор неизвестных на </w:t>
+      </w:r>
+      <m:oMath>
+        <m:d>
+          <m:dPr>
+            <m:ctrlPr>
+              <w:rPr>
+                <w:rFonts w:ascii="Cambria Math" w:eastAsiaTheme="minorEastAsia" w:hAnsi="Cambria Math"/>
+                <w:i/>
+              </w:rPr>
+            </m:ctrlPr>
+          </m:dPr>
+          <m:e>
+            <m:r>
+              <w:rPr>
+                <w:rFonts w:ascii="Cambria Math" w:eastAsiaTheme="minorEastAsia" w:hAnsi="Cambria Math"/>
+              </w:rPr>
+              <m:t>n+1</m:t>
+            </m:r>
+          </m:e>
+        </m:d>
+      </m:oMath>
+      <w:r>
+        <w:rPr>
+          <w:rFonts w:eastAsiaTheme="minorEastAsia"/>
+        </w:rPr>
+        <w:t xml:space="preserve">-ом слое и </w:t>
+      </w:r>
+      <m:oMath>
+        <m:r>
+          <w:rPr>
+            <w:rFonts w:ascii="Cambria Math" w:eastAsiaTheme="minorEastAsia" w:hAnsi="Cambria Math"/>
+          </w:rPr>
+          <m:t>F</m:t>
+        </m:r>
+        <m:d>
+          <m:dPr>
+            <m:ctrlPr>
+              <w:rPr>
+                <w:rFonts w:ascii="Cambria Math" w:eastAsiaTheme="minorEastAsia" w:hAnsi="Cambria Math"/>
+                <w:i/>
+              </w:rPr>
+            </m:ctrlPr>
+          </m:dPr>
+          <m:e>
+            <m:r>
+              <w:rPr>
+                <w:rFonts w:ascii="Cambria Math" w:eastAsiaTheme="minorEastAsia" w:hAnsi="Cambria Math"/>
+              </w:rPr>
+              <m:t>w</m:t>
+            </m:r>
+          </m:e>
+        </m:d>
+        <m:r>
+          <w:rPr>
+            <w:rFonts w:ascii="Cambria Math" w:eastAsiaTheme="minorEastAsia" w:hAnsi="Cambria Math"/>
+          </w:rPr>
+          <m:t>=0</m:t>
+        </m:r>
+      </m:oMath>
+      <w:r>
+        <w:rPr>
+          <w:rFonts w:eastAsiaTheme="minorEastAsia"/>
+        </w:rPr>
+        <w:t xml:space="preserve"> – систему уравнений (19)-(21). Метод Ньютона для этой системы состоит в построении последовательности </w:t>
+      </w:r>
+      <m:oMath>
+        <m:d>
+          <m:dPr>
+            <m:begChr m:val="{"/>
+            <m:endChr m:val="}"/>
+            <m:ctrlPr>
+              <w:rPr>
+                <w:rFonts w:ascii="Cambria Math" w:eastAsiaTheme="minorEastAsia" w:hAnsi="Cambria Math"/>
+                <w:i/>
+              </w:rPr>
+            </m:ctrlPr>
+          </m:dPr>
+          <m:e>
+            <m:sSup>
+              <m:sSupPr>
+                <m:ctrlPr>
+                  <w:rPr>
+                    <w:rFonts w:ascii="Cambria Math" w:eastAsiaTheme="minorEastAsia" w:hAnsi="Cambria Math"/>
+                    <w:i/>
+                  </w:rPr>
+                </m:ctrlPr>
+              </m:sSupPr>
+              <m:e>
+                <m:r>
+                  <w:rPr>
+                    <w:rFonts w:ascii="Cambria Math" w:eastAsiaTheme="minorEastAsia" w:hAnsi="Cambria Math"/>
+                  </w:rPr>
+                  <m:t>w</m:t>
+                </m:r>
+              </m:e>
+              <m:sup>
+                <m:d>
+                  <m:dPr>
+                    <m:ctrlPr>
+                      <w:rPr>
+                        <w:rFonts w:ascii="Cambria Math" w:eastAsiaTheme="minorEastAsia" w:hAnsi="Cambria Math"/>
+                        <w:i/>
+                      </w:rPr>
+                    </m:ctrlPr>
+                  </m:dPr>
+                  <m:e>
+                    <m:r>
+                      <w:rPr>
+                        <w:rFonts w:ascii="Cambria Math" w:eastAsiaTheme="minorEastAsia" w:hAnsi="Cambria Math"/>
+                      </w:rPr>
+                      <m:t>k</m:t>
+                    </m:r>
+                  </m:e>
+                </m:d>
+              </m:sup>
+            </m:sSup>
+          </m:e>
+        </m:d>
+      </m:oMath>
+      <w:r>
+        <w:rPr>
+          <w:rFonts w:eastAsiaTheme="minorEastAsia"/>
+        </w:rPr>
+        <w:t xml:space="preserve"> по:</w:t>
+      </w:r>
+    </w:p>
+    <w:p>
+      <w:pPr>
+        <w:spacing w:after="0"/>
+        <w:ind w:firstLine="709"/>
+        <w:rPr>
+          <w:rFonts w:eastAsiaTheme="minorEastAsia"/>
+        </w:rPr>
+      </w:pPr>
+      <m:oMathPara>
+        <m:oMath>
+          <m:sSup>
+            <m:sSupPr>
+              <m:ctrlPr>
+                <w:rPr>
+                  <w:rFonts w:ascii="Cambria Math" w:eastAsiaTheme="minorEastAsia" w:hAnsi="Cambria Math"/>
+                  <w:i/>
+                </w:rPr>
+              </m:ctrlPr>
+            </m:sSupPr>
+            <m:e>
+              <m:r>
+                <w:rPr>
+                  <w:rFonts w:ascii="Cambria Math" w:eastAsiaTheme="minorEastAsia" w:hAnsi="Cambria Math"/>
+                </w:rPr>
+                <m:t>w</m:t>
+              </m:r>
+            </m:e>
+            <m:sup>
+              <m:r>
+                <w:rPr>
+                  <w:rFonts w:ascii="Cambria Math" w:eastAsiaTheme="minorEastAsia" w:hAnsi="Cambria Math"/>
+                </w:rPr>
+                <m:t>(</m:t>
+              </m:r>
+              <m:r>
+                <w:rPr>
+                  <w:rFonts w:ascii="Cambria Math" w:eastAsiaTheme="minorEastAsia" w:hAnsi="Cambria Math"/>
+                </w:rPr>
+                <m:t>k+1</m:t>
+              </m:r>
+              <m:r>
+                <w:rPr>
+                  <w:rFonts w:ascii="Cambria Math" w:eastAsiaTheme="minorEastAsia" w:hAnsi="Cambria Math"/>
+                </w:rPr>
+                <m:t>)</m:t>
+              </m:r>
+            </m:sup>
+          </m:sSup>
+          <m:r>
+            <w:rPr>
+              <w:rFonts w:ascii="Cambria Math" w:eastAsiaTheme="minorEastAsia" w:hAnsi="Cambria Math"/>
+            </w:rPr>
+            <m:t xml:space="preserve"> </m:t>
+          </m:r>
+          <m:sSup>
+            <m:sSupPr>
+              <m:ctrlPr>
+                <w:rPr>
+                  <w:rFonts w:ascii="Cambria Math" w:eastAsiaTheme="minorEastAsia" w:hAnsi="Cambria Math"/>
+                  <w:i/>
+                </w:rPr>
+              </m:ctrlPr>
+            </m:sSupPr>
+            <m:e>
+              <m:r>
+                <w:rPr>
+                  <w:rFonts w:ascii="Cambria Math" w:eastAsiaTheme="minorEastAsia" w:hAnsi="Cambria Math"/>
+                </w:rPr>
+                <m:t xml:space="preserve">= </m:t>
+              </m:r>
+              <m:r>
+                <w:rPr>
+                  <w:rFonts w:ascii="Cambria Math" w:eastAsiaTheme="minorEastAsia" w:hAnsi="Cambria Math"/>
+                </w:rPr>
+                <m:t>w</m:t>
+              </m:r>
+            </m:e>
+            <m:sup>
+              <m:d>
+                <m:dPr>
+                  <m:ctrlPr>
+                    <w:rPr>
+                      <w:rFonts w:ascii="Cambria Math" w:eastAsiaTheme="minorEastAsia" w:hAnsi="Cambria Math"/>
+                      <w:i/>
+                    </w:rPr>
+                  </m:ctrlPr>
+                </m:dPr>
+                <m:e>
+                  <m:r>
+                    <w:rPr>
+                      <w:rFonts w:ascii="Cambria Math" w:eastAsiaTheme="minorEastAsia" w:hAnsi="Cambria Math"/>
+                    </w:rPr>
+                    <m:t>k</m:t>
+                  </m:r>
+                </m:e>
+              </m:d>
+            </m:sup>
+          </m:sSup>
+          <m:r>
+            <w:rPr>
+              <w:rFonts w:ascii="Cambria Math" w:eastAsiaTheme="minorEastAsia" w:hAnsi="Cambria Math"/>
+            </w:rPr>
+            <m:t>+δ</m:t>
+          </m:r>
+          <m:sSup>
+            <m:sSupPr>
+              <m:ctrlPr>
+                <w:rPr>
+                  <w:rFonts w:ascii="Cambria Math" w:eastAsiaTheme="minorEastAsia" w:hAnsi="Cambria Math"/>
+                  <w:i/>
+                </w:rPr>
+              </m:ctrlPr>
+            </m:sSupPr>
+            <m:e>
+              <m:r>
+                <w:rPr>
+                  <w:rFonts w:ascii="Cambria Math" w:eastAsiaTheme="minorEastAsia" w:hAnsi="Cambria Math"/>
+                </w:rPr>
+                <m:t>w</m:t>
+              </m:r>
+            </m:e>
+            <m:sup>
+              <m:d>
+                <m:dPr>
+                  <m:ctrlPr>
+                    <w:rPr>
+                      <w:rFonts w:ascii="Cambria Math" w:eastAsiaTheme="minorEastAsia" w:hAnsi="Cambria Math"/>
+                      <w:i/>
+                    </w:rPr>
+                  </m:ctrlPr>
+                </m:dPr>
+                <m:e>
+                  <m:r>
+                    <w:rPr>
+                      <w:rFonts w:ascii="Cambria Math" w:eastAsiaTheme="minorEastAsia" w:hAnsi="Cambria Math"/>
+                    </w:rPr>
+                    <m:t>k</m:t>
+                  </m:r>
+                </m:e>
+              </m:d>
+            </m:sup>
+          </m:sSup>
+          <m:r>
+            <w:rPr>
+              <w:rFonts w:ascii="Cambria Math" w:eastAsiaTheme="minorEastAsia" w:hAnsi="Cambria Math"/>
+            </w:rPr>
+            <m:t>,</m:t>
+          </m:r>
+        </m:oMath>
+      </m:oMathPara>
+    </w:p>
+    <w:p>
+      <w:pPr>
+        <w:spacing w:after="0"/>
+        <w:ind w:firstLine="709"/>
+        <w:rPr>
+          <w:rFonts w:eastAsiaTheme="minorEastAsia"/>
+        </w:rPr>
+      </w:pPr>
+      <w:r>
+        <w:rPr>
+          <w:rFonts w:eastAsiaTheme="minorEastAsia"/>
+        </w:rPr>
+        <w:t xml:space="preserve">где </w:t>
+      </w:r>
+      <m:oMath>
+        <m:r>
+          <w:rPr>
+            <w:rFonts w:ascii="Cambria Math" w:eastAsiaTheme="minorEastAsia" w:hAnsi="Cambria Math"/>
+          </w:rPr>
+          <m:t>δ</m:t>
+        </m:r>
+        <m:sSup>
+          <m:sSupPr>
+            <m:ctrlPr>
+              <w:rPr>
+                <w:rFonts w:ascii="Cambria Math" w:eastAsiaTheme="minorEastAsia" w:hAnsi="Cambria Math"/>
+                <w:i/>
+              </w:rPr>
+            </m:ctrlPr>
+          </m:sSupPr>
+          <m:e>
+            <m:r>
+              <w:rPr>
+                <w:rFonts w:ascii="Cambria Math" w:eastAsiaTheme="minorEastAsia" w:hAnsi="Cambria Math"/>
+              </w:rPr>
+              <m:t>w</m:t>
+            </m:r>
+          </m:e>
+          <m:sup>
+            <m:d>
+              <m:dPr>
+                <m:ctrlPr>
+                  <w:rPr>
+                    <w:rFonts w:ascii="Cambria Math" w:eastAsiaTheme="minorEastAsia" w:hAnsi="Cambria Math"/>
+                    <w:i/>
+                  </w:rPr>
+                </m:ctrlPr>
+              </m:dPr>
+              <m:e>
+                <m:r>
+                  <w:rPr>
+                    <w:rFonts w:ascii="Cambria Math" w:eastAsiaTheme="minorEastAsia" w:hAnsi="Cambria Math"/>
+                  </w:rPr>
+                  <m:t>k</m:t>
+                </m:r>
+              </m:e>
+            </m:d>
+          </m:sup>
+        </m:sSup>
+      </m:oMath>
+      <w:r>
+        <w:rPr>
+          <w:rFonts w:eastAsiaTheme="minorEastAsia"/>
+        </w:rPr>
+        <w:t xml:space="preserve"> находится из линейной системы:</w:t>
+      </w:r>
+    </w:p>
+    <w:p>
+      <w:pPr>
+        <w:spacing w:after="0"/>
+        <w:ind w:firstLine="709"/>
+        <w:rPr>
+          <w:rFonts w:eastAsiaTheme="minorEastAsia"/>
+        </w:rPr>
+      </w:pPr>
+      <m:oMathPara>
+        <m:oMath>
+          <m:r>
+            <w:rPr>
+              <w:rFonts w:ascii="Cambria Math" w:eastAsiaTheme="minorEastAsia" w:hAnsi="Cambria Math"/>
+            </w:rPr>
+            <m:t>J</m:t>
+          </m:r>
+          <m:d>
+            <m:dPr>
+              <m:ctrlPr>
+                <w:rPr>
+                  <w:rFonts w:ascii="Cambria Math" w:eastAsiaTheme="minorEastAsia" w:hAnsi="Cambria Math"/>
+                  <w:i/>
+                </w:rPr>
+              </m:ctrlPr>
+            </m:dPr>
+            <m:e>
+              <m:sSup>
+                <m:sSupPr>
+                  <m:ctrlPr>
+                    <w:rPr>
+                      <w:rFonts w:ascii="Cambria Math" w:eastAsiaTheme="minorEastAsia" w:hAnsi="Cambria Math"/>
+                      <w:i/>
+                    </w:rPr>
+                  </m:ctrlPr>
+                </m:sSupPr>
+                <m:e>
+                  <m:r>
+                    <w:rPr>
+                      <w:rFonts w:ascii="Cambria Math" w:eastAsiaTheme="minorEastAsia" w:hAnsi="Cambria Math"/>
+                    </w:rPr>
+                    <m:t>w</m:t>
+                  </m:r>
+                </m:e>
+                <m:sup>
+                  <m:d>
+                    <m:dPr>
+                      <m:ctrlPr>
+                        <w:rPr>
+                          <w:rFonts w:ascii="Cambria Math" w:eastAsiaTheme="minorEastAsia" w:hAnsi="Cambria Math"/>
+                          <w:i/>
+                        </w:rPr>
+                      </m:ctrlPr>
+                    </m:dPr>
+                    <m:e>
+                      <m:r>
+                        <w:rPr>
+                          <w:rFonts w:ascii="Cambria Math" w:eastAsiaTheme="minorEastAsia" w:hAnsi="Cambria Math"/>
+                        </w:rPr>
+                        <m:t>k</m:t>
+                      </m:r>
+                    </m:e>
+                  </m:d>
+                </m:sup>
+              </m:sSup>
+            </m:e>
+          </m:d>
+          <m:r>
+            <w:rPr>
+              <w:rFonts w:ascii="Cambria Math" w:eastAsiaTheme="minorEastAsia" w:hAnsi="Cambria Math"/>
+            </w:rPr>
+            <m:t>δ</m:t>
+          </m:r>
+          <m:sSup>
+            <m:sSupPr>
+              <m:ctrlPr>
+                <w:rPr>
+                  <w:rFonts w:ascii="Cambria Math" w:eastAsiaTheme="minorEastAsia" w:hAnsi="Cambria Math"/>
+                  <w:i/>
+                </w:rPr>
+              </m:ctrlPr>
+            </m:sSupPr>
+            <m:e>
+              <m:d>
+                <m:dPr>
+                  <m:ctrlPr>
+                    <w:rPr>
+                      <w:rFonts w:ascii="Cambria Math" w:eastAsiaTheme="minorEastAsia" w:hAnsi="Cambria Math"/>
+                      <w:i/>
+                    </w:rPr>
+                  </m:ctrlPr>
+                </m:dPr>
+                <m:e>
+                  <m:r>
+                    <w:rPr>
+                      <w:rFonts w:ascii="Cambria Math" w:eastAsiaTheme="minorEastAsia" w:hAnsi="Cambria Math"/>
+                    </w:rPr>
+                    <m:t>w</m:t>
+                  </m:r>
+                </m:e>
+              </m:d>
+            </m:e>
+            <m:sup>
+              <m:d>
+                <m:dPr>
+                  <m:ctrlPr>
+                    <w:rPr>
+                      <w:rFonts w:ascii="Cambria Math" w:eastAsiaTheme="minorEastAsia" w:hAnsi="Cambria Math"/>
+                      <w:i/>
+                    </w:rPr>
+                  </m:ctrlPr>
+                </m:dPr>
+                <m:e>
+                  <m:r>
+                    <w:rPr>
+                      <w:rFonts w:ascii="Cambria Math" w:eastAsiaTheme="minorEastAsia" w:hAnsi="Cambria Math"/>
+                    </w:rPr>
+                    <m:t>k</m:t>
+                  </m:r>
+                </m:e>
+              </m:d>
+            </m:sup>
+          </m:sSup>
+          <m:r>
+            <w:rPr>
+              <w:rFonts w:ascii="Cambria Math" w:eastAsiaTheme="minorEastAsia" w:hAnsi="Cambria Math"/>
+            </w:rPr>
+            <m:t>=-F</m:t>
+          </m:r>
+          <m:d>
+            <m:dPr>
+              <m:ctrlPr>
+                <w:rPr>
+                  <w:rFonts w:ascii="Cambria Math" w:eastAsiaTheme="minorEastAsia" w:hAnsi="Cambria Math"/>
+                  <w:i/>
+                </w:rPr>
+              </m:ctrlPr>
+            </m:dPr>
+            <m:e>
+              <m:sSup>
+                <m:sSupPr>
+                  <m:ctrlPr>
+                    <w:rPr>
+                      <w:rFonts w:ascii="Cambria Math" w:eastAsiaTheme="minorEastAsia" w:hAnsi="Cambria Math"/>
+                      <w:i/>
+                    </w:rPr>
+                  </m:ctrlPr>
+                </m:sSupPr>
+                <m:e>
+                  <m:r>
+                    <w:rPr>
+                      <w:rFonts w:ascii="Cambria Math" w:eastAsiaTheme="minorEastAsia" w:hAnsi="Cambria Math"/>
+                    </w:rPr>
+                    <m:t>w</m:t>
+                  </m:r>
+                </m:e>
+                <m:sup>
+                  <m:d>
+                    <m:dPr>
+                      <m:ctrlPr>
+                        <w:rPr>
+                          <w:rFonts w:ascii="Cambria Math" w:eastAsiaTheme="minorEastAsia" w:hAnsi="Cambria Math"/>
+                          <w:i/>
+                        </w:rPr>
+                      </m:ctrlPr>
+                    </m:dPr>
+                    <m:e>
+                      <m:r>
+                        <w:rPr>
+                          <w:rFonts w:ascii="Cambria Math" w:eastAsiaTheme="minorEastAsia" w:hAnsi="Cambria Math"/>
+                        </w:rPr>
+                        <m:t>k</m:t>
+                      </m:r>
+                    </m:e>
+                  </m:d>
+                </m:sup>
+              </m:sSup>
+            </m:e>
+          </m:d>
+          <m:r>
+            <w:rPr>
+              <w:rFonts w:ascii="Cambria Math" w:eastAsiaTheme="minorEastAsia" w:hAnsi="Cambria Math"/>
+            </w:rPr>
+            <m:t>,</m:t>
+          </m:r>
+        </m:oMath>
+      </m:oMathPara>
+    </w:p>
+    <w:p>
+      <w:pPr>
+        <w:spacing w:after="0"/>
+        <w:ind w:firstLine="709"/>
+        <w:rPr>
+          <w:rFonts w:eastAsiaTheme="minorEastAsia"/>
+        </w:rPr>
+      </w:pPr>
+      <w:r>
+        <w:rPr>
+          <w:rFonts w:eastAsiaTheme="minorEastAsia"/>
+        </w:rPr>
+        <w:t xml:space="preserve">где </w:t>
+      </w:r>
+      <m:oMath>
+        <m:r>
+          <w:rPr>
+            <w:rFonts w:ascii="Cambria Math" w:eastAsiaTheme="minorEastAsia" w:hAnsi="Cambria Math"/>
+          </w:rPr>
+          <m:t>J</m:t>
+        </m:r>
+        <m:d>
+          <m:dPr>
+            <m:ctrlPr>
+              <w:rPr>
+                <w:rFonts w:ascii="Cambria Math" w:eastAsiaTheme="minorEastAsia" w:hAnsi="Cambria Math"/>
+                <w:i/>
+              </w:rPr>
+            </m:ctrlPr>
+          </m:dPr>
+          <m:e>
+            <m:r>
+              <w:rPr>
+                <w:rFonts w:ascii="Cambria Math" w:eastAsiaTheme="minorEastAsia" w:hAnsi="Cambria Math"/>
+              </w:rPr>
+              <m:t>w</m:t>
+            </m:r>
+          </m:e>
+        </m:d>
+        <m:r>
+          <w:rPr>
+            <w:rFonts w:ascii="Cambria Math" w:eastAsiaTheme="minorEastAsia" w:hAnsi="Cambria Math"/>
+          </w:rPr>
+          <m:t>=</m:t>
+        </m:r>
+        <m:f>
+          <m:fPr>
+            <m:ctrlPr>
+              <w:rPr>
+                <w:rFonts w:ascii="Cambria Math" w:eastAsiaTheme="minorEastAsia" w:hAnsi="Cambria Math"/>
+                <w:i/>
+              </w:rPr>
+            </m:ctrlPr>
+          </m:fPr>
+          <m:num>
+            <m:r>
+              <w:rPr>
+                <w:rFonts w:ascii="Cambria Math" w:eastAsiaTheme="minorEastAsia" w:hAnsi="Cambria Math"/>
+              </w:rPr>
+              <m:t>∂F</m:t>
+            </m:r>
+          </m:num>
+          <m:den>
+            <m:r>
+              <w:rPr>
+                <w:rFonts w:ascii="Cambria Math" w:eastAsiaTheme="minorEastAsia" w:hAnsi="Cambria Math"/>
+              </w:rPr>
+              <m:t>∂w</m:t>
+            </m:r>
+          </m:den>
+        </m:f>
+      </m:oMath>
+      <w:r>
+        <w:rPr>
+          <w:rFonts w:eastAsiaTheme="minorEastAsia"/>
+        </w:rPr>
+        <w:t xml:space="preserve"> – матрица Якоби</w:t>
+      </w:r>
+      <w:r>
+        <w:rPr>
+          <w:rFonts w:eastAsiaTheme="minorEastAsia"/>
+        </w:rPr>
+        <w:t xml:space="preserve">. </w:t>
+      </w:r>
+    </w:p>
+    <w:p>
+      <w:pPr>
+        <w:spacing w:after="0"/>
+        <w:ind w:firstLine="709"/>
+        <w:rPr>
+          <w:rFonts w:eastAsiaTheme="minorEastAsia"/>
+        </w:rPr>
+      </w:pPr>
+    </w:p>
+    <w:p>
+      <w:pPr>
+        <w:spacing w:after="0"/>
+        <w:ind w:firstLine="709"/>
+      </w:pPr>
+    </w:p>
+    <w:p>
+      <w:pPr>
+        <w:pStyle w:val="2"/>
+        <w:spacing w:before="0"/>
+      </w:pPr>
+      <w:r>
+        <w:lastRenderedPageBreak/>
+        <w:t>2.</w:t>
+      </w:r>
+      <w:r>
+        <w:t>2</w:t>
+      </w:r>
+      <w:r>
+        <w:t>. Линеаризованная схема</w:t>
+      </w:r>
+    </w:p>
+    <w:p>
+      <w:pPr>
+        <w:spacing w:after="0"/>
+        <w:ind w:firstLine="709"/>
+        <w:rPr>
+          <w:rFonts w:eastAsiaTheme="minorEastAsia"/>
+        </w:rPr>
+      </w:pPr>
+      <w:r>
+        <w:t xml:space="preserve">Идея линеаризации состоит в том, что </w:t>
+      </w:r>
+      <w:proofErr w:type="spellStart"/>
+      <w:r>
+        <w:t>адвективный</w:t>
+      </w:r>
+      <w:proofErr w:type="spellEnd"/>
+      <w:r>
+        <w:t xml:space="preserve"> перенос на новом временном слое осуществляется</w:t>
+      </w:r>
+      <w:r>
+        <w:rPr>
+          <w:rFonts w:eastAsiaTheme="minorEastAsia"/>
+        </w:rPr>
+        <w:t xml:space="preserve"> с</w:t>
+      </w:r>
+      <w:r>
+        <w:rPr>
+          <w:rFonts w:eastAsiaTheme="minorEastAsia"/>
+        </w:rPr>
+        <w:t>о скоростью с предыдущего слоя.</w:t>
+      </w:r>
+    </w:p>
+    <w:p>
+      <w:pPr>
+        <w:spacing w:after="0"/>
+        <w:ind w:firstLine="709"/>
+        <w:rPr>
+          <w:rFonts w:eastAsiaTheme="minorEastAsia"/>
+        </w:rPr>
+      </w:pPr>
+      <w:r>
+        <w:rPr>
+          <w:rFonts w:eastAsiaTheme="minorEastAsia"/>
+        </w:rPr>
+        <w:t>Вместо неявных уравнений (1</w:t>
+      </w:r>
+      <w:r>
+        <w:rPr>
+          <w:rFonts w:eastAsiaTheme="minorEastAsia"/>
+        </w:rPr>
+        <w:t>9</w:t>
+      </w:r>
+      <w:r>
+        <w:rPr>
+          <w:rFonts w:eastAsiaTheme="minorEastAsia"/>
+        </w:rPr>
+        <w:t>)-(</w:t>
+      </w:r>
+      <w:r>
+        <w:rPr>
+          <w:rFonts w:eastAsiaTheme="minorEastAsia"/>
+        </w:rPr>
+        <w:t>21</w:t>
+      </w:r>
+      <w:r>
+        <w:rPr>
+          <w:rFonts w:eastAsiaTheme="minorEastAsia"/>
+        </w:rPr>
+        <w:t>) мы используем:</w:t>
       </w:r>
     </w:p>
     <w:p>
@@ -18480,7 +19254,31 @@
             <w:rPr>
               <w:rFonts w:ascii="Cambria Math" w:eastAsiaTheme="minorEastAsia" w:hAnsi="Cambria Math"/>
             </w:rPr>
-            <m:t>=0     (19)</m:t>
+            <m:t>=0</m:t>
+          </m:r>
+          <m:r>
+            <w:rPr>
+              <w:rFonts w:ascii="Cambria Math" w:eastAsiaTheme="minorEastAsia" w:hAnsi="Cambria Math"/>
+            </w:rPr>
+            <m:t>,</m:t>
+          </m:r>
+          <m:r>
+            <w:rPr>
+              <w:rFonts w:ascii="Cambria Math" w:eastAsiaTheme="minorEastAsia" w:hAnsi="Cambria Math"/>
+            </w:rPr>
+            <m:t xml:space="preserve">     (</m:t>
+          </m:r>
+          <m:r>
+            <w:rPr>
+              <w:rFonts w:ascii="Cambria Math" w:eastAsiaTheme="minorEastAsia" w:hAnsi="Cambria Math"/>
+            </w:rPr>
+            <m:t>22</m:t>
+          </m:r>
+          <m:r>
+            <w:rPr>
+              <w:rFonts w:ascii="Cambria Math" w:eastAsiaTheme="minorEastAsia" w:hAnsi="Cambria Math"/>
+            </w:rPr>
+            <m:t>)</m:t>
           </m:r>
         </m:oMath>
       </m:oMathPara>
@@ -18809,7 +19607,31 @@
             <w:rPr>
               <w:rFonts w:ascii="Cambria Math" w:hAnsi="Cambria Math"/>
             </w:rPr>
-            <m:t>=0   (20)</m:t>
+            <m:t>=0</m:t>
+          </m:r>
+          <m:r>
+            <w:rPr>
+              <w:rFonts w:ascii="Cambria Math" w:hAnsi="Cambria Math"/>
+            </w:rPr>
+            <m:t xml:space="preserve">,   </m:t>
+          </m:r>
+          <m:r>
+            <w:rPr>
+              <w:rFonts w:ascii="Cambria Math" w:hAnsi="Cambria Math"/>
+            </w:rPr>
+            <m:t xml:space="preserve">   (2</m:t>
+          </m:r>
+          <m:r>
+            <w:rPr>
+              <w:rFonts w:ascii="Cambria Math" w:hAnsi="Cambria Math"/>
+            </w:rPr>
+            <m:t>3</m:t>
+          </m:r>
+          <m:r>
+            <w:rPr>
+              <w:rFonts w:ascii="Cambria Math" w:hAnsi="Cambria Math"/>
+            </w:rPr>
+            <m:t>)</m:t>
           </m:r>
         </m:oMath>
       </m:oMathPara>
@@ -19069,6 +19891,27 @@
               </m:sSub>
             </m:e>
           </m:d>
+          <m:r>
+            <w:rPr>
+              <w:rFonts w:ascii="Cambria Math" w:hAnsi="Cambria Math"/>
+            </w:rPr>
+            <m:t>+</m:t>
+          </m:r>
+        </m:oMath>
+      </m:oMathPara>
+    </w:p>
+    <w:p>
+      <w:pPr>
+        <w:ind w:firstLine="709"/>
+        <w:rPr>
+          <w:rFonts w:eastAsiaTheme="minorEastAsia"/>
+        </w:rPr>
+      </w:pPr>
+      <m:oMathPara>
+        <m:oMathParaPr>
+          <m:jc m:val="center"/>
+        </m:oMathParaPr>
+        <m:oMath>
           <m:func>
             <m:funcPr>
               <m:ctrlPr>
@@ -19131,6 +19974,12 @@
                   </m:sSub>
                 </m:e>
               </m:d>
+              <m:r>
+                <w:rPr>
+                  <w:rFonts w:ascii="Cambria Math" w:hAnsi="Cambria Math"/>
+                </w:rPr>
+                <m:t xml:space="preserve"> </m:t>
+              </m:r>
               <m:r>
                 <w:rPr>
                   <w:rFonts w:ascii="Cambria Math" w:hAnsi="Cambria Math"/>
@@ -19230,7 +20079,31 @@
             <w:rPr>
               <w:rFonts w:ascii="Cambria Math" w:hAnsi="Cambria Math"/>
             </w:rPr>
-            <m:t>=0 (21)</m:t>
+            <m:t>=0</m:t>
+          </m:r>
+          <m:r>
+            <w:rPr>
+              <w:rFonts w:ascii="Cambria Math" w:hAnsi="Cambria Math"/>
+            </w:rPr>
+            <m:t xml:space="preserve">, </m:t>
+          </m:r>
+          <m:r>
+            <w:rPr>
+              <w:rFonts w:ascii="Cambria Math" w:hAnsi="Cambria Math"/>
+            </w:rPr>
+            <m:t xml:space="preserve"> (2</m:t>
+          </m:r>
+          <m:r>
+            <w:rPr>
+              <w:rFonts w:ascii="Cambria Math" w:hAnsi="Cambria Math"/>
+            </w:rPr>
+            <m:t>4</m:t>
+          </m:r>
+          <m:r>
+            <w:rPr>
+              <w:rFonts w:ascii="Cambria Math" w:hAnsi="Cambria Math"/>
+            </w:rPr>
+            <m:t>)</m:t>
           </m:r>
         </m:oMath>
       </m:oMathPara>
@@ -19243,7 +20116,6 @@
         </w:rPr>
       </w:pPr>
       <w:r>
-        <w:lastRenderedPageBreak/>
         <w:t xml:space="preserve">Зная </w:t>
       </w:r>
       <m:oMath>
@@ -19394,7 +20266,31 @@
         <w:rPr>
           <w:rFonts w:eastAsiaTheme="minorEastAsia"/>
         </w:rPr>
-        <w:t>Схема (19)-(21) сохраняет дискретные аналоги законов сохранения массы и импульса.</w:t>
+        <w:t>Схема (</w:t>
+      </w:r>
+      <w:r>
+        <w:rPr>
+          <w:rFonts w:eastAsiaTheme="minorEastAsia"/>
+        </w:rPr>
+        <w:t>22</w:t>
+      </w:r>
+      <w:r>
+        <w:rPr>
+          <w:rFonts w:eastAsiaTheme="minorEastAsia"/>
+        </w:rPr>
+        <w:t>)-(2</w:t>
+      </w:r>
+      <w:r>
+        <w:rPr>
+          <w:rFonts w:eastAsiaTheme="minorEastAsia"/>
+        </w:rPr>
+        <w:t>4</w:t>
+      </w:r>
+      <w:r>
+        <w:rPr>
+          <w:rFonts w:eastAsiaTheme="minorEastAsia"/>
+        </w:rPr>
+        <w:t>) сохраняет дискретные аналоги законов сохранения массы и импульса.</w:t>
       </w:r>
     </w:p>
     <w:p>
@@ -19402,7 +20298,13 @@
         <w:pStyle w:val="2"/>
       </w:pPr>
       <w:r>
-        <w:t>2.2. Итерационная схема</w:t>
+        <w:t>2.</w:t>
+      </w:r>
+      <w:r>
+        <w:t>3</w:t>
+      </w:r>
+      <w:r>
+        <w:t>. Итерационная схема</w:t>
       </w:r>
     </w:p>
     <w:p>
@@ -19413,7 +20315,19 @@
         </w:rPr>
       </w:pPr>
       <w:r>
-        <w:t>Итерационная схема для численной реализации неявных уравнений (16)-(18) построена на основе линеаризованной схемы (19)-(21)</w:t>
+        <w:t>Итерационная схема для численной реализации неявных уравнений (16)-(18) построена на основе линеаризованной схемы (</w:t>
+      </w:r>
+      <w:r>
+        <w:t>22</w:t>
+      </w:r>
+      <w:r>
+        <w:t>)-(2</w:t>
+      </w:r>
+      <w:r>
+        <w:t>4</w:t>
+      </w:r>
+      <w:r>
+        <w:t>)</w:t>
       </w:r>
       <w:r>
         <w:t xml:space="preserve">, у которой есть недостаток в виде того, что замена </w:t>
@@ -19846,6 +20760,7 @@
           <w:iCs/>
           <w:noProof/>
         </w:rPr>
+        <w:lastRenderedPageBreak/>
         <mc:AlternateContent>
           <mc:Choice Requires="wpi">
             <w:drawing>
@@ -20109,7 +21024,19 @@
             <w:rPr>
               <w:rFonts w:ascii="Cambria Math" w:hAnsi="Cambria Math"/>
             </w:rPr>
-            <m:t>=0    (22)</m:t>
+            <m:t>=0    (2</m:t>
+          </m:r>
+          <m:r>
+            <w:rPr>
+              <w:rFonts w:ascii="Cambria Math" w:hAnsi="Cambria Math"/>
+            </w:rPr>
+            <m:t>5</m:t>
+          </m:r>
+          <m:r>
+            <w:rPr>
+              <w:rFonts w:ascii="Cambria Math" w:hAnsi="Cambria Math"/>
+            </w:rPr>
+            <m:t>)</m:t>
           </m:r>
         </m:oMath>
       </m:oMathPara>
@@ -20534,7 +21461,19 @@
             <w:rPr>
               <w:rFonts w:ascii="Cambria Math" w:eastAsiaTheme="minorEastAsia" w:hAnsi="Cambria Math"/>
             </w:rPr>
-            <m:t>=0  (23)</m:t>
+            <m:t>=0  (2</m:t>
+          </m:r>
+          <m:r>
+            <w:rPr>
+              <w:rFonts w:ascii="Cambria Math" w:eastAsiaTheme="minorEastAsia" w:hAnsi="Cambria Math"/>
+            </w:rPr>
+            <m:t>6</m:t>
+          </m:r>
+          <m:r>
+            <w:rPr>
+              <w:rFonts w:ascii="Cambria Math" w:eastAsiaTheme="minorEastAsia" w:hAnsi="Cambria Math"/>
+            </w:rPr>
+            <m:t>)</m:t>
           </m:r>
         </m:oMath>
       </m:oMathPara>
@@ -21096,7 +22035,19 @@
             <w:rPr>
               <w:rFonts w:ascii="Cambria Math" w:eastAsiaTheme="minorEastAsia" w:hAnsi="Cambria Math"/>
             </w:rPr>
-            <m:t xml:space="preserve"> (24)</m:t>
+            <m:t xml:space="preserve"> (2</m:t>
+          </m:r>
+          <m:r>
+            <w:rPr>
+              <w:rFonts w:ascii="Cambria Math" w:eastAsiaTheme="minorEastAsia" w:hAnsi="Cambria Math"/>
+            </w:rPr>
+            <m:t>7</m:t>
+          </m:r>
+          <m:r>
+            <w:rPr>
+              <w:rFonts w:ascii="Cambria Math" w:eastAsiaTheme="minorEastAsia" w:hAnsi="Cambria Math"/>
+            </w:rPr>
+            <m:t>)</m:t>
           </m:r>
         </m:oMath>
       </m:oMathPara>
@@ -21113,7 +22064,6 @@
           <w:rFonts w:eastAsiaTheme="minorEastAsia"/>
           <w:iCs/>
         </w:rPr>
-        <w:lastRenderedPageBreak/>
         <w:t xml:space="preserve">где после выполнения </w:t>
       </w:r>
       <m:oMath>
@@ -21314,7 +22264,13 @@
         <w:spacing w:before="0"/>
       </w:pPr>
       <w:r>
-        <w:t>2.4. Анализ результатов</w:t>
+        <w:t>2.</w:t>
+      </w:r>
+      <w:r>
+        <w:t>5</w:t>
+      </w:r>
+      <w:r>
+        <w:t>. Анализ результатов</w:t>
       </w:r>
     </w:p>
     <w:p>
@@ -21394,17 +22350,32 @@
       <w:pPr>
         <w:spacing w:after="0"/>
         <w:ind w:firstLine="709"/>
-      </w:pPr>
-      <w:r>
-        <w:t>Временная эволюция течения идеального газа, описанный уравнениями Эйлера, и реального газа, описанный уравнениями Навье-Стокса, показана на рис. 1 и рис. 2 соответственно, где представлена плотность в различные моменты времени. В этом расчете мы взяли сетку размера 2</w:t>
-      </w:r>
-      <w:r>
-        <w:t>00</w:t>
-      </w:r>
-      <w:r>
-        <w:t xml:space="preserve"> и шаг по времени 0.005. Видно, как начальное возмущение распространяется от центра, формируя круговую волну и отталкивается от стенок границы.</w:t>
-      </w:r>
-      <w:r>
+        <w:rPr>
+          <w:rFonts w:eastAsiaTheme="minorEastAsia"/>
+        </w:rPr>
+      </w:pPr>
+      <w:r>
+        <w:rPr>
+          <w:rFonts w:eastAsiaTheme="minorEastAsia"/>
+        </w:rPr>
+        <w:t xml:space="preserve">Решение задачи по методу Ньютона сходится за </w:t>
+      </w:r>
+      <w:r>
+        <w:rPr>
+          <w:rFonts w:eastAsiaTheme="minorEastAsia"/>
+        </w:rPr>
+        <w:t xml:space="preserve">3-4 </w:t>
+      </w:r>
+      <w:r>
+        <w:rPr>
+          <w:rFonts w:eastAsiaTheme="minorEastAsia"/>
+        </w:rPr>
+        <w:t>итерации</w:t>
+      </w:r>
+      <w:r>
+        <w:rPr>
+          <w:rFonts w:eastAsiaTheme="minorEastAsia"/>
+        </w:rPr>
         <w:t xml:space="preserve"> </w:t>
       </w:r>
     </w:p>
@@ -21414,19 +22385,40 @@
         <w:ind w:firstLine="709"/>
       </w:pPr>
       <w:r>
-        <w:rPr>
-          <w:highlight w:val="yellow"/>
-        </w:rPr>
-        <w:t>ОТЛИЧИЕ ЭЙЛЕРА И НАВЬЬЕ</w:t>
+        <w:t>Временная эволюция тече</w:t>
+      </w:r>
+      <w:bookmarkStart w:id="2" w:name="_GoBack"/>
+      <w:bookmarkEnd w:id="2"/>
+      <w:r>
+        <w:t>ния идеального газа, описанный уравнениями Эйлера, и реального газа, описанный уравнениями Навье-Стокса, показана на рис. 1 и рис. 2 соответственно, где представлена плотность в различные моменты времени. В этом расчете мы взяли сетку размера 2</w:t>
+      </w:r>
+      <w:r>
+        <w:t>00</w:t>
+      </w:r>
+      <w:r>
+        <w:t xml:space="preserve"> и шаг по времени 0.005. </w:t>
+      </w:r>
+      <w:r>
+        <w:lastRenderedPageBreak/>
+        <w:t>Видно, как начальное возмущение распространяется от центра, формируя круговую волну и отталкивается от стенок границы.</w:t>
+      </w:r>
+      <w:r>
+        <w:t xml:space="preserve"> </w:t>
       </w:r>
     </w:p>
     <w:p>
       <w:pPr>
         <w:spacing w:after="0"/>
         <w:ind w:firstLine="709"/>
-      </w:pPr>
-      <w:r>
-        <w:t xml:space="preserve">На рис. 3 показана динамика </w:t>
+        <w:rPr>
+          <w:lang w:val="en-US"/>
+        </w:rPr>
+      </w:pPr>
+      <w:r>
+        <w:rPr>
+          <w:highlight w:val="yellow"/>
+        </w:rPr>
+        <w:t>ОТЛИЧИЕ ЭЙЛЕРА И НАВЬЬЕ</w:t>
       </w:r>
     </w:p>
     <w:p>
@@ -21434,13 +22426,21 @@
         <w:spacing w:after="0"/>
         <w:ind w:firstLine="709"/>
       </w:pPr>
+      <w:r>
+        <w:t xml:space="preserve">На рис. 3 показана динамика </w:t>
+      </w:r>
+    </w:p>
+    <w:p>
+      <w:pPr>
+        <w:spacing w:after="0"/>
+        <w:ind w:firstLine="709"/>
+      </w:pPr>
     </w:p>
     <w:p>
       <w:r>
         <w:rPr>
           <w:noProof/>
         </w:rPr>
-        <w:lastRenderedPageBreak/>
         <w:drawing>
           <wp:inline distT="0" distB="0" distL="0" distR="0" wp14:anchorId="05BCD840" wp14:editId="07E58B7E">
             <wp:extent cx="6120130" cy="5979160"/>
@@ -21568,9 +22568,9 @@
         </w:rPr>
         <w:lastRenderedPageBreak/>
         <w:drawing>
-          <wp:inline distT="0" distB="0" distL="0" distR="0" wp14:anchorId="2FE78DD1" wp14:editId="5D8CF592">
-            <wp:extent cx="4226384" cy="2641600"/>
-            <wp:effectExtent l="0" t="0" r="3175" b="6350"/>
+          <wp:inline distT="0" distB="0" distL="0" distR="0" wp14:anchorId="2FE78DD1" wp14:editId="406788C9">
+            <wp:extent cx="5333776" cy="3333750"/>
+            <wp:effectExtent l="0" t="0" r="635" b="0"/>
             <wp:docPr id="13" name="Рисунок 13"/>
             <wp:cNvGraphicFramePr>
               <a:graphicFrameLocks xmlns:a="http://schemas.openxmlformats.org/drawingml/2006/main" noChangeAspect="1"/>
@@ -21597,7 +22597,7 @@
                   <pic:spPr>
                     <a:xfrm>
                       <a:off x="0" y="0"/>
-                      <a:ext cx="4262617" cy="2664247"/>
+                      <a:ext cx="5385576" cy="3366126"/>
                     </a:xfrm>
                     <a:prstGeom prst="rect">
                       <a:avLst/>
@@ -21627,9 +22627,9 @@
           <w:noProof/>
         </w:rPr>
         <w:drawing>
-          <wp:inline distT="0" distB="0" distL="0" distR="0" wp14:anchorId="34C6475D" wp14:editId="657F5CD3">
-            <wp:extent cx="4149172" cy="2593340"/>
-            <wp:effectExtent l="0" t="0" r="3810" b="0"/>
+          <wp:inline distT="0" distB="0" distL="0" distR="0" wp14:anchorId="34C6475D" wp14:editId="5EC20FF4">
+            <wp:extent cx="5379496" cy="3362325"/>
+            <wp:effectExtent l="0" t="0" r="0" b="0"/>
             <wp:docPr id="14" name="Рисунок 14"/>
             <wp:cNvGraphicFramePr>
               <a:graphicFrameLocks xmlns:a="http://schemas.openxmlformats.org/drawingml/2006/main" noChangeAspect="1"/>
@@ -21656,7 +22656,7 @@
                   <pic:spPr>
                     <a:xfrm>
                       <a:off x="0" y="0"/>
-                      <a:ext cx="4150458" cy="2594144"/>
+                      <a:ext cx="5405051" cy="3378298"/>
                     </a:xfrm>
                     <a:prstGeom prst="rect">
                       <a:avLst/>
@@ -21685,10 +22685,11 @@
         <w:rPr>
           <w:noProof/>
         </w:rPr>
+        <w:lastRenderedPageBreak/>
         <w:drawing>
-          <wp:inline distT="0" distB="0" distL="0" distR="0" wp14:anchorId="2804D3B1" wp14:editId="396ECD44">
-            <wp:extent cx="4229100" cy="2643297"/>
-            <wp:effectExtent l="0" t="0" r="0" b="5080"/>
+          <wp:inline distT="0" distB="0" distL="0" distR="0" wp14:anchorId="2804D3B1" wp14:editId="7EDC4766">
+            <wp:extent cx="5409976" cy="3381375"/>
+            <wp:effectExtent l="0" t="0" r="635" b="0"/>
             <wp:docPr id="15" name="Рисунок 15"/>
             <wp:cNvGraphicFramePr>
               <a:graphicFrameLocks xmlns:a="http://schemas.openxmlformats.org/drawingml/2006/main" noChangeAspect="1"/>
@@ -21715,7 +22716,7 @@
                   <pic:spPr>
                     <a:xfrm>
                       <a:off x="0" y="0"/>
-                      <a:ext cx="4246432" cy="2654130"/>
+                      <a:ext cx="5445108" cy="3403333"/>
                     </a:xfrm>
                     <a:prstGeom prst="rect">
                       <a:avLst/>
@@ -21733,7 +22734,6 @@
         <w:jc w:val="center"/>
       </w:pPr>
       <w:r>
-        <w:lastRenderedPageBreak/>
         <w:t>Рис 5.1.</w:t>
       </w:r>
       <w:r>
@@ -21766,8 +22766,8 @@
           <w:noProof/>
         </w:rPr>
         <w:drawing>
-          <wp:inline distT="0" distB="0" distL="0" distR="0" wp14:anchorId="71E41090" wp14:editId="41D3ED7B">
-            <wp:extent cx="4330700" cy="2706800"/>
+          <wp:inline distT="0" distB="0" distL="0" distR="0" wp14:anchorId="71E41090" wp14:editId="0CE345DA">
+            <wp:extent cx="5547131" cy="3467100"/>
             <wp:effectExtent l="0" t="0" r="0" b="0"/>
             <wp:docPr id="16" name="Рисунок 16"/>
             <wp:cNvGraphicFramePr>
@@ -21795,7 +22795,7 @@
                   <pic:spPr>
                     <a:xfrm>
                       <a:off x="0" y="0"/>
-                      <a:ext cx="4364141" cy="2727701"/>
+                      <a:ext cx="5601500" cy="3501082"/>
                     </a:xfrm>
                     <a:prstGeom prst="rect">
                       <a:avLst/>
@@ -21836,10 +22836,11 @@
         <w:rPr>
           <w:noProof/>
         </w:rPr>
+        <w:lastRenderedPageBreak/>
         <w:drawing>
-          <wp:inline distT="0" distB="0" distL="0" distR="0" wp14:anchorId="541DB2A6" wp14:editId="23851B50">
-            <wp:extent cx="4429578" cy="2768600"/>
-            <wp:effectExtent l="0" t="0" r="9525" b="0"/>
+          <wp:inline distT="0" distB="0" distL="0" distR="0" wp14:anchorId="541DB2A6" wp14:editId="13B680F1">
+            <wp:extent cx="5806201" cy="3629025"/>
+            <wp:effectExtent l="0" t="0" r="4445" b="0"/>
             <wp:docPr id="18" name="Рисунок 18"/>
             <wp:cNvGraphicFramePr>
               <a:graphicFrameLocks xmlns:a="http://schemas.openxmlformats.org/drawingml/2006/main" noChangeAspect="1"/>
@@ -21866,7 +22867,7 @@
                   <pic:spPr>
                     <a:xfrm>
                       <a:off x="0" y="0"/>
-                      <a:ext cx="4441136" cy="2775824"/>
+                      <a:ext cx="5830203" cy="3644027"/>
                     </a:xfrm>
                     <a:prstGeom prst="rect">
                       <a:avLst/>
@@ -21907,11 +22908,10 @@
         <w:rPr>
           <w:noProof/>
         </w:rPr>
-        <w:lastRenderedPageBreak/>
         <w:drawing>
-          <wp:inline distT="0" distB="0" distL="0" distR="0" wp14:anchorId="4FD5D657" wp14:editId="3FE44566">
-            <wp:extent cx="4241800" cy="2651235"/>
-            <wp:effectExtent l="0" t="0" r="6350" b="0"/>
+          <wp:inline distT="0" distB="0" distL="0" distR="0" wp14:anchorId="4FD5D657" wp14:editId="6DCB9DA8">
+            <wp:extent cx="5989073" cy="3743325"/>
+            <wp:effectExtent l="0" t="0" r="0" b="0"/>
             <wp:docPr id="17" name="Рисунок 17"/>
             <wp:cNvGraphicFramePr>
               <a:graphicFrameLocks xmlns:a="http://schemas.openxmlformats.org/drawingml/2006/main" noChangeAspect="1"/>
@@ -21938,7 +22938,7 @@
                   <pic:spPr>
                     <a:xfrm>
                       <a:off x="0" y="0"/>
-                      <a:ext cx="4254608" cy="2659240"/>
+                      <a:ext cx="6019841" cy="3762556"/>
                     </a:xfrm>
                     <a:prstGeom prst="rect">
                       <a:avLst/>
@@ -21985,10 +22985,11 @@
         <w:rPr>
           <w:noProof/>
         </w:rPr>
+        <w:lastRenderedPageBreak/>
         <w:drawing>
-          <wp:inline distT="0" distB="0" distL="0" distR="0" wp14:anchorId="1A95563E" wp14:editId="4A560F79">
-            <wp:extent cx="4800401" cy="3000375"/>
-            <wp:effectExtent l="0" t="0" r="635" b="0"/>
+          <wp:inline distT="0" distB="0" distL="0" distR="0" wp14:anchorId="1A95563E" wp14:editId="3B036798">
+            <wp:extent cx="5981700" cy="3738718"/>
+            <wp:effectExtent l="0" t="0" r="0" b="0"/>
             <wp:docPr id="20" name="Рисунок 20"/>
             <wp:cNvGraphicFramePr>
               <a:graphicFrameLocks xmlns:a="http://schemas.openxmlformats.org/drawingml/2006/main" noChangeAspect="1"/>
@@ -22015,7 +23016,7 @@
                   <pic:spPr>
                     <a:xfrm>
                       <a:off x="0" y="0"/>
-                      <a:ext cx="4808822" cy="3005638"/>
+                      <a:ext cx="6004336" cy="3752866"/>
                     </a:xfrm>
                     <a:prstGeom prst="rect">
                       <a:avLst/>
@@ -22044,10 +23045,9 @@
         <w:rPr>
           <w:noProof/>
         </w:rPr>
-        <w:lastRenderedPageBreak/>
         <w:drawing>
-          <wp:inline distT="0" distB="0" distL="0" distR="0" wp14:anchorId="60B05434" wp14:editId="4F9E4BB5">
-            <wp:extent cx="4787900" cy="2992562"/>
+          <wp:inline distT="0" distB="0" distL="0" distR="0" wp14:anchorId="60B05434" wp14:editId="61176F83">
+            <wp:extent cx="6232519" cy="3895487"/>
             <wp:effectExtent l="0" t="0" r="0" b="0"/>
             <wp:docPr id="21" name="Рисунок 21"/>
             <wp:cNvGraphicFramePr>
@@ -22075,7 +23075,7 @@
                   <pic:spPr>
                     <a:xfrm>
                       <a:off x="0" y="0"/>
-                      <a:ext cx="4797448" cy="2998530"/>
+                      <a:ext cx="6271822" cy="3920053"/>
                     </a:xfrm>
                     <a:prstGeom prst="rect">
                       <a:avLst/>
@@ -22113,6 +23113,7 @@
         </w:rPr>
       </w:pPr>
       <w:r>
+        <w:lastRenderedPageBreak/>
         <w:br w:type="page"/>
       </w:r>
     </w:p>
@@ -22237,7 +23238,7 @@
         <w:rPr>
           <w:lang w:val="en-US"/>
         </w:rPr>
-        <w:t xml:space="preserve">[6] Lions P-L . Mathematical topics in </w:t>
+        <w:t xml:space="preserve">[6] Lions P-L. Mathematical topics in </w:t>
       </w:r>
       <w:r>
         <w:t>ﬂ</w:t>
@@ -22265,7 +23266,7 @@
         <w:rPr>
           <w:lang w:val="en-US"/>
         </w:rPr>
-        <w:t xml:space="preserve">[36] Novotny A , </w:t>
+        <w:t xml:space="preserve">[36] Novotny A, </w:t>
       </w:r>
       <w:proofErr w:type="spellStart"/>
       <w:r>
@@ -22279,7 +23280,21 @@
         <w:rPr>
           <w:lang w:val="en-US"/>
         </w:rPr>
-        <w:t xml:space="preserve"> I . Introduction to the mathematical theory of compressible </w:t>
+        <w:t xml:space="preserve"> </w:t>
+      </w:r>
+      <w:proofErr w:type="gramStart"/>
+      <w:r>
+        <w:rPr>
+          <w:lang w:val="en-US"/>
+        </w:rPr>
+        <w:t>I .</w:t>
+      </w:r>
+      <w:proofErr w:type="gramEnd"/>
+      <w:r>
+        <w:rPr>
+          <w:lang w:val="en-US"/>
+        </w:rPr>
+        <w:t xml:space="preserve"> Introduction to the mathematical theory of compressible </w:t>
       </w:r>
       <w:r>
         <w:t>ﬂ</w:t>
@@ -24310,7 +25325,7 @@
 </file>
 
 <file path=customXml/itemProps1.xml><?xml version="1.0" encoding="utf-8"?>
-<ds:datastoreItem xmlns:ds="http://schemas.openxmlformats.org/officeDocument/2006/customXml" ds:itemID="{FE18CD46-5A12-42F6-893D-92A69688543D}">
+<ds:datastoreItem xmlns:ds="http://schemas.openxmlformats.org/officeDocument/2006/customXml" ds:itemID="{D1B1FBAA-FF52-4DB7-888B-C8A09B8C9256}">
   <ds:schemaRefs>
     <ds:schemaRef ds:uri="http://schemas.openxmlformats.org/officeDocument/2006/bibliography"/>
   </ds:schemaRefs>

--- a/Схемы расщепления для моделирования течений газа.docx
+++ b/Схемы расщепления для моделирования течений газа.docx
@@ -2,6 +2,12 @@
 <file path=word/document.xml><?xml version="1.0" encoding="utf-8"?>
 <w:document xmlns:wpc="http://schemas.microsoft.com/office/word/2010/wordprocessingCanvas" xmlns:cx="http://schemas.microsoft.com/office/drawing/2014/chartex" xmlns:cx1="http://schemas.microsoft.com/office/drawing/2015/9/8/chartex" xmlns:cx2="http://schemas.microsoft.com/office/drawing/2015/10/21/chartex" xmlns:cx3="http://schemas.microsoft.com/office/drawing/2016/5/9/chartex" xmlns:cx4="http://schemas.microsoft.com/office/drawing/2016/5/10/chartex" xmlns:cx5="http://schemas.microsoft.com/office/drawing/2016/5/11/chartex" xmlns:cx6="http://schemas.microsoft.com/office/drawing/2016/5/12/chartex" xmlns:cx7="http://schemas.microsoft.com/office/drawing/2016/5/13/chartex" xmlns:cx8="http://schemas.microsoft.com/office/drawing/2016/5/14/chartex" xmlns:mc="http://schemas.openxmlformats.org/markup-compatibility/2006" xmlns:aink="http://schemas.microsoft.com/office/drawing/2016/ink" xmlns:am3d="http://schemas.microsoft.com/office/drawing/2017/model3d" xmlns:o="urn:schemas-microsoft-com:office:office" xmlns:r="http://schemas.openxmlformats.org/officeDocument/2006/relationships" xmlns:m="http://schemas.openxmlformats.org/officeDocument/2006/math" xmlns:v="urn:schemas-microsoft-com:vml" xmlns:wp14="http://schemas.microsoft.com/office/word/2010/wordprocessingDrawing" xmlns:wp="http://schemas.openxmlformats.org/drawingml/2006/wordprocessingDrawing" xmlns:w10="urn:schemas-microsoft-com:office:word" xmlns:w="http://schemas.openxmlformats.org/wordprocessingml/2006/main" xmlns:w14="http://schemas.microsoft.com/office/word/2010/wordml" xmlns:w15="http://schemas.microsoft.com/office/word/2012/wordml" xmlns:w16cex="http://schemas.microsoft.com/office/word/2018/wordml/cex" xmlns:w16cid="http://schemas.microsoft.com/office/word/2016/wordml/cid" xmlns:w16="http://schemas.microsoft.com/office/word/2018/wordml" xmlns:w16se="http://schemas.microsoft.com/office/word/2015/wordml/symex" xmlns:wpg="http://schemas.microsoft.com/office/word/2010/wordprocessingGroup" xmlns:wpi="http://schemas.microsoft.com/office/word/2010/wordprocessingInk" xmlns:wne="http://schemas.microsoft.com/office/word/2006/wordml" xmlns:wps="http://schemas.microsoft.com/office/word/2010/wordprocessingShape" mc:Ignorable="w14 w15 w16se w16cid w16 w16cex wp14">
   <w:body>
+    <w:p>
+      <w:pPr>
+        <w:spacing w:after="0"/>
+        <w:jc w:val="center"/>
+      </w:pPr>
+    </w:p>
     <w:p>
       <w:pPr>
         <w:spacing w:after="0"/>
@@ -478,257 +484,1200 @@
     <w:p>
       <w:pPr>
         <w:spacing w:after="0"/>
-        <w:jc w:val="center"/>
-      </w:pPr>
+      </w:pPr>
+      <w:bookmarkStart w:id="0" w:name="_GoBack"/>
+      <w:bookmarkEnd w:id="0"/>
     </w:p>
     <w:p>
       <w:pPr>
         <w:spacing w:after="0"/>
         <w:jc w:val="center"/>
       </w:pPr>
-    </w:p>
-    <w:p>
-      <w:pPr>
-        <w:spacing w:after="0"/>
-        <w:jc w:val="center"/>
-      </w:pPr>
       <w:r>
         <w:t>Якутск, 2026</w:t>
       </w:r>
     </w:p>
-    <w:p>
-      <w:pPr>
-        <w:spacing w:after="0"/>
-        <w:jc w:val="center"/>
-        <w:rPr>
-          <w:b/>
+    <w:sdt>
+      <w:sdtPr>
+        <w:rPr>
+          <w:rFonts w:eastAsiaTheme="minorHAnsi" w:cs="Times New Roman"/>
+          <w:b w:val="0"/>
+          <w:color w:val="auto"/>
+          <w:szCs w:val="28"/>
+          <w:lang w:eastAsia="en-US"/>
+        </w:rPr>
+        <w:id w:val="-1922087365"/>
+        <w:docPartObj>
+          <w:docPartGallery w:val="Table of Contents"/>
+          <w:docPartUnique/>
+        </w:docPartObj>
+      </w:sdtPr>
+      <w:sdtEndPr>
+        <w:rPr>
           <w:bCs/>
         </w:rPr>
-      </w:pPr>
-      <w:r>
-        <w:rPr>
-          <w:b/>
-          <w:bCs/>
-        </w:rPr>
-        <w:lastRenderedPageBreak/>
-        <w:t>Содержание</w:t>
-      </w:r>
-    </w:p>
-    <w:p>
-      <w:pPr>
-        <w:spacing w:after="0"/>
-      </w:pPr>
-      <w:r>
-        <w:t>Введение</w:t>
-      </w:r>
-      <w:r>
-        <w:t xml:space="preserve"> </w:t>
-      </w:r>
-      <w:r>
-        <w:t>(3 страницы)</w:t>
-      </w:r>
-    </w:p>
-    <w:p>
-      <w:pPr>
-        <w:spacing w:after="0"/>
-      </w:pPr>
-      <w:r>
-        <w:t>Глава 1. Математичес</w:t>
-      </w:r>
-      <w:r>
-        <w:t>кая модель течени</w:t>
-      </w:r>
-      <w:r>
-        <w:t>й</w:t>
-      </w:r>
-      <w:r>
-        <w:t xml:space="preserve"> газ</w:t>
-      </w:r>
-      <w:r>
-        <w:t>ов</w:t>
-      </w:r>
-    </w:p>
-    <w:p>
-      <w:pPr>
-        <w:pStyle w:val="a4"/>
-        <w:numPr>
-          <w:ilvl w:val="1"/>
-          <w:numId w:val="7"/>
-        </w:numPr>
-        <w:spacing w:after="0"/>
-      </w:pPr>
-      <w:r>
-        <w:t>Модели</w:t>
-      </w:r>
-      <w:r>
-        <w:t xml:space="preserve"> </w:t>
-      </w:r>
-      <w:r>
-        <w:t>идеального газа</w:t>
-      </w:r>
-      <w:r>
-        <w:t xml:space="preserve"> и</w:t>
-      </w:r>
-      <w:r>
-        <w:t xml:space="preserve"> реального газа</w:t>
-      </w:r>
-    </w:p>
-    <w:p>
-      <w:pPr>
-        <w:pStyle w:val="a4"/>
-        <w:spacing w:after="0"/>
-      </w:pPr>
-      <w:r>
-        <w:t xml:space="preserve">1.1.1. </w:t>
-      </w:r>
-      <w:r>
-        <w:t>Системы уравнений Эйлера и Навье-Стокса</w:t>
-      </w:r>
-    </w:p>
-    <w:p>
-      <w:pPr>
-        <w:pStyle w:val="a4"/>
-        <w:spacing w:after="0"/>
-      </w:pPr>
-      <w:r>
-        <w:t>1.1.2. Законы сохранения</w:t>
-      </w:r>
-    </w:p>
-    <w:p>
-      <w:pPr>
-        <w:spacing w:after="0"/>
-      </w:pPr>
-      <w:r>
-        <w:t>1.2. Постановки задач</w:t>
-      </w:r>
-    </w:p>
-    <w:p>
-      <w:pPr>
-        <w:spacing w:after="0"/>
-        <w:ind w:firstLine="708"/>
-      </w:pPr>
-      <w:r>
-        <w:t>1.2.1. Начальные и граничные условия</w:t>
-      </w:r>
-    </w:p>
-    <w:p>
-      <w:pPr>
-        <w:spacing w:after="0"/>
-        <w:ind w:firstLine="708"/>
-      </w:pPr>
-      <w:r>
-        <w:t>1.2.2. Вариационная постановка</w:t>
-      </w:r>
-    </w:p>
-    <w:p>
-      <w:pPr>
-        <w:spacing w:after="0"/>
-        <w:ind w:firstLine="708"/>
-      </w:pPr>
-      <w:r>
-        <w:t>1.2.3. Дискретизация по времени и пространству</w:t>
-      </w:r>
-    </w:p>
-    <w:p>
-      <w:pPr>
-        <w:spacing w:after="0"/>
-      </w:pPr>
-      <w:r>
-        <w:t>Глава 2.</w:t>
-      </w:r>
-      <w:r>
-        <w:t xml:space="preserve"> Схем</w:t>
-      </w:r>
-      <w:r>
-        <w:t>ы</w:t>
-      </w:r>
-      <w:r>
-        <w:t xml:space="preserve"> расщепления</w:t>
-      </w:r>
-    </w:p>
-    <w:p>
-      <w:pPr>
-        <w:spacing w:after="0"/>
-      </w:pPr>
-      <w:r>
-        <w:t>2.1. Решение неявной задачи методом Ньютона</w:t>
-      </w:r>
-    </w:p>
-    <w:p>
-      <w:pPr>
-        <w:spacing w:after="0"/>
-      </w:pPr>
-      <w:r>
-        <w:t>2.</w:t>
-      </w:r>
-      <w:r>
-        <w:t>2</w:t>
-      </w:r>
-      <w:r>
-        <w:t>. Линеаризованная схема расщепления</w:t>
-      </w:r>
-    </w:p>
-    <w:p>
-      <w:pPr>
-        <w:spacing w:after="0"/>
-      </w:pPr>
-      <w:r>
-        <w:t>2.</w:t>
-      </w:r>
-      <w:r>
-        <w:t>3</w:t>
-      </w:r>
-      <w:r>
-        <w:t>. Итерационная схема расщепления</w:t>
-      </w:r>
-    </w:p>
-    <w:p>
-      <w:pPr>
-        <w:spacing w:after="0"/>
-      </w:pPr>
-      <w:r>
-        <w:t>2.</w:t>
-      </w:r>
-      <w:r>
-        <w:t>3</w:t>
-      </w:r>
-      <w:r>
-        <w:t>.</w:t>
-      </w:r>
-      <w:r>
-        <w:t xml:space="preserve"> </w:t>
-      </w:r>
-      <w:r>
-        <w:t>Анализ результатов</w:t>
-      </w:r>
-    </w:p>
-    <w:p>
-      <w:pPr>
-        <w:spacing w:after="0"/>
-      </w:pPr>
-      <w:r>
-        <w:t>Заключение</w:t>
-      </w:r>
-      <w:r>
-        <w:t xml:space="preserve"> (1 страница)</w:t>
-      </w:r>
-    </w:p>
-    <w:p>
-      <w:pPr>
-        <w:spacing w:after="0"/>
-      </w:pPr>
-      <w:r>
-        <w:t>Список литературы</w:t>
-      </w:r>
-    </w:p>
-    <w:p>
-      <w:pPr>
-        <w:spacing w:after="0"/>
-      </w:pPr>
-      <w:r>
-        <w:t>Приложение</w:t>
-      </w:r>
-    </w:p>
+      </w:sdtEndPr>
+      <w:sdtContent>
+        <w:p>
+          <w:pPr>
+            <w:pStyle w:val="a3"/>
+          </w:pPr>
+          <w:r>
+            <w:t>Оглавление</w:t>
+          </w:r>
+        </w:p>
+        <w:p>
+          <w:pPr>
+            <w:pStyle w:val="11"/>
+            <w:tabs>
+              <w:tab w:val="right" w:leader="dot" w:pos="9628"/>
+            </w:tabs>
+            <w:rPr>
+              <w:noProof/>
+            </w:rPr>
+          </w:pPr>
+          <w:r>
+            <w:fldChar w:fldCharType="begin"/>
+          </w:r>
+          <w:r>
+            <w:instrText xml:space="preserve"> TOC \o "1-3" \h \z \u </w:instrText>
+          </w:r>
+          <w:r>
+            <w:fldChar w:fldCharType="separate"/>
+          </w:r>
+          <w:hyperlink w:anchor="_Toc228424901" w:history="1">
+            <w:r>
+              <w:rPr>
+                <w:rStyle w:val="a7"/>
+                <w:noProof/>
+              </w:rPr>
+              <w:t>Введение</w:t>
+            </w:r>
+            <w:r>
+              <w:rPr>
+                <w:noProof/>
+                <w:webHidden/>
+              </w:rPr>
+              <w:tab/>
+            </w:r>
+            <w:r>
+              <w:rPr>
+                <w:noProof/>
+                <w:webHidden/>
+              </w:rPr>
+              <w:fldChar w:fldCharType="begin"/>
+            </w:r>
+            <w:r>
+              <w:rPr>
+                <w:noProof/>
+                <w:webHidden/>
+              </w:rPr>
+              <w:instrText xml:space="preserve"> PAGEREF _Toc228424901 \h </w:instrText>
+            </w:r>
+            <w:r>
+              <w:rPr>
+                <w:noProof/>
+                <w:webHidden/>
+              </w:rPr>
+            </w:r>
+            <w:r>
+              <w:rPr>
+                <w:noProof/>
+                <w:webHidden/>
+              </w:rPr>
+              <w:fldChar w:fldCharType="separate"/>
+            </w:r>
+            <w:r>
+              <w:rPr>
+                <w:noProof/>
+                <w:webHidden/>
+              </w:rPr>
+              <w:t>3</w:t>
+            </w:r>
+            <w:r>
+              <w:rPr>
+                <w:noProof/>
+                <w:webHidden/>
+              </w:rPr>
+              <w:fldChar w:fldCharType="end"/>
+            </w:r>
+          </w:hyperlink>
+        </w:p>
+        <w:p>
+          <w:pPr>
+            <w:pStyle w:val="11"/>
+            <w:tabs>
+              <w:tab w:val="right" w:leader="dot" w:pos="9628"/>
+            </w:tabs>
+            <w:rPr>
+              <w:noProof/>
+            </w:rPr>
+          </w:pPr>
+          <w:hyperlink w:anchor="_Toc228424902" w:history="1">
+            <w:r>
+              <w:rPr>
+                <w:rStyle w:val="a7"/>
+                <w:noProof/>
+              </w:rPr>
+              <w:t>Глава 1. Математическая модель течений газов</w:t>
+            </w:r>
+            <w:r>
+              <w:rPr>
+                <w:noProof/>
+                <w:webHidden/>
+              </w:rPr>
+              <w:tab/>
+            </w:r>
+            <w:r>
+              <w:rPr>
+                <w:noProof/>
+                <w:webHidden/>
+              </w:rPr>
+              <w:fldChar w:fldCharType="begin"/>
+            </w:r>
+            <w:r>
+              <w:rPr>
+                <w:noProof/>
+                <w:webHidden/>
+              </w:rPr>
+              <w:instrText xml:space="preserve"> PAGEREF _Toc228424902 \h </w:instrText>
+            </w:r>
+            <w:r>
+              <w:rPr>
+                <w:noProof/>
+                <w:webHidden/>
+              </w:rPr>
+            </w:r>
+            <w:r>
+              <w:rPr>
+                <w:noProof/>
+                <w:webHidden/>
+              </w:rPr>
+              <w:fldChar w:fldCharType="separate"/>
+            </w:r>
+            <w:r>
+              <w:rPr>
+                <w:noProof/>
+                <w:webHidden/>
+              </w:rPr>
+              <w:t>5</w:t>
+            </w:r>
+            <w:r>
+              <w:rPr>
+                <w:noProof/>
+                <w:webHidden/>
+              </w:rPr>
+              <w:fldChar w:fldCharType="end"/>
+            </w:r>
+          </w:hyperlink>
+        </w:p>
+        <w:p>
+          <w:pPr>
+            <w:pStyle w:val="21"/>
+            <w:tabs>
+              <w:tab w:val="left" w:pos="880"/>
+              <w:tab w:val="right" w:leader="dot" w:pos="9628"/>
+            </w:tabs>
+            <w:rPr>
+              <w:noProof/>
+            </w:rPr>
+          </w:pPr>
+          <w:hyperlink w:anchor="_Toc228424903" w:history="1">
+            <w:r>
+              <w:rPr>
+                <w:rStyle w:val="a7"/>
+                <w:noProof/>
+              </w:rPr>
+              <w:t>1.1.</w:t>
+            </w:r>
+            <w:r>
+              <w:rPr>
+                <w:noProof/>
+              </w:rPr>
+              <w:tab/>
+            </w:r>
+            <w:r>
+              <w:rPr>
+                <w:rStyle w:val="a7"/>
+                <w:noProof/>
+              </w:rPr>
+              <w:t>Модели идеального газа и реального газа</w:t>
+            </w:r>
+            <w:r>
+              <w:rPr>
+                <w:noProof/>
+                <w:webHidden/>
+              </w:rPr>
+              <w:tab/>
+            </w:r>
+            <w:r>
+              <w:rPr>
+                <w:noProof/>
+                <w:webHidden/>
+              </w:rPr>
+              <w:fldChar w:fldCharType="begin"/>
+            </w:r>
+            <w:r>
+              <w:rPr>
+                <w:noProof/>
+                <w:webHidden/>
+              </w:rPr>
+              <w:instrText xml:space="preserve"> PAGEREF _Toc228424903 \h </w:instrText>
+            </w:r>
+            <w:r>
+              <w:rPr>
+                <w:noProof/>
+                <w:webHidden/>
+              </w:rPr>
+            </w:r>
+            <w:r>
+              <w:rPr>
+                <w:noProof/>
+                <w:webHidden/>
+              </w:rPr>
+              <w:fldChar w:fldCharType="separate"/>
+            </w:r>
+            <w:r>
+              <w:rPr>
+                <w:noProof/>
+                <w:webHidden/>
+              </w:rPr>
+              <w:t>5</w:t>
+            </w:r>
+            <w:r>
+              <w:rPr>
+                <w:noProof/>
+                <w:webHidden/>
+              </w:rPr>
+              <w:fldChar w:fldCharType="end"/>
+            </w:r>
+          </w:hyperlink>
+        </w:p>
+        <w:p>
+          <w:pPr>
+            <w:pStyle w:val="31"/>
+            <w:tabs>
+              <w:tab w:val="left" w:pos="1320"/>
+              <w:tab w:val="right" w:leader="dot" w:pos="9628"/>
+            </w:tabs>
+            <w:rPr>
+              <w:noProof/>
+            </w:rPr>
+          </w:pPr>
+          <w:hyperlink w:anchor="_Toc228424904" w:history="1">
+            <w:r>
+              <w:rPr>
+                <w:rStyle w:val="a7"/>
+                <w:noProof/>
+              </w:rPr>
+              <w:t>1.1.1.</w:t>
+            </w:r>
+            <w:r>
+              <w:rPr>
+                <w:noProof/>
+              </w:rPr>
+              <w:tab/>
+            </w:r>
+            <w:r>
+              <w:rPr>
+                <w:rStyle w:val="a7"/>
+                <w:noProof/>
+              </w:rPr>
+              <w:t>Системы уравнений Эйлера и Навье-Стокса</w:t>
+            </w:r>
+            <w:r>
+              <w:rPr>
+                <w:noProof/>
+                <w:webHidden/>
+              </w:rPr>
+              <w:tab/>
+            </w:r>
+            <w:r>
+              <w:rPr>
+                <w:noProof/>
+                <w:webHidden/>
+              </w:rPr>
+              <w:fldChar w:fldCharType="begin"/>
+            </w:r>
+            <w:r>
+              <w:rPr>
+                <w:noProof/>
+                <w:webHidden/>
+              </w:rPr>
+              <w:instrText xml:space="preserve"> PAGEREF _Toc228424904 \h </w:instrText>
+            </w:r>
+            <w:r>
+              <w:rPr>
+                <w:noProof/>
+                <w:webHidden/>
+              </w:rPr>
+            </w:r>
+            <w:r>
+              <w:rPr>
+                <w:noProof/>
+                <w:webHidden/>
+              </w:rPr>
+              <w:fldChar w:fldCharType="separate"/>
+            </w:r>
+            <w:r>
+              <w:rPr>
+                <w:noProof/>
+                <w:webHidden/>
+              </w:rPr>
+              <w:t>5</w:t>
+            </w:r>
+            <w:r>
+              <w:rPr>
+                <w:noProof/>
+                <w:webHidden/>
+              </w:rPr>
+              <w:fldChar w:fldCharType="end"/>
+            </w:r>
+          </w:hyperlink>
+        </w:p>
+        <w:p>
+          <w:pPr>
+            <w:pStyle w:val="31"/>
+            <w:tabs>
+              <w:tab w:val="right" w:leader="dot" w:pos="9628"/>
+            </w:tabs>
+            <w:rPr>
+              <w:noProof/>
+            </w:rPr>
+          </w:pPr>
+          <w:hyperlink w:anchor="_Toc228424905" w:history="1">
+            <w:r>
+              <w:rPr>
+                <w:rStyle w:val="a7"/>
+                <w:bCs/>
+                <w:noProof/>
+              </w:rPr>
+              <w:t>1.</w:t>
+            </w:r>
+            <w:r>
+              <w:rPr>
+                <w:rStyle w:val="a7"/>
+                <w:noProof/>
+              </w:rPr>
+              <w:t>1.2. Законы сохранения</w:t>
+            </w:r>
+            <w:r>
+              <w:rPr>
+                <w:noProof/>
+                <w:webHidden/>
+              </w:rPr>
+              <w:tab/>
+            </w:r>
+            <w:r>
+              <w:rPr>
+                <w:noProof/>
+                <w:webHidden/>
+              </w:rPr>
+              <w:fldChar w:fldCharType="begin"/>
+            </w:r>
+            <w:r>
+              <w:rPr>
+                <w:noProof/>
+                <w:webHidden/>
+              </w:rPr>
+              <w:instrText xml:space="preserve"> PAGEREF _Toc228424905 \h </w:instrText>
+            </w:r>
+            <w:r>
+              <w:rPr>
+                <w:noProof/>
+                <w:webHidden/>
+              </w:rPr>
+            </w:r>
+            <w:r>
+              <w:rPr>
+                <w:noProof/>
+                <w:webHidden/>
+              </w:rPr>
+              <w:fldChar w:fldCharType="separate"/>
+            </w:r>
+            <w:r>
+              <w:rPr>
+                <w:noProof/>
+                <w:webHidden/>
+              </w:rPr>
+              <w:t>6</w:t>
+            </w:r>
+            <w:r>
+              <w:rPr>
+                <w:noProof/>
+                <w:webHidden/>
+              </w:rPr>
+              <w:fldChar w:fldCharType="end"/>
+            </w:r>
+          </w:hyperlink>
+        </w:p>
+        <w:p>
+          <w:pPr>
+            <w:pStyle w:val="21"/>
+            <w:tabs>
+              <w:tab w:val="right" w:leader="dot" w:pos="9628"/>
+            </w:tabs>
+            <w:rPr>
+              <w:noProof/>
+            </w:rPr>
+          </w:pPr>
+          <w:hyperlink w:anchor="_Toc228424906" w:history="1">
+            <w:r>
+              <w:rPr>
+                <w:rStyle w:val="a7"/>
+                <w:bCs/>
+                <w:noProof/>
+              </w:rPr>
+              <w:t>1</w:t>
+            </w:r>
+            <w:r>
+              <w:rPr>
+                <w:rStyle w:val="a7"/>
+                <w:noProof/>
+              </w:rPr>
+              <w:t>.2. Постановки задач</w:t>
+            </w:r>
+            <w:r>
+              <w:rPr>
+                <w:noProof/>
+                <w:webHidden/>
+              </w:rPr>
+              <w:tab/>
+            </w:r>
+            <w:r>
+              <w:rPr>
+                <w:noProof/>
+                <w:webHidden/>
+              </w:rPr>
+              <w:fldChar w:fldCharType="begin"/>
+            </w:r>
+            <w:r>
+              <w:rPr>
+                <w:noProof/>
+                <w:webHidden/>
+              </w:rPr>
+              <w:instrText xml:space="preserve"> PAGEREF _Toc228424906 \h </w:instrText>
+            </w:r>
+            <w:r>
+              <w:rPr>
+                <w:noProof/>
+                <w:webHidden/>
+              </w:rPr>
+            </w:r>
+            <w:r>
+              <w:rPr>
+                <w:noProof/>
+                <w:webHidden/>
+              </w:rPr>
+              <w:fldChar w:fldCharType="separate"/>
+            </w:r>
+            <w:r>
+              <w:rPr>
+                <w:noProof/>
+                <w:webHidden/>
+              </w:rPr>
+              <w:t>8</w:t>
+            </w:r>
+            <w:r>
+              <w:rPr>
+                <w:noProof/>
+                <w:webHidden/>
+              </w:rPr>
+              <w:fldChar w:fldCharType="end"/>
+            </w:r>
+          </w:hyperlink>
+        </w:p>
+        <w:p>
+          <w:pPr>
+            <w:pStyle w:val="31"/>
+            <w:tabs>
+              <w:tab w:val="right" w:leader="dot" w:pos="9628"/>
+            </w:tabs>
+            <w:rPr>
+              <w:noProof/>
+            </w:rPr>
+          </w:pPr>
+          <w:hyperlink w:anchor="_Toc228424907" w:history="1">
+            <w:r>
+              <w:rPr>
+                <w:rStyle w:val="a7"/>
+                <w:noProof/>
+              </w:rPr>
+              <w:t>1.2.1. Начальные и граничные условия</w:t>
+            </w:r>
+            <w:r>
+              <w:rPr>
+                <w:noProof/>
+                <w:webHidden/>
+              </w:rPr>
+              <w:tab/>
+            </w:r>
+            <w:r>
+              <w:rPr>
+                <w:noProof/>
+                <w:webHidden/>
+              </w:rPr>
+              <w:fldChar w:fldCharType="begin"/>
+            </w:r>
+            <w:r>
+              <w:rPr>
+                <w:noProof/>
+                <w:webHidden/>
+              </w:rPr>
+              <w:instrText xml:space="preserve"> PAGEREF _Toc228424907 \h </w:instrText>
+            </w:r>
+            <w:r>
+              <w:rPr>
+                <w:noProof/>
+                <w:webHidden/>
+              </w:rPr>
+            </w:r>
+            <w:r>
+              <w:rPr>
+                <w:noProof/>
+                <w:webHidden/>
+              </w:rPr>
+              <w:fldChar w:fldCharType="separate"/>
+            </w:r>
+            <w:r>
+              <w:rPr>
+                <w:noProof/>
+                <w:webHidden/>
+              </w:rPr>
+              <w:t>8</w:t>
+            </w:r>
+            <w:r>
+              <w:rPr>
+                <w:noProof/>
+                <w:webHidden/>
+              </w:rPr>
+              <w:fldChar w:fldCharType="end"/>
+            </w:r>
+          </w:hyperlink>
+        </w:p>
+        <w:p>
+          <w:pPr>
+            <w:pStyle w:val="31"/>
+            <w:tabs>
+              <w:tab w:val="right" w:leader="dot" w:pos="9628"/>
+            </w:tabs>
+            <w:rPr>
+              <w:noProof/>
+            </w:rPr>
+          </w:pPr>
+          <w:hyperlink w:anchor="_Toc228424908" w:history="1">
+            <w:r>
+              <w:rPr>
+                <w:rStyle w:val="a7"/>
+                <w:noProof/>
+              </w:rPr>
+              <w:t>1.2.2. Вариационная постановка</w:t>
+            </w:r>
+            <w:r>
+              <w:rPr>
+                <w:noProof/>
+                <w:webHidden/>
+              </w:rPr>
+              <w:tab/>
+            </w:r>
+            <w:r>
+              <w:rPr>
+                <w:noProof/>
+                <w:webHidden/>
+              </w:rPr>
+              <w:fldChar w:fldCharType="begin"/>
+            </w:r>
+            <w:r>
+              <w:rPr>
+                <w:noProof/>
+                <w:webHidden/>
+              </w:rPr>
+              <w:instrText xml:space="preserve"> PAGEREF _Toc228424908 \h </w:instrText>
+            </w:r>
+            <w:r>
+              <w:rPr>
+                <w:noProof/>
+                <w:webHidden/>
+              </w:rPr>
+            </w:r>
+            <w:r>
+              <w:rPr>
+                <w:noProof/>
+                <w:webHidden/>
+              </w:rPr>
+              <w:fldChar w:fldCharType="separate"/>
+            </w:r>
+            <w:r>
+              <w:rPr>
+                <w:noProof/>
+                <w:webHidden/>
+              </w:rPr>
+              <w:t>9</w:t>
+            </w:r>
+            <w:r>
+              <w:rPr>
+                <w:noProof/>
+                <w:webHidden/>
+              </w:rPr>
+              <w:fldChar w:fldCharType="end"/>
+            </w:r>
+          </w:hyperlink>
+        </w:p>
+        <w:p>
+          <w:pPr>
+            <w:pStyle w:val="31"/>
+            <w:tabs>
+              <w:tab w:val="right" w:leader="dot" w:pos="9628"/>
+            </w:tabs>
+            <w:rPr>
+              <w:noProof/>
+            </w:rPr>
+          </w:pPr>
+          <w:hyperlink w:anchor="_Toc228424909" w:history="1">
+            <w:r>
+              <w:rPr>
+                <w:rStyle w:val="a7"/>
+                <w:noProof/>
+              </w:rPr>
+              <w:t>1.2.3. Дискретизация по времени и пространству</w:t>
+            </w:r>
+            <w:r>
+              <w:rPr>
+                <w:noProof/>
+                <w:webHidden/>
+              </w:rPr>
+              <w:tab/>
+            </w:r>
+            <w:r>
+              <w:rPr>
+                <w:noProof/>
+                <w:webHidden/>
+              </w:rPr>
+              <w:fldChar w:fldCharType="begin"/>
+            </w:r>
+            <w:r>
+              <w:rPr>
+                <w:noProof/>
+                <w:webHidden/>
+              </w:rPr>
+              <w:instrText xml:space="preserve"> PAGEREF _Toc228424909 \h </w:instrText>
+            </w:r>
+            <w:r>
+              <w:rPr>
+                <w:noProof/>
+                <w:webHidden/>
+              </w:rPr>
+            </w:r>
+            <w:r>
+              <w:rPr>
+                <w:noProof/>
+                <w:webHidden/>
+              </w:rPr>
+              <w:fldChar w:fldCharType="separate"/>
+            </w:r>
+            <w:r>
+              <w:rPr>
+                <w:noProof/>
+                <w:webHidden/>
+              </w:rPr>
+              <w:t>10</w:t>
+            </w:r>
+            <w:r>
+              <w:rPr>
+                <w:noProof/>
+                <w:webHidden/>
+              </w:rPr>
+              <w:fldChar w:fldCharType="end"/>
+            </w:r>
+          </w:hyperlink>
+        </w:p>
+        <w:p>
+          <w:pPr>
+            <w:pStyle w:val="11"/>
+            <w:tabs>
+              <w:tab w:val="right" w:leader="dot" w:pos="9628"/>
+            </w:tabs>
+            <w:rPr>
+              <w:noProof/>
+            </w:rPr>
+          </w:pPr>
+          <w:hyperlink w:anchor="_Toc228424910" w:history="1">
+            <w:r>
+              <w:rPr>
+                <w:rStyle w:val="a7"/>
+                <w:noProof/>
+              </w:rPr>
+              <w:t>Глава 2. Схемы расщепления</w:t>
+            </w:r>
+            <w:r>
+              <w:rPr>
+                <w:noProof/>
+                <w:webHidden/>
+              </w:rPr>
+              <w:tab/>
+            </w:r>
+            <w:r>
+              <w:rPr>
+                <w:noProof/>
+                <w:webHidden/>
+              </w:rPr>
+              <w:fldChar w:fldCharType="begin"/>
+            </w:r>
+            <w:r>
+              <w:rPr>
+                <w:noProof/>
+                <w:webHidden/>
+              </w:rPr>
+              <w:instrText xml:space="preserve"> PAGEREF _Toc228424910 \h </w:instrText>
+            </w:r>
+            <w:r>
+              <w:rPr>
+                <w:noProof/>
+                <w:webHidden/>
+              </w:rPr>
+            </w:r>
+            <w:r>
+              <w:rPr>
+                <w:noProof/>
+                <w:webHidden/>
+              </w:rPr>
+              <w:fldChar w:fldCharType="separate"/>
+            </w:r>
+            <w:r>
+              <w:rPr>
+                <w:noProof/>
+                <w:webHidden/>
+              </w:rPr>
+              <w:t>14</w:t>
+            </w:r>
+            <w:r>
+              <w:rPr>
+                <w:noProof/>
+                <w:webHidden/>
+              </w:rPr>
+              <w:fldChar w:fldCharType="end"/>
+            </w:r>
+          </w:hyperlink>
+        </w:p>
+        <w:p>
+          <w:pPr>
+            <w:pStyle w:val="21"/>
+            <w:tabs>
+              <w:tab w:val="right" w:leader="dot" w:pos="9628"/>
+            </w:tabs>
+            <w:rPr>
+              <w:noProof/>
+            </w:rPr>
+          </w:pPr>
+          <w:hyperlink w:anchor="_Toc228424911" w:history="1">
+            <w:r>
+              <w:rPr>
+                <w:rStyle w:val="a7"/>
+                <w:noProof/>
+              </w:rPr>
+              <w:t>2.1. Решение неявной задачи методом Ньютона</w:t>
+            </w:r>
+            <w:r>
+              <w:rPr>
+                <w:noProof/>
+                <w:webHidden/>
+              </w:rPr>
+              <w:tab/>
+            </w:r>
+            <w:r>
+              <w:rPr>
+                <w:noProof/>
+                <w:webHidden/>
+              </w:rPr>
+              <w:fldChar w:fldCharType="begin"/>
+            </w:r>
+            <w:r>
+              <w:rPr>
+                <w:noProof/>
+                <w:webHidden/>
+              </w:rPr>
+              <w:instrText xml:space="preserve"> PAGEREF _Toc228424911 \h </w:instrText>
+            </w:r>
+            <w:r>
+              <w:rPr>
+                <w:noProof/>
+                <w:webHidden/>
+              </w:rPr>
+            </w:r>
+            <w:r>
+              <w:rPr>
+                <w:noProof/>
+                <w:webHidden/>
+              </w:rPr>
+              <w:fldChar w:fldCharType="separate"/>
+            </w:r>
+            <w:r>
+              <w:rPr>
+                <w:noProof/>
+                <w:webHidden/>
+              </w:rPr>
+              <w:t>14</w:t>
+            </w:r>
+            <w:r>
+              <w:rPr>
+                <w:noProof/>
+                <w:webHidden/>
+              </w:rPr>
+              <w:fldChar w:fldCharType="end"/>
+            </w:r>
+          </w:hyperlink>
+        </w:p>
+        <w:p>
+          <w:pPr>
+            <w:pStyle w:val="21"/>
+            <w:tabs>
+              <w:tab w:val="right" w:leader="dot" w:pos="9628"/>
+            </w:tabs>
+            <w:rPr>
+              <w:noProof/>
+            </w:rPr>
+          </w:pPr>
+          <w:hyperlink w:anchor="_Toc228424912" w:history="1">
+            <w:r>
+              <w:rPr>
+                <w:rStyle w:val="a7"/>
+                <w:noProof/>
+              </w:rPr>
+              <w:t>2.2. Линеаризованная схема</w:t>
+            </w:r>
+            <w:r>
+              <w:rPr>
+                <w:noProof/>
+                <w:webHidden/>
+              </w:rPr>
+              <w:tab/>
+            </w:r>
+            <w:r>
+              <w:rPr>
+                <w:noProof/>
+                <w:webHidden/>
+              </w:rPr>
+              <w:fldChar w:fldCharType="begin"/>
+            </w:r>
+            <w:r>
+              <w:rPr>
+                <w:noProof/>
+                <w:webHidden/>
+              </w:rPr>
+              <w:instrText xml:space="preserve"> PAGEREF _Toc228424912 \h </w:instrText>
+            </w:r>
+            <w:r>
+              <w:rPr>
+                <w:noProof/>
+                <w:webHidden/>
+              </w:rPr>
+            </w:r>
+            <w:r>
+              <w:rPr>
+                <w:noProof/>
+                <w:webHidden/>
+              </w:rPr>
+              <w:fldChar w:fldCharType="separate"/>
+            </w:r>
+            <w:r>
+              <w:rPr>
+                <w:noProof/>
+                <w:webHidden/>
+              </w:rPr>
+              <w:t>15</w:t>
+            </w:r>
+            <w:r>
+              <w:rPr>
+                <w:noProof/>
+                <w:webHidden/>
+              </w:rPr>
+              <w:fldChar w:fldCharType="end"/>
+            </w:r>
+          </w:hyperlink>
+        </w:p>
+        <w:p>
+          <w:pPr>
+            <w:pStyle w:val="21"/>
+            <w:tabs>
+              <w:tab w:val="right" w:leader="dot" w:pos="9628"/>
+            </w:tabs>
+            <w:rPr>
+              <w:noProof/>
+            </w:rPr>
+          </w:pPr>
+          <w:hyperlink w:anchor="_Toc228424913" w:history="1">
+            <w:r>
+              <w:rPr>
+                <w:rStyle w:val="a7"/>
+                <w:noProof/>
+              </w:rPr>
+              <w:t>2.3. Итерационная схема</w:t>
+            </w:r>
+            <w:r>
+              <w:rPr>
+                <w:noProof/>
+                <w:webHidden/>
+              </w:rPr>
+              <w:tab/>
+            </w:r>
+            <w:r>
+              <w:rPr>
+                <w:noProof/>
+                <w:webHidden/>
+              </w:rPr>
+              <w:fldChar w:fldCharType="begin"/>
+            </w:r>
+            <w:r>
+              <w:rPr>
+                <w:noProof/>
+                <w:webHidden/>
+              </w:rPr>
+              <w:instrText xml:space="preserve"> PAGEREF _Toc228424913 \h </w:instrText>
+            </w:r>
+            <w:r>
+              <w:rPr>
+                <w:noProof/>
+                <w:webHidden/>
+              </w:rPr>
+            </w:r>
+            <w:r>
+              <w:rPr>
+                <w:noProof/>
+                <w:webHidden/>
+              </w:rPr>
+              <w:fldChar w:fldCharType="separate"/>
+            </w:r>
+            <w:r>
+              <w:rPr>
+                <w:noProof/>
+                <w:webHidden/>
+              </w:rPr>
+              <w:t>15</w:t>
+            </w:r>
+            <w:r>
+              <w:rPr>
+                <w:noProof/>
+                <w:webHidden/>
+              </w:rPr>
+              <w:fldChar w:fldCharType="end"/>
+            </w:r>
+          </w:hyperlink>
+        </w:p>
+        <w:p>
+          <w:pPr>
+            <w:pStyle w:val="21"/>
+            <w:tabs>
+              <w:tab w:val="right" w:leader="dot" w:pos="9628"/>
+            </w:tabs>
+            <w:rPr>
+              <w:noProof/>
+            </w:rPr>
+          </w:pPr>
+          <w:hyperlink w:anchor="_Toc228424914" w:history="1">
+            <w:r>
+              <w:rPr>
+                <w:rStyle w:val="a7"/>
+                <w:noProof/>
+              </w:rPr>
+              <w:t>2.5. Анализ результатов</w:t>
+            </w:r>
+            <w:r>
+              <w:rPr>
+                <w:noProof/>
+                <w:webHidden/>
+              </w:rPr>
+              <w:tab/>
+            </w:r>
+            <w:r>
+              <w:rPr>
+                <w:noProof/>
+                <w:webHidden/>
+              </w:rPr>
+              <w:fldChar w:fldCharType="begin"/>
+            </w:r>
+            <w:r>
+              <w:rPr>
+                <w:noProof/>
+                <w:webHidden/>
+              </w:rPr>
+              <w:instrText xml:space="preserve"> PAGEREF _Toc228424914 \h </w:instrText>
+            </w:r>
+            <w:r>
+              <w:rPr>
+                <w:noProof/>
+                <w:webHidden/>
+              </w:rPr>
+            </w:r>
+            <w:r>
+              <w:rPr>
+                <w:noProof/>
+                <w:webHidden/>
+              </w:rPr>
+              <w:fldChar w:fldCharType="separate"/>
+            </w:r>
+            <w:r>
+              <w:rPr>
+                <w:noProof/>
+                <w:webHidden/>
+              </w:rPr>
+              <w:t>16</w:t>
+            </w:r>
+            <w:r>
+              <w:rPr>
+                <w:noProof/>
+                <w:webHidden/>
+              </w:rPr>
+              <w:fldChar w:fldCharType="end"/>
+            </w:r>
+          </w:hyperlink>
+        </w:p>
+        <w:p>
+          <w:pPr>
+            <w:pStyle w:val="11"/>
+            <w:tabs>
+              <w:tab w:val="right" w:leader="dot" w:pos="9628"/>
+            </w:tabs>
+            <w:rPr>
+              <w:noProof/>
+            </w:rPr>
+          </w:pPr>
+          <w:hyperlink w:anchor="_Toc228424915" w:history="1">
+            <w:r>
+              <w:rPr>
+                <w:rStyle w:val="a7"/>
+                <w:noProof/>
+              </w:rPr>
+              <w:t>Заключение</w:t>
+            </w:r>
+            <w:r>
+              <w:rPr>
+                <w:noProof/>
+                <w:webHidden/>
+              </w:rPr>
+              <w:tab/>
+            </w:r>
+            <w:r>
+              <w:rPr>
+                <w:noProof/>
+                <w:webHidden/>
+              </w:rPr>
+              <w:fldChar w:fldCharType="begin"/>
+            </w:r>
+            <w:r>
+              <w:rPr>
+                <w:noProof/>
+                <w:webHidden/>
+              </w:rPr>
+              <w:instrText xml:space="preserve"> PAGEREF _Toc228424915 \h </w:instrText>
+            </w:r>
+            <w:r>
+              <w:rPr>
+                <w:noProof/>
+                <w:webHidden/>
+              </w:rPr>
+            </w:r>
+            <w:r>
+              <w:rPr>
+                <w:noProof/>
+                <w:webHidden/>
+              </w:rPr>
+              <w:fldChar w:fldCharType="separate"/>
+            </w:r>
+            <w:r>
+              <w:rPr>
+                <w:noProof/>
+                <w:webHidden/>
+              </w:rPr>
+              <w:t>26</w:t>
+            </w:r>
+            <w:r>
+              <w:rPr>
+                <w:noProof/>
+                <w:webHidden/>
+              </w:rPr>
+              <w:fldChar w:fldCharType="end"/>
+            </w:r>
+          </w:hyperlink>
+        </w:p>
+        <w:p>
+          <w:pPr>
+            <w:pStyle w:val="11"/>
+            <w:tabs>
+              <w:tab w:val="right" w:leader="dot" w:pos="9628"/>
+            </w:tabs>
+            <w:rPr>
+              <w:noProof/>
+            </w:rPr>
+          </w:pPr>
+          <w:hyperlink w:anchor="_Toc228424916" w:history="1">
+            <w:r>
+              <w:rPr>
+                <w:rStyle w:val="a7"/>
+                <w:noProof/>
+              </w:rPr>
+              <w:t>Список литературы</w:t>
+            </w:r>
+            <w:r>
+              <w:rPr>
+                <w:noProof/>
+                <w:webHidden/>
+              </w:rPr>
+              <w:tab/>
+            </w:r>
+            <w:r>
+              <w:rPr>
+                <w:noProof/>
+                <w:webHidden/>
+              </w:rPr>
+              <w:fldChar w:fldCharType="begin"/>
+            </w:r>
+            <w:r>
+              <w:rPr>
+                <w:noProof/>
+                <w:webHidden/>
+              </w:rPr>
+              <w:instrText xml:space="preserve"> PAGEREF _Toc228424916 \h </w:instrText>
+            </w:r>
+            <w:r>
+              <w:rPr>
+                <w:noProof/>
+                <w:webHidden/>
+              </w:rPr>
+            </w:r>
+            <w:r>
+              <w:rPr>
+                <w:noProof/>
+                <w:webHidden/>
+              </w:rPr>
+              <w:fldChar w:fldCharType="separate"/>
+            </w:r>
+            <w:r>
+              <w:rPr>
+                <w:noProof/>
+                <w:webHidden/>
+              </w:rPr>
+              <w:t>27</w:t>
+            </w:r>
+            <w:r>
+              <w:rPr>
+                <w:noProof/>
+                <w:webHidden/>
+              </w:rPr>
+              <w:fldChar w:fldCharType="end"/>
+            </w:r>
+          </w:hyperlink>
+        </w:p>
+        <w:p>
+          <w:r>
+            <w:rPr>
+              <w:b/>
+              <w:bCs/>
+            </w:rPr>
+            <w:fldChar w:fldCharType="end"/>
+          </w:r>
+        </w:p>
+      </w:sdtContent>
+    </w:sdt>
     <w:p>
       <w:r>
         <w:br w:type="page"/>
@@ -739,10 +1688,12 @@
         <w:pStyle w:val="1"/>
         <w:spacing w:before="0"/>
       </w:pPr>
+      <w:bookmarkStart w:id="1" w:name="_Toc228424901"/>
       <w:r>
         <w:lastRenderedPageBreak/>
         <w:t>Введение</w:t>
       </w:r>
+      <w:bookmarkEnd w:id="1"/>
     </w:p>
     <w:p>
       <w:pPr>
@@ -1239,6 +2190,7 @@
       <w:r>
         <w:br w:type="page"/>
       </w:r>
+      <w:bookmarkStart w:id="2" w:name="_Toc228424902"/>
       <w:r>
         <w:lastRenderedPageBreak/>
         <w:t xml:space="preserve">Глава 1. Математическая модель </w:t>
@@ -1246,6 +2198,7 @@
       <w:r>
         <w:t>течений газов</w:t>
       </w:r>
+      <w:bookmarkEnd w:id="2"/>
     </w:p>
     <w:p>
       <w:pPr>
@@ -1291,7 +2244,13 @@
         <w:t xml:space="preserve"> законами сохранения </w:t>
       </w:r>
       <w:r>
-        <w:t>[6][36]</w:t>
+        <w:t>[6</w:t>
+      </w:r>
+      <w:r>
+        <w:t xml:space="preserve">, </w:t>
+      </w:r>
+      <w:r>
+        <w:t>36]</w:t>
       </w:r>
       <w:r>
         <w:t>.</w:t>
@@ -1306,12 +2265,14 @@
         </w:numPr>
         <w:spacing w:before="0"/>
       </w:pPr>
+      <w:bookmarkStart w:id="3" w:name="_Toc228424903"/>
       <w:r>
         <w:t>Модели</w:t>
       </w:r>
       <w:r>
         <w:t xml:space="preserve"> идеального газа и реального газа</w:t>
       </w:r>
+      <w:bookmarkEnd w:id="3"/>
     </w:p>
     <w:p>
       <w:pPr>
@@ -1322,9 +2283,11 @@
         </w:numPr>
         <w:spacing w:before="0"/>
       </w:pPr>
+      <w:bookmarkStart w:id="4" w:name="_Toc228424904"/>
       <w:r>
         <w:t>Системы уравнений Эйлера и Навье-Стокса</w:t>
       </w:r>
+      <w:bookmarkEnd w:id="4"/>
     </w:p>
     <w:p>
       <w:pPr>
@@ -2673,6 +3636,7 @@
           <w:rFonts w:eastAsiaTheme="minorEastAsia"/>
         </w:rPr>
       </w:pPr>
+      <w:bookmarkStart w:id="5" w:name="_Toc228424905"/>
       <w:r>
         <w:rPr>
           <w:rFonts w:eastAsiaTheme="minorEastAsia"/>
@@ -2686,6 +3650,7 @@
         </w:rPr>
         <w:t>1.2. Законы сохранения</w:t>
       </w:r>
+      <w:bookmarkEnd w:id="5"/>
     </w:p>
     <w:p>
       <w:pPr>
@@ -2701,7 +3666,7 @@
       <w:r>
         <w:t xml:space="preserve"> </w:t>
       </w:r>
-      <w:bookmarkStart w:id="0" w:name="_Hlk227803836"/>
+      <w:bookmarkStart w:id="6" w:name="_Hlk227803836"/>
       <m:oMath>
         <m:r>
           <w:rPr>
@@ -2716,7 +3681,7 @@
         </w:rPr>
         <w:t xml:space="preserve"> </w:t>
       </w:r>
-      <w:bookmarkEnd w:id="0"/>
+      <w:bookmarkEnd w:id="6"/>
       <w:r>
         <w:t xml:space="preserve">являются жесткими и тогда на них накладывается условие </w:t>
       </w:r>
@@ -3000,7 +3965,16 @@
                         <w:rPr>
                           <w:rFonts w:ascii="Cambria Math" w:eastAsiaTheme="minorEastAsia" w:hAnsi="Cambria Math"/>
                         </w:rPr>
-                        <m:t>ρu</m:t>
+                        <m:t>ρ</m:t>
+                      </m:r>
+                      <m:r>
+                        <m:rPr>
+                          <m:sty m:val="bi"/>
+                        </m:rPr>
+                        <w:rPr>
+                          <w:rFonts w:ascii="Cambria Math" w:eastAsiaTheme="minorEastAsia" w:hAnsi="Cambria Math"/>
+                        </w:rPr>
+                        <m:t>u</m:t>
                       </m:r>
                     </m:e>
                   </m:d>
@@ -3179,7 +4153,16 @@
                         <w:rPr>
                           <w:rFonts w:ascii="Cambria Math" w:eastAsiaTheme="minorEastAsia" w:hAnsi="Cambria Math"/>
                         </w:rPr>
-                        <m:t>ρu</m:t>
+                        <m:t>ρ</m:t>
+                      </m:r>
+                      <m:r>
+                        <m:rPr>
+                          <m:sty m:val="bi"/>
+                        </m:rPr>
+                        <w:rPr>
+                          <w:rFonts w:ascii="Cambria Math" w:eastAsiaTheme="minorEastAsia" w:hAnsi="Cambria Math"/>
+                        </w:rPr>
+                        <m:t>u</m:t>
                       </m:r>
                     </m:e>
                   </m:d>
@@ -3461,7 +4444,16 @@
                         <w:rPr>
                           <w:rFonts w:ascii="Cambria Math" w:eastAsiaTheme="minorEastAsia" w:hAnsi="Cambria Math"/>
                         </w:rPr>
-                        <m:t>ρu</m:t>
+                        <m:t>ρ</m:t>
+                      </m:r>
+                      <m:r>
+                        <m:rPr>
+                          <m:sty m:val="bi"/>
+                        </m:rPr>
+                        <w:rPr>
+                          <w:rFonts w:ascii="Cambria Math" w:eastAsiaTheme="minorEastAsia" w:hAnsi="Cambria Math"/>
+                        </w:rPr>
+                        <m:t>u</m:t>
                       </m:r>
                     </m:e>
                   </m:d>
@@ -3583,7 +4575,16 @@
                         <w:rPr>
                           <w:rFonts w:ascii="Cambria Math" w:eastAsiaTheme="minorEastAsia" w:hAnsi="Cambria Math"/>
                         </w:rPr>
-                        <m:t>ρn</m:t>
+                        <m:t>ρ</m:t>
+                      </m:r>
+                      <m:r>
+                        <m:rPr>
+                          <m:sty m:val="bi"/>
+                        </m:rPr>
+                        <w:rPr>
+                          <w:rFonts w:ascii="Cambria Math" w:eastAsiaTheme="minorEastAsia" w:hAnsi="Cambria Math"/>
+                        </w:rPr>
+                        <m:t>n</m:t>
                       </m:r>
                     </m:e>
                   </m:d>
@@ -3640,7 +4641,31 @@
                     <w:rPr>
                       <w:rFonts w:ascii="Cambria Math" w:eastAsiaTheme="minorEastAsia" w:hAnsi="Cambria Math"/>
                     </w:rPr>
-                    <m:t>ρu⋅n</m:t>
+                    <m:t>ρ</m:t>
+                  </m:r>
+                  <m:r>
+                    <m:rPr>
+                      <m:sty m:val="bi"/>
+                    </m:rPr>
+                    <w:rPr>
+                      <w:rFonts w:ascii="Cambria Math" w:eastAsiaTheme="minorEastAsia" w:hAnsi="Cambria Math"/>
+                    </w:rPr>
+                    <m:t>u</m:t>
+                  </m:r>
+                  <m:r>
+                    <w:rPr>
+                      <w:rFonts w:ascii="Cambria Math" w:eastAsiaTheme="minorEastAsia" w:hAnsi="Cambria Math"/>
+                    </w:rPr>
+                    <m:t>⋅</m:t>
+                  </m:r>
+                  <m:r>
+                    <m:rPr>
+                      <m:sty m:val="bi"/>
+                    </m:rPr>
+                    <w:rPr>
+                      <w:rFonts w:ascii="Cambria Math" w:eastAsiaTheme="minorEastAsia" w:hAnsi="Cambria Math"/>
+                    </w:rPr>
+                    <m:t>n</m:t>
                   </m:r>
                 </m:e>
               </m:d>
@@ -4036,7 +5061,16 @@
                     <w:rPr>
                       <w:rFonts w:ascii="Cambria Math" w:eastAsiaTheme="minorEastAsia" w:hAnsi="Cambria Math"/>
                     </w:rPr>
-                    <m:t>ρn</m:t>
+                    <m:t>ρ</m:t>
+                  </m:r>
+                  <m:r>
+                    <m:rPr>
+                      <m:sty m:val="bi"/>
+                    </m:rPr>
+                    <w:rPr>
+                      <w:rFonts w:ascii="Cambria Math" w:eastAsiaTheme="minorEastAsia" w:hAnsi="Cambria Math"/>
+                    </w:rPr>
+                    <m:t>n</m:t>
                   </m:r>
                 </m:e>
               </m:d>
@@ -4108,7 +5142,16 @@
                         <w:rPr>
                           <w:rFonts w:ascii="Cambria Math" w:eastAsiaTheme="minorEastAsia" w:hAnsi="Cambria Math"/>
                         </w:rPr>
-                        <m:t>ρu⊗u</m:t>
+                        <m:t>ρu⊗</m:t>
+                      </m:r>
+                      <m:r>
+                        <m:rPr>
+                          <m:sty m:val="bi"/>
+                        </m:rPr>
+                        <w:rPr>
+                          <w:rFonts w:ascii="Cambria Math" w:eastAsiaTheme="minorEastAsia" w:hAnsi="Cambria Math"/>
+                        </w:rPr>
+                        <m:t>u</m:t>
                       </m:r>
                     </m:e>
                   </m:d>
@@ -4275,7 +5318,31 @@
                         <w:rPr>
                           <w:rFonts w:ascii="Cambria Math" w:eastAsiaTheme="minorEastAsia" w:hAnsi="Cambria Math"/>
                         </w:rPr>
-                        <m:t>ρu⊗u</m:t>
+                        <m:t>ρ</m:t>
+                      </m:r>
+                      <m:r>
+                        <m:rPr>
+                          <m:sty m:val="bi"/>
+                        </m:rPr>
+                        <w:rPr>
+                          <w:rFonts w:ascii="Cambria Math" w:eastAsiaTheme="minorEastAsia" w:hAnsi="Cambria Math"/>
+                        </w:rPr>
+                        <m:t>u</m:t>
+                      </m:r>
+                      <m:r>
+                        <w:rPr>
+                          <w:rFonts w:ascii="Cambria Math" w:eastAsiaTheme="minorEastAsia" w:hAnsi="Cambria Math"/>
+                        </w:rPr>
+                        <m:t>⊗</m:t>
+                      </m:r>
+                      <m:r>
+                        <m:rPr>
+                          <m:sty m:val="bi"/>
+                        </m:rPr>
+                        <w:rPr>
+                          <w:rFonts w:ascii="Cambria Math" w:eastAsiaTheme="minorEastAsia" w:hAnsi="Cambria Math"/>
+                        </w:rPr>
+                        <m:t>u</m:t>
                       </m:r>
                     </m:e>
                   </m:d>
@@ -4332,7 +5399,31 @@
                     <w:rPr>
                       <w:rFonts w:ascii="Cambria Math" w:eastAsiaTheme="minorEastAsia" w:hAnsi="Cambria Math"/>
                     </w:rPr>
-                    <m:t>ρn⊗u</m:t>
+                    <m:t>ρ</m:t>
+                  </m:r>
+                  <m:r>
+                    <m:rPr>
+                      <m:sty m:val="bi"/>
+                    </m:rPr>
+                    <w:rPr>
+                      <w:rFonts w:ascii="Cambria Math" w:eastAsiaTheme="minorEastAsia" w:hAnsi="Cambria Math"/>
+                    </w:rPr>
+                    <m:t>n</m:t>
+                  </m:r>
+                  <m:r>
+                    <w:rPr>
+                      <w:rFonts w:ascii="Cambria Math" w:eastAsiaTheme="minorEastAsia" w:hAnsi="Cambria Math"/>
+                    </w:rPr>
+                    <m:t>⊗</m:t>
+                  </m:r>
+                  <m:r>
+                    <m:rPr>
+                      <m:sty m:val="bi"/>
+                    </m:rPr>
+                    <w:rPr>
+                      <w:rFonts w:ascii="Cambria Math" w:eastAsiaTheme="minorEastAsia" w:hAnsi="Cambria Math"/>
+                    </w:rPr>
+                    <m:t>u</m:t>
                   </m:r>
                 </m:e>
               </m:d>
@@ -4340,7 +5431,22 @@
                 <w:rPr>
                   <w:rFonts w:ascii="Cambria Math" w:eastAsiaTheme="minorEastAsia" w:hAnsi="Cambria Math"/>
                 </w:rPr>
-                <m:t>⋅nⅆS</m:t>
+                <m:t>⋅</m:t>
+              </m:r>
+              <m:r>
+                <m:rPr>
+                  <m:sty m:val="bi"/>
+                </m:rPr>
+                <w:rPr>
+                  <w:rFonts w:ascii="Cambria Math" w:eastAsiaTheme="minorEastAsia" w:hAnsi="Cambria Math"/>
+                </w:rPr>
+                <m:t>n</m:t>
+              </m:r>
+              <m:r>
+                <w:rPr>
+                  <w:rFonts w:ascii="Cambria Math" w:eastAsiaTheme="minorEastAsia" w:hAnsi="Cambria Math"/>
+                </w:rPr>
+                <m:t>ⅆS</m:t>
               </m:r>
             </m:e>
           </m:nary>
@@ -4377,7 +5483,16 @@
                 <w:rPr>
                   <w:rFonts w:ascii="Cambria Math" w:eastAsiaTheme="minorEastAsia" w:hAnsi="Cambria Math"/>
                 </w:rPr>
-                <m:t>ρu</m:t>
+                <m:t>ρ</m:t>
+              </m:r>
+              <m:r>
+                <m:rPr>
+                  <m:sty m:val="bi"/>
+                </m:rPr>
+                <w:rPr>
+                  <w:rFonts w:ascii="Cambria Math" w:eastAsiaTheme="minorEastAsia" w:hAnsi="Cambria Math"/>
+                </w:rPr>
+                <m:t>u</m:t>
               </m:r>
               <m:d>
                 <m:dPr>
@@ -4390,10 +5505,28 @@
                 </m:dPr>
                 <m:e>
                   <m:r>
-                    <w:rPr>
-                      <w:rFonts w:ascii="Cambria Math" w:eastAsiaTheme="minorEastAsia" w:hAnsi="Cambria Math"/>
-                    </w:rPr>
-                    <m:t>u⋅n</m:t>
+                    <m:rPr>
+                      <m:sty m:val="bi"/>
+                    </m:rPr>
+                    <w:rPr>
+                      <w:rFonts w:ascii="Cambria Math" w:eastAsiaTheme="minorEastAsia" w:hAnsi="Cambria Math"/>
+                    </w:rPr>
+                    <m:t>u</m:t>
+                  </m:r>
+                  <m:r>
+                    <w:rPr>
+                      <w:rFonts w:ascii="Cambria Math" w:eastAsiaTheme="minorEastAsia" w:hAnsi="Cambria Math"/>
+                    </w:rPr>
+                    <m:t>⋅</m:t>
+                  </m:r>
+                  <m:r>
+                    <m:rPr>
+                      <m:sty m:val="bi"/>
+                    </m:rPr>
+                    <w:rPr>
+                      <w:rFonts w:ascii="Cambria Math" w:eastAsiaTheme="minorEastAsia" w:hAnsi="Cambria Math"/>
+                    </w:rPr>
+                    <m:t>n</m:t>
                   </m:r>
                 </m:e>
               </m:d>
@@ -4507,7 +5640,22 @@
                 <w:rPr>
                   <w:rFonts w:ascii="Cambria Math" w:eastAsiaTheme="minorEastAsia" w:hAnsi="Cambria Math"/>
                 </w:rPr>
-                <m:t>pnⅆS</m:t>
+                <m:t>p</m:t>
+              </m:r>
+              <m:r>
+                <m:rPr>
+                  <m:sty m:val="bi"/>
+                </m:rPr>
+                <w:rPr>
+                  <w:rFonts w:ascii="Cambria Math" w:eastAsiaTheme="minorEastAsia" w:hAnsi="Cambria Math"/>
+                </w:rPr>
+                <m:t>n</m:t>
+              </m:r>
+              <m:r>
+                <w:rPr>
+                  <w:rFonts w:ascii="Cambria Math" w:eastAsiaTheme="minorEastAsia" w:hAnsi="Cambria Math"/>
+                </w:rPr>
+                <m:t>ⅆS</m:t>
               </m:r>
             </m:e>
           </m:nary>
@@ -4591,7 +5739,22 @@
                 <w:rPr>
                   <w:rFonts w:ascii="Cambria Math" w:eastAsiaTheme="minorEastAsia" w:hAnsi="Cambria Math"/>
                 </w:rPr>
-                <m:t>ρuⅆx</m:t>
+                <m:t>ρ</m:t>
+              </m:r>
+              <m:r>
+                <m:rPr>
+                  <m:sty m:val="bi"/>
+                </m:rPr>
+                <w:rPr>
+                  <w:rFonts w:ascii="Cambria Math" w:eastAsiaTheme="minorEastAsia" w:hAnsi="Cambria Math"/>
+                </w:rPr>
+                <m:t>u</m:t>
+              </m:r>
+              <m:r>
+                <w:rPr>
+                  <w:rFonts w:ascii="Cambria Math" w:eastAsiaTheme="minorEastAsia" w:hAnsi="Cambria Math"/>
+                </w:rPr>
+                <m:t>ⅆx</m:t>
               </m:r>
             </m:e>
           </m:nary>
@@ -4627,7 +5790,22 @@
                 <w:rPr>
                   <w:rFonts w:ascii="Cambria Math" w:eastAsiaTheme="minorEastAsia" w:hAnsi="Cambria Math"/>
                 </w:rPr>
-                <m:t>pnⅆS</m:t>
+                <m:t>p</m:t>
+              </m:r>
+              <m:r>
+                <m:rPr>
+                  <m:sty m:val="bi"/>
+                </m:rPr>
+                <w:rPr>
+                  <w:rFonts w:ascii="Cambria Math" w:eastAsiaTheme="minorEastAsia" w:hAnsi="Cambria Math"/>
+                </w:rPr>
+                <m:t>n</m:t>
+              </m:r>
+              <m:r>
+                <w:rPr>
+                  <w:rFonts w:ascii="Cambria Math" w:eastAsiaTheme="minorEastAsia" w:hAnsi="Cambria Math"/>
+                </w:rPr>
+                <m:t>ⅆS</m:t>
               </m:r>
             </m:e>
           </m:nary>
@@ -4727,7 +5905,16 @@
                     <w:rPr>
                       <w:rFonts w:ascii="Cambria Math" w:eastAsiaTheme="minorEastAsia" w:hAnsi="Cambria Math"/>
                     </w:rPr>
-                    <m:t>ρu</m:t>
+                    <m:t>ρ</m:t>
+                  </m:r>
+                  <m:r>
+                    <m:rPr>
+                      <m:sty m:val="bi"/>
+                    </m:rPr>
+                    <w:rPr>
+                      <w:rFonts w:ascii="Cambria Math" w:eastAsiaTheme="minorEastAsia" w:hAnsi="Cambria Math"/>
+                    </w:rPr>
+                    <m:t>u</m:t>
                   </m:r>
                 </m:e>
               </m:d>
@@ -4799,7 +5986,31 @@
                         <w:rPr>
                           <w:rFonts w:ascii="Cambria Math" w:eastAsiaTheme="minorEastAsia" w:hAnsi="Cambria Math"/>
                         </w:rPr>
-                        <m:t>ρu⊗u</m:t>
+                        <m:t>ρ</m:t>
+                      </m:r>
+                      <m:r>
+                        <m:rPr>
+                          <m:sty m:val="bi"/>
+                        </m:rPr>
+                        <w:rPr>
+                          <w:rFonts w:ascii="Cambria Math" w:eastAsiaTheme="minorEastAsia" w:hAnsi="Cambria Math"/>
+                        </w:rPr>
+                        <m:t>u</m:t>
+                      </m:r>
+                      <m:r>
+                        <w:rPr>
+                          <w:rFonts w:ascii="Cambria Math" w:eastAsiaTheme="minorEastAsia" w:hAnsi="Cambria Math"/>
+                        </w:rPr>
+                        <m:t>⊗</m:t>
+                      </m:r>
+                      <m:r>
+                        <m:rPr>
+                          <m:sty m:val="bi"/>
+                        </m:rPr>
+                        <w:rPr>
+                          <w:rFonts w:ascii="Cambria Math" w:eastAsiaTheme="minorEastAsia" w:hAnsi="Cambria Math"/>
+                        </w:rPr>
+                        <m:t>u</m:t>
                       </m:r>
                     </m:e>
                   </m:d>
@@ -5055,7 +6266,22 @@
                 <w:rPr>
                   <w:rFonts w:ascii="Cambria Math" w:eastAsiaTheme="minorEastAsia" w:hAnsi="Cambria Math"/>
                 </w:rPr>
-                <m:t>ρuⅆx</m:t>
+                <m:t>ρ</m:t>
+              </m:r>
+              <m:r>
+                <m:rPr>
+                  <m:sty m:val="bi"/>
+                </m:rPr>
+                <w:rPr>
+                  <w:rFonts w:ascii="Cambria Math" w:eastAsiaTheme="minorEastAsia" w:hAnsi="Cambria Math"/>
+                </w:rPr>
+                <m:t>u</m:t>
+              </m:r>
+              <m:r>
+                <w:rPr>
+                  <w:rFonts w:ascii="Cambria Math" w:eastAsiaTheme="minorEastAsia" w:hAnsi="Cambria Math"/>
+                </w:rPr>
+                <m:t>ⅆx</m:t>
               </m:r>
             </m:e>
           </m:nary>
@@ -5128,7 +6354,16 @@
                     <w:rPr>
                       <w:rFonts w:ascii="Cambria Math" w:eastAsiaTheme="minorEastAsia" w:hAnsi="Cambria Math"/>
                     </w:rPr>
-                    <m:t>-pI</m:t>
+                    <m:t>-p</m:t>
+                  </m:r>
+                  <m:r>
+                    <m:rPr>
+                      <m:sty m:val="bi"/>
+                    </m:rPr>
+                    <w:rPr>
+                      <w:rFonts w:ascii="Cambria Math" w:eastAsiaTheme="minorEastAsia" w:hAnsi="Cambria Math"/>
+                    </w:rPr>
+                    <m:t>I</m:t>
                   </m:r>
                 </m:e>
               </m:d>
@@ -5136,7 +6371,22 @@
                 <w:rPr>
                   <w:rFonts w:ascii="Cambria Math" w:eastAsiaTheme="minorEastAsia" w:hAnsi="Cambria Math"/>
                 </w:rPr>
-                <m:t>⋅nⅆS</m:t>
+                <m:t>⋅</m:t>
+              </m:r>
+              <m:r>
+                <m:rPr>
+                  <m:sty m:val="bi"/>
+                </m:rPr>
+                <w:rPr>
+                  <w:rFonts w:ascii="Cambria Math" w:eastAsiaTheme="minorEastAsia" w:hAnsi="Cambria Math"/>
+                </w:rPr>
+                <m:t>n</m:t>
+              </m:r>
+              <m:r>
+                <w:rPr>
+                  <w:rFonts w:ascii="Cambria Math" w:eastAsiaTheme="minorEastAsia" w:hAnsi="Cambria Math"/>
+                </w:rPr>
+                <m:t>ⅆS</m:t>
               </m:r>
             </m:e>
           </m:nary>
@@ -5285,12 +6535,17 @@
                           <m:ctrlPr>
                             <w:rPr>
                               <w:rFonts w:ascii="Cambria Math" w:eastAsiaTheme="minorEastAsia" w:hAnsi="Cambria Math"/>
+                              <w:b/>
+                              <w:bCs/>
                               <w:i/>
                             </w:rPr>
                           </m:ctrlPr>
                         </m:dPr>
                         <m:e>
                           <m:r>
+                            <m:rPr>
+                              <m:sty m:val="bi"/>
+                            </m:rPr>
                             <w:rPr>
                               <w:rFonts w:ascii="Cambria Math" w:eastAsiaTheme="minorEastAsia" w:hAnsi="Cambria Math"/>
                             </w:rPr>
@@ -5516,6 +6771,7 @@
         <w:rPr>
           <w:rFonts w:eastAsiaTheme="minorEastAsia"/>
         </w:rPr>
+        <w:lastRenderedPageBreak/>
         <w:tab/>
         <w:t>В качестве давления для идеального газа мы берем:</w:t>
       </w:r>
@@ -5539,7 +6795,6 @@
           <w:rPr>
             <w:rFonts w:ascii="Cambria Math" w:eastAsiaTheme="minorEastAsia" w:hAnsi="Cambria Math"/>
           </w:rPr>
-          <w:lastRenderedPageBreak/>
           <m:t>p</m:t>
         </m:r>
         <m:d>
@@ -5891,12 +7146,17 @@
                     <m:ctrlPr>
                       <w:rPr>
                         <w:rFonts w:ascii="Cambria Math" w:eastAsiaTheme="minorEastAsia" w:hAnsi="Cambria Math"/>
+                        <w:b/>
+                        <w:bCs/>
                         <w:i/>
                       </w:rPr>
                     </m:ctrlPr>
                   </m:dPr>
                   <m:e>
                     <m:r>
+                      <m:rPr>
+                        <m:sty m:val="bi"/>
+                      </m:rPr>
                       <w:rPr>
                         <w:rFonts w:ascii="Cambria Math" w:eastAsiaTheme="minorEastAsia" w:hAnsi="Cambria Math"/>
                       </w:rPr>
@@ -6063,12 +7323,17 @@
                       <m:ctrlPr>
                         <w:rPr>
                           <w:rFonts w:ascii="Cambria Math" w:eastAsiaTheme="minorEastAsia" w:hAnsi="Cambria Math"/>
+                          <w:b/>
+                          <w:bCs/>
                           <w:i/>
                         </w:rPr>
                       </m:ctrlPr>
                     </m:dPr>
                     <m:e>
                       <m:r>
+                        <m:rPr>
+                          <m:sty m:val="bi"/>
+                        </m:rPr>
                         <w:rPr>
                           <w:rFonts w:ascii="Cambria Math" w:eastAsiaTheme="minorEastAsia" w:hAnsi="Cambria Math"/>
                         </w:rPr>
@@ -6131,6 +7396,9 @@
                 </m:dPr>
                 <m:e>
                   <m:r>
+                    <m:rPr>
+                      <m:sty m:val="bi"/>
+                    </m:rPr>
                     <w:rPr>
                       <w:rFonts w:ascii="Cambria Math" w:eastAsiaTheme="minorEastAsia" w:hAnsi="Cambria Math"/>
                     </w:rPr>
@@ -6201,6 +7469,9 @@
                             </m:dPr>
                             <m:e>
                               <m:r>
+                                <m:rPr>
+                                  <m:sty m:val="bi"/>
+                                </m:rPr>
                                 <w:rPr>
                                   <w:rFonts w:ascii="Cambria Math" w:eastAsiaTheme="minorEastAsia" w:hAnsi="Cambria Math"/>
                                 </w:rPr>
@@ -6421,6 +7692,9 @@
                         </m:dPr>
                         <m:e>
                           <m:r>
+                            <m:rPr>
+                              <m:sty m:val="bi"/>
+                            </m:rPr>
                             <w:rPr>
                               <w:rFonts w:ascii="Cambria Math" w:eastAsiaTheme="minorEastAsia" w:hAnsi="Cambria Math"/>
                             </w:rPr>
@@ -6457,6 +7731,9 @@
                 </m:dPr>
                 <m:e>
                   <m:r>
+                    <m:rPr>
+                      <m:sty m:val="bi"/>
+                    </m:rPr>
                     <w:rPr>
                       <w:rFonts w:ascii="Cambria Math" w:eastAsiaTheme="minorEastAsia" w:hAnsi="Cambria Math"/>
                     </w:rPr>
@@ -6616,19 +7893,7 @@
             <w:rPr>
               <w:rFonts w:ascii="Cambria Math" w:eastAsiaTheme="minorEastAsia" w:hAnsi="Cambria Math"/>
             </w:rPr>
-            <m:t>,  (</m:t>
-          </m:r>
-          <m:r>
-            <w:rPr>
-              <w:rFonts w:ascii="Cambria Math" w:eastAsiaTheme="minorEastAsia" w:hAnsi="Cambria Math"/>
-            </w:rPr>
-            <m:t>11</m:t>
-          </m:r>
-          <m:r>
-            <w:rPr>
-              <w:rFonts w:ascii="Cambria Math" w:eastAsiaTheme="minorEastAsia" w:hAnsi="Cambria Math"/>
-            </w:rPr>
-            <m:t>)</m:t>
+            <m:t>,  (11)</m:t>
           </m:r>
         </m:oMath>
       </m:oMathPara>
@@ -6831,19 +8096,7 @@
             <w:rPr>
               <w:rFonts w:ascii="Cambria Math" w:eastAsiaTheme="minorEastAsia" w:hAnsi="Cambria Math"/>
             </w:rPr>
-            <m:t xml:space="preserve">           (1</m:t>
-          </m:r>
-          <m:r>
-            <w:rPr>
-              <w:rFonts w:ascii="Cambria Math" w:eastAsiaTheme="minorEastAsia" w:hAnsi="Cambria Math"/>
-            </w:rPr>
-            <m:t>2</m:t>
-          </m:r>
-          <m:r>
-            <w:rPr>
-              <w:rFonts w:ascii="Cambria Math" w:eastAsiaTheme="minorEastAsia" w:hAnsi="Cambria Math"/>
-            </w:rPr>
-            <m:t>)</m:t>
+            <m:t xml:space="preserve">           (12)</m:t>
           </m:r>
         </m:oMath>
       </m:oMathPara>
@@ -6999,6 +8252,7 @@
         <w:pStyle w:val="2"/>
         <w:spacing w:before="0"/>
       </w:pPr>
+      <w:bookmarkStart w:id="7" w:name="_Toc228424906"/>
       <w:r>
         <w:rPr>
           <w:bCs/>
@@ -7017,15 +8271,18 @@
       <w:r>
         <w:t>Постановки задач</w:t>
       </w:r>
+      <w:bookmarkEnd w:id="7"/>
     </w:p>
     <w:p>
       <w:pPr>
         <w:pStyle w:val="3"/>
         <w:spacing w:before="0"/>
       </w:pPr>
+      <w:bookmarkStart w:id="8" w:name="_Toc228424907"/>
       <w:r>
         <w:t>1.2.1. Начальные и граничные условия</w:t>
       </w:r>
+      <w:bookmarkEnd w:id="8"/>
     </w:p>
     <w:p>
       <w:pPr>
@@ -7266,6 +8523,7 @@
             <w:rPr>
               <w:rFonts w:ascii="Cambria Math" w:hAnsi="Cambria Math"/>
             </w:rPr>
+            <w:lastRenderedPageBreak/>
             <m:t>ρ</m:t>
           </m:r>
           <m:d>
@@ -7340,7 +8598,16 @@
             <w:rPr>
               <w:rFonts w:ascii="Cambria Math" w:hAnsi="Cambria Math"/>
             </w:rPr>
-            <m:t>,   u</m:t>
+            <m:t xml:space="preserve">,   </m:t>
+          </m:r>
+          <m:r>
+            <m:rPr>
+              <m:sty m:val="bi"/>
+            </m:rPr>
+            <w:rPr>
+              <w:rFonts w:ascii="Cambria Math" w:hAnsi="Cambria Math"/>
+            </w:rPr>
+            <m:t>u</m:t>
           </m:r>
           <m:d>
             <m:dPr>
@@ -7377,6 +8644,9 @@
             </m:sSupPr>
             <m:e>
               <m:r>
+                <m:rPr>
+                  <m:sty m:val="bi"/>
+                </m:rPr>
                 <w:rPr>
                   <w:rFonts w:ascii="Cambria Math" w:hAnsi="Cambria Math"/>
                 </w:rPr>
@@ -7631,7 +8901,6 @@
         <w:rPr>
           <w:rFonts w:eastAsiaTheme="minorEastAsia"/>
         </w:rPr>
-        <w:lastRenderedPageBreak/>
         <w:t xml:space="preserve">Уравнения состояния </w:t>
       </w:r>
       <w:r>
@@ -7663,12 +8932,14 @@
           <w:rFonts w:eastAsiaTheme="minorEastAsia"/>
         </w:rPr>
       </w:pPr>
+      <w:bookmarkStart w:id="9" w:name="_Toc228424908"/>
       <w:r>
         <w:rPr>
           <w:rFonts w:eastAsiaTheme="minorEastAsia"/>
         </w:rPr>
         <w:t>1.2.2. Вариационная постановка</w:t>
       </w:r>
+      <w:bookmarkEnd w:id="9"/>
     </w:p>
     <w:p>
       <w:pPr>
@@ -8166,7 +9437,7 @@
                 <wp:cNvGraphicFramePr/>
                 <a:graphic xmlns:a="http://schemas.openxmlformats.org/drawingml/2006/main">
                   <a:graphicData uri="http://schemas.microsoft.com/office/word/2010/wordprocessingInk">
-                    <w14:contentPart bwMode="auto" r:id="rId6">
+                    <w14:contentPart bwMode="auto" r:id="rId8">
                       <w14:nvContentPartPr>
                         <w14:cNvContentPartPr/>
                       </w14:nvContentPartPr>
@@ -8202,7 +9473,7 @@
                 <o:lock v:ext="edit" aspectratio="t"/>
               </v:shapetype>
               <v:shape id="Рукописный ввод 3" o:spid="_x0000_s1026" type="#_x0000_t75" style="position:absolute;margin-left:154.1pt;margin-top:4.5pt;width:1.45pt;height:1.45pt;z-index:251659264;visibility:visible;mso-wrap-style:square;mso-wrap-distance-left:9pt;mso-wrap-distance-top:0;mso-wrap-distance-right:9pt;mso-wrap-distance-bottom:0;mso-position-horizontal:absolute;mso-position-horizontal-relative:text;mso-position-vertical:absolute;mso-position-vertical-relative:text" o:gfxdata="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">
-                <v:imagedata r:id="rId7" o:title=""/>
+                <v:imagedata r:id="rId9" o:title=""/>
               </v:shape>
             </w:pict>
           </mc:Fallback>
@@ -8360,7 +9631,16 @@
                         <w:rPr>
                           <w:rFonts w:ascii="Cambria Math" w:eastAsiaTheme="minorEastAsia" w:hAnsi="Cambria Math"/>
                         </w:rPr>
-                        <m:t>ρu</m:t>
+                        <m:t>ρ</m:t>
+                      </m:r>
+                      <m:r>
+                        <m:rPr>
+                          <m:sty m:val="bi"/>
+                        </m:rPr>
+                        <w:rPr>
+                          <w:rFonts w:ascii="Cambria Math" w:eastAsiaTheme="minorEastAsia" w:hAnsi="Cambria Math"/>
+                        </w:rPr>
+                        <m:t>u</m:t>
                       </m:r>
                     </m:e>
                   </m:d>
@@ -8419,12 +9699,17 @@
                   <m:ctrlPr>
                     <w:rPr>
                       <w:rFonts w:ascii="Cambria Math" w:eastAsiaTheme="minorEastAsia" w:hAnsi="Cambria Math"/>
+                      <w:b/>
+                      <w:bCs/>
                       <w:i/>
                     </w:rPr>
                   </m:ctrlPr>
                 </m:dPr>
                 <m:e>
                   <m:r>
+                    <m:rPr>
+                      <m:sty m:val="bi"/>
+                    </m:rPr>
                     <w:rPr>
                       <w:rFonts w:ascii="Cambria Math" w:eastAsiaTheme="minorEastAsia" w:hAnsi="Cambria Math"/>
                     </w:rPr>
@@ -8550,7 +9835,16 @@
                     <w:rPr>
                       <w:rFonts w:ascii="Cambria Math" w:hAnsi="Cambria Math"/>
                     </w:rPr>
-                    <m:t>ρu</m:t>
+                    <m:t>ρ</m:t>
+                  </m:r>
+                  <m:r>
+                    <m:rPr>
+                      <m:sty m:val="bi"/>
+                    </m:rPr>
+                    <w:rPr>
+                      <w:rFonts w:ascii="Cambria Math" w:hAnsi="Cambria Math"/>
+                    </w:rPr>
+                    <m:t>u</m:t>
                   </m:r>
                 </m:e>
               </m:d>
@@ -8598,19 +9892,7 @@
             <w:rPr>
               <w:rFonts w:ascii="Cambria Math" w:hAnsi="Cambria Math"/>
             </w:rPr>
-            <m:t xml:space="preserve">      (1</m:t>
-          </m:r>
-          <m:r>
-            <w:rPr>
-              <w:rFonts w:ascii="Cambria Math" w:hAnsi="Cambria Math"/>
-            </w:rPr>
-            <m:t>3</m:t>
-          </m:r>
-          <m:r>
-            <w:rPr>
-              <w:rFonts w:ascii="Cambria Math" w:hAnsi="Cambria Math"/>
-            </w:rPr>
-            <m:t>)</m:t>
+            <m:t xml:space="preserve">      (13)</m:t>
           </m:r>
         </m:oMath>
       </m:oMathPara>
@@ -9511,6 +10793,7 @@
         <w:rPr>
           <w:rFonts w:eastAsiaTheme="minorEastAsia"/>
         </w:rPr>
+        <w:lastRenderedPageBreak/>
         <w:t>Граничный интеграл обнуляется за счет условия (5), и мы получаем слабую форму уравнения Эйлера:</w:t>
       </w:r>
     </w:p>
@@ -10917,19 +12200,7 @@
             <w:rPr>
               <w:rFonts w:ascii="Cambria Math" w:hAnsi="Cambria Math"/>
             </w:rPr>
-            <m:t>=0,</m:t>
-          </m:r>
-          <m:r>
-            <w:rPr>
-              <w:rFonts w:ascii="Cambria Math" w:hAnsi="Cambria Math"/>
-            </w:rPr>
-            <m:t xml:space="preserve">  </m:t>
-          </m:r>
-          <m:r>
-            <w:rPr>
-              <w:rFonts w:ascii="Cambria Math" w:hAnsi="Cambria Math"/>
-            </w:rPr>
-            <m:t>∀ψ∈</m:t>
+            <m:t>=0,  ∀ψ∈</m:t>
           </m:r>
           <m:sSub>
             <m:sSubPr>
@@ -11629,12 +12900,15 @@
           <w:rFonts w:eastAsiaTheme="minorEastAsia"/>
         </w:rPr>
       </w:pPr>
-      <w:r>
-        <w:rPr>
-          <w:rFonts w:eastAsiaTheme="minorEastAsia"/>
-        </w:rPr>
+      <w:bookmarkStart w:id="10" w:name="_Toc228424909"/>
+      <w:r>
+        <w:rPr>
+          <w:rFonts w:eastAsiaTheme="minorEastAsia"/>
+        </w:rPr>
+        <w:lastRenderedPageBreak/>
         <w:t>1.2.3. Дискретизация по времени и пространству</w:t>
       </w:r>
+      <w:bookmarkEnd w:id="10"/>
     </w:p>
     <w:p>
       <w:pPr>
@@ -11672,7 +12946,6 @@
         </w:rPr>
       </w:pPr>
       <w:r>
-        <w:lastRenderedPageBreak/>
         <w:t xml:space="preserve">Область </w:t>
       </w:r>
       <m:oMath>
@@ -13399,6 +14672,7 @@
         <w:rPr>
           <w:rFonts w:eastAsiaTheme="minorEastAsia"/>
         </w:rPr>
+        <w:lastRenderedPageBreak/>
         <w:t>Подставляем приближенные решения в слаб</w:t>
       </w:r>
       <w:r>
@@ -13977,19 +15251,7 @@
             <w:rPr>
               <w:rFonts w:ascii="Cambria Math" w:eastAsiaTheme="minorEastAsia" w:hAnsi="Cambria Math"/>
             </w:rPr>
-            <m:t>=0     (1</m:t>
-          </m:r>
-          <m:r>
-            <w:rPr>
-              <w:rFonts w:ascii="Cambria Math" w:eastAsiaTheme="minorEastAsia" w:hAnsi="Cambria Math"/>
-            </w:rPr>
-            <m:t>6</m:t>
-          </m:r>
-          <m:r>
-            <w:rPr>
-              <w:rFonts w:ascii="Cambria Math" w:eastAsiaTheme="minorEastAsia" w:hAnsi="Cambria Math"/>
-            </w:rPr>
-            <m:t>)</m:t>
+            <m:t>=0     (16)</m:t>
           </m:r>
         </m:oMath>
       </m:oMathPara>
@@ -15131,7 +16393,7 @@
         <w:t>Тогда уравнение движения принимает вид:</w:t>
       </w:r>
     </w:p>
-    <w:bookmarkStart w:id="1" w:name="_Hlk227896424"/>
+    <w:bookmarkStart w:id="11" w:name="_Hlk227896424"/>
     <w:p>
       <w:pPr>
         <w:spacing w:after="0"/>
@@ -15436,24 +16698,12 @@
             </w:rPr>
             <m:t>=0</m:t>
           </m:r>
-          <w:bookmarkEnd w:id="1"/>
+          <w:bookmarkEnd w:id="11"/>
           <m:r>
             <w:rPr>
               <w:rFonts w:ascii="Cambria Math" w:eastAsiaTheme="minorEastAsia" w:hAnsi="Cambria Math"/>
             </w:rPr>
-            <m:t xml:space="preserve">    (1</m:t>
-          </m:r>
-          <m:r>
-            <w:rPr>
-              <w:rFonts w:ascii="Cambria Math" w:eastAsiaTheme="minorEastAsia" w:hAnsi="Cambria Math"/>
-            </w:rPr>
-            <m:t>7</m:t>
-          </m:r>
-          <m:r>
-            <w:rPr>
-              <w:rFonts w:ascii="Cambria Math" w:eastAsiaTheme="minorEastAsia" w:hAnsi="Cambria Math"/>
-            </w:rPr>
-            <m:t>)</m:t>
+            <m:t xml:space="preserve">    (17)</m:t>
           </m:r>
         </m:oMath>
       </m:oMathPara>
@@ -16272,19 +17522,7 @@
             <w:rPr>
               <w:rFonts w:ascii="Cambria Math" w:eastAsiaTheme="minorEastAsia" w:hAnsi="Cambria Math"/>
             </w:rPr>
-            <m:t>=0    (1</m:t>
-          </m:r>
-          <m:r>
-            <w:rPr>
-              <w:rFonts w:ascii="Cambria Math" w:eastAsiaTheme="minorEastAsia" w:hAnsi="Cambria Math"/>
-            </w:rPr>
-            <m:t>8</m:t>
-          </m:r>
-          <m:r>
-            <w:rPr>
-              <w:rFonts w:ascii="Cambria Math" w:eastAsiaTheme="minorEastAsia" w:hAnsi="Cambria Math"/>
-            </w:rPr>
-            <m:t>)</m:t>
+            <m:t>=0    (18)</m:t>
           </m:r>
         </m:oMath>
       </m:oMathPara>
@@ -16827,7 +18065,14 @@
         <w:rPr>
           <w:rFonts w:eastAsiaTheme="minorEastAsia"/>
         </w:rPr>
-        <w:t xml:space="preserve">. Для численного решения применяется полностью неявная схема Эйлера.  Приближения на </w:t>
+        <w:t xml:space="preserve">. Для численного решения применяется </w:t>
+      </w:r>
+      <w:r>
+        <w:rPr>
+          <w:rFonts w:eastAsiaTheme="minorEastAsia"/>
+        </w:rPr>
+        <w:lastRenderedPageBreak/>
+        <w:t xml:space="preserve">полностью неявная схема Эйлера.  Приближения на </w:t>
       </w:r>
       <m:oMath>
         <m:r>
@@ -17153,19 +18398,7 @@
             <w:rPr>
               <w:rFonts w:ascii="Cambria Math" w:eastAsiaTheme="minorEastAsia" w:hAnsi="Cambria Math"/>
             </w:rPr>
-            <m:t>=0     (1</m:t>
-          </m:r>
-          <m:r>
-            <w:rPr>
-              <w:rFonts w:ascii="Cambria Math" w:eastAsiaTheme="minorEastAsia" w:hAnsi="Cambria Math"/>
-            </w:rPr>
-            <m:t>9</m:t>
-          </m:r>
-          <m:r>
-            <w:rPr>
-              <w:rFonts w:ascii="Cambria Math" w:eastAsiaTheme="minorEastAsia" w:hAnsi="Cambria Math"/>
-            </w:rPr>
-            <m:t>)</m:t>
+            <m:t>=0     (19)</m:t>
           </m:r>
         </m:oMath>
       </m:oMathPara>
@@ -17182,7 +18415,6 @@
         <w:rPr>
           <w:rFonts w:eastAsiaTheme="minorEastAsia"/>
         </w:rPr>
-        <w:lastRenderedPageBreak/>
         <w:t xml:space="preserve">Уравнение движения </w:t>
       </w:r>
       <w:r>
@@ -17607,19 +18839,7 @@
             <w:rPr>
               <w:rFonts w:ascii="Cambria Math" w:eastAsiaTheme="minorEastAsia" w:hAnsi="Cambria Math"/>
             </w:rPr>
-            <m:t>=0   (</m:t>
-          </m:r>
-          <m:r>
-            <w:rPr>
-              <w:rFonts w:ascii="Cambria Math" w:eastAsiaTheme="minorEastAsia" w:hAnsi="Cambria Math"/>
-            </w:rPr>
-            <m:t>20</m:t>
-          </m:r>
-          <m:r>
-            <w:rPr>
-              <w:rFonts w:ascii="Cambria Math" w:eastAsiaTheme="minorEastAsia" w:hAnsi="Cambria Math"/>
-            </w:rPr>
-            <m:t>)</m:t>
+            <m:t>=0   (20)</m:t>
           </m:r>
         </m:oMath>
       </m:oMathPara>
@@ -18198,19 +19418,7 @@
           <w:rPr>
             <w:rFonts w:ascii="Cambria Math" w:eastAsiaTheme="minorEastAsia" w:hAnsi="Cambria Math"/>
           </w:rPr>
-          <m:t>=0   (</m:t>
-        </m:r>
-        <m:r>
-          <w:rPr>
-            <w:rFonts w:ascii="Cambria Math" w:eastAsiaTheme="minorEastAsia" w:hAnsi="Cambria Math"/>
-          </w:rPr>
-          <m:t>21</m:t>
-        </m:r>
-        <m:r>
-          <w:rPr>
-            <w:rFonts w:ascii="Cambria Math" w:eastAsiaTheme="minorEastAsia" w:hAnsi="Cambria Math"/>
-          </w:rPr>
-          <m:t>)</m:t>
+          <m:t>=0   (21)</m:t>
         </m:r>
       </m:oMath>
       <w:r>
@@ -18222,10 +19430,12 @@
         <w:pStyle w:val="1"/>
         <w:spacing w:before="0"/>
       </w:pPr>
+      <w:bookmarkStart w:id="12" w:name="_Toc228424910"/>
       <w:r>
         <w:lastRenderedPageBreak/>
         <w:t>Глава 2. Схемы расщепления</w:t>
       </w:r>
+      <w:bookmarkEnd w:id="12"/>
     </w:p>
     <w:p>
       <w:pPr>
@@ -18303,9 +19513,11 @@
       <w:pPr>
         <w:pStyle w:val="2"/>
       </w:pPr>
+      <w:bookmarkStart w:id="13" w:name="_Toc228424911"/>
       <w:r>
         <w:t>2.1. Решение неявной задачи методом Ньютона</w:t>
       </w:r>
+      <w:bookmarkEnd w:id="13"/>
     </w:p>
     <w:p>
       <w:pPr>
@@ -18532,19 +19744,7 @@
                 <w:rPr>
                   <w:rFonts w:ascii="Cambria Math" w:eastAsiaTheme="minorEastAsia" w:hAnsi="Cambria Math"/>
                 </w:rPr>
-                <m:t>(</m:t>
-              </m:r>
-              <m:r>
-                <w:rPr>
-                  <w:rFonts w:ascii="Cambria Math" w:eastAsiaTheme="minorEastAsia" w:hAnsi="Cambria Math"/>
-                </w:rPr>
-                <m:t>k+1</m:t>
-              </m:r>
-              <m:r>
-                <w:rPr>
-                  <w:rFonts w:ascii="Cambria Math" w:eastAsiaTheme="minorEastAsia" w:hAnsi="Cambria Math"/>
-                </w:rPr>
-                <m:t>)</m:t>
+                <m:t>(k+1)</m:t>
               </m:r>
             </m:sup>
           </m:sSup>
@@ -18568,13 +19768,7 @@
                 <w:rPr>
                   <w:rFonts w:ascii="Cambria Math" w:eastAsiaTheme="minorEastAsia" w:hAnsi="Cambria Math"/>
                 </w:rPr>
-                <m:t xml:space="preserve">= </m:t>
-              </m:r>
-              <m:r>
-                <w:rPr>
-                  <w:rFonts w:ascii="Cambria Math" w:eastAsiaTheme="minorEastAsia" w:hAnsi="Cambria Math"/>
-                </w:rPr>
-                <m:t>w</m:t>
+                <m:t>= w</m:t>
               </m:r>
             </m:e>
             <m:sup>
@@ -19010,6 +20204,7 @@
         <w:pStyle w:val="2"/>
         <w:spacing w:before="0"/>
       </w:pPr>
+      <w:bookmarkStart w:id="14" w:name="_Toc228424912"/>
       <w:r>
         <w:lastRenderedPageBreak/>
         <w:t>2.</w:t>
@@ -19020,6 +20215,7 @@
       <w:r>
         <w:t>. Линеаризованная схема</w:t>
       </w:r>
+      <w:bookmarkEnd w:id="14"/>
     </w:p>
     <w:p>
       <w:pPr>
@@ -19254,31 +20450,7 @@
             <w:rPr>
               <w:rFonts w:ascii="Cambria Math" w:eastAsiaTheme="minorEastAsia" w:hAnsi="Cambria Math"/>
             </w:rPr>
-            <m:t>=0</m:t>
-          </m:r>
-          <m:r>
-            <w:rPr>
-              <w:rFonts w:ascii="Cambria Math" w:eastAsiaTheme="minorEastAsia" w:hAnsi="Cambria Math"/>
-            </w:rPr>
-            <m:t>,</m:t>
-          </m:r>
-          <m:r>
-            <w:rPr>
-              <w:rFonts w:ascii="Cambria Math" w:eastAsiaTheme="minorEastAsia" w:hAnsi="Cambria Math"/>
-            </w:rPr>
-            <m:t xml:space="preserve">     (</m:t>
-          </m:r>
-          <m:r>
-            <w:rPr>
-              <w:rFonts w:ascii="Cambria Math" w:eastAsiaTheme="minorEastAsia" w:hAnsi="Cambria Math"/>
-            </w:rPr>
-            <m:t>22</m:t>
-          </m:r>
-          <m:r>
-            <w:rPr>
-              <w:rFonts w:ascii="Cambria Math" w:eastAsiaTheme="minorEastAsia" w:hAnsi="Cambria Math"/>
-            </w:rPr>
-            <m:t>)</m:t>
+            <m:t>=0,     (22)</m:t>
           </m:r>
         </m:oMath>
       </m:oMathPara>
@@ -19607,31 +20779,7 @@
             <w:rPr>
               <w:rFonts w:ascii="Cambria Math" w:hAnsi="Cambria Math"/>
             </w:rPr>
-            <m:t>=0</m:t>
-          </m:r>
-          <m:r>
-            <w:rPr>
-              <w:rFonts w:ascii="Cambria Math" w:hAnsi="Cambria Math"/>
-            </w:rPr>
-            <m:t xml:space="preserve">,   </m:t>
-          </m:r>
-          <m:r>
-            <w:rPr>
-              <w:rFonts w:ascii="Cambria Math" w:hAnsi="Cambria Math"/>
-            </w:rPr>
-            <m:t xml:space="preserve">   (2</m:t>
-          </m:r>
-          <m:r>
-            <w:rPr>
-              <w:rFonts w:ascii="Cambria Math" w:hAnsi="Cambria Math"/>
-            </w:rPr>
-            <m:t>3</m:t>
-          </m:r>
-          <m:r>
-            <w:rPr>
-              <w:rFonts w:ascii="Cambria Math" w:hAnsi="Cambria Math"/>
-            </w:rPr>
-            <m:t>)</m:t>
+            <m:t>=0,      (23)</m:t>
           </m:r>
         </m:oMath>
       </m:oMathPara>
@@ -19978,13 +21126,7 @@
                 <w:rPr>
                   <w:rFonts w:ascii="Cambria Math" w:hAnsi="Cambria Math"/>
                 </w:rPr>
-                <m:t xml:space="preserve"> </m:t>
-              </m:r>
-              <m:r>
-                <w:rPr>
-                  <w:rFonts w:ascii="Cambria Math" w:hAnsi="Cambria Math"/>
-                </w:rPr>
-                <m:t>-</m:t>
+                <m:t xml:space="preserve"> -</m:t>
               </m:r>
               <m:func>
                 <m:funcPr>
@@ -20079,31 +21221,7 @@
             <w:rPr>
               <w:rFonts w:ascii="Cambria Math" w:hAnsi="Cambria Math"/>
             </w:rPr>
-            <m:t>=0</m:t>
-          </m:r>
-          <m:r>
-            <w:rPr>
-              <w:rFonts w:ascii="Cambria Math" w:hAnsi="Cambria Math"/>
-            </w:rPr>
-            <m:t xml:space="preserve">, </m:t>
-          </m:r>
-          <m:r>
-            <w:rPr>
-              <w:rFonts w:ascii="Cambria Math" w:hAnsi="Cambria Math"/>
-            </w:rPr>
-            <m:t xml:space="preserve"> (2</m:t>
-          </m:r>
-          <m:r>
-            <w:rPr>
-              <w:rFonts w:ascii="Cambria Math" w:hAnsi="Cambria Math"/>
-            </w:rPr>
-            <m:t>4</m:t>
-          </m:r>
-          <m:r>
-            <w:rPr>
-              <w:rFonts w:ascii="Cambria Math" w:hAnsi="Cambria Math"/>
-            </w:rPr>
-            <m:t>)</m:t>
+            <m:t>=0,  (24)</m:t>
           </m:r>
         </m:oMath>
       </m:oMathPara>
@@ -20297,6 +21415,7 @@
       <w:pPr>
         <w:pStyle w:val="2"/>
       </w:pPr>
+      <w:bookmarkStart w:id="15" w:name="_Toc228424913"/>
       <w:r>
         <w:t>2.</w:t>
       </w:r>
@@ -20306,6 +21425,7 @@
       <w:r>
         <w:t>. Итерационная схема</w:t>
       </w:r>
+      <w:bookmarkEnd w:id="15"/>
     </w:p>
     <w:p>
       <w:pPr>
@@ -20779,7 +21899,7 @@
                 <wp:cNvGraphicFramePr/>
                 <a:graphic xmlns:a="http://schemas.openxmlformats.org/drawingml/2006/main">
                   <a:graphicData uri="http://schemas.microsoft.com/office/word/2010/wordprocessingInk">
-                    <w14:contentPart bwMode="auto" r:id="rId8">
+                    <w14:contentPart bwMode="auto" r:id="rId10">
                       <w14:nvContentPartPr>
                         <w14:cNvContentPartPr/>
                       </w14:nvContentPartPr>
@@ -20796,7 +21916,7 @@
           <mc:Fallback>
             <w:pict>
               <v:shape w14:anchorId="65DB0737" id="Рукописный ввод 7" o:spid="_x0000_s1026" type="#_x0000_t75" style="position:absolute;margin-left:129.35pt;margin-top:28.5pt;width:1.65pt;height:1.65pt;z-index:251660288;visibility:visible;mso-wrap-style:square;mso-wrap-distance-left:9pt;mso-wrap-distance-top:0;mso-wrap-distance-right:9pt;mso-wrap-distance-bottom:0;mso-position-horizontal:absolute;mso-position-horizontal-relative:text;mso-position-vertical:absolute;mso-position-vertical-relative:text" o:gfxdata="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">
-                <v:imagedata r:id="rId7" o:title=""/>
+                <v:imagedata r:id="rId9" o:title=""/>
               </v:shape>
             </w:pict>
           </mc:Fallback>
@@ -21024,19 +22144,7 @@
             <w:rPr>
               <w:rFonts w:ascii="Cambria Math" w:hAnsi="Cambria Math"/>
             </w:rPr>
-            <m:t>=0    (2</m:t>
-          </m:r>
-          <m:r>
-            <w:rPr>
-              <w:rFonts w:ascii="Cambria Math" w:hAnsi="Cambria Math"/>
-            </w:rPr>
-            <m:t>5</m:t>
-          </m:r>
-          <m:r>
-            <w:rPr>
-              <w:rFonts w:ascii="Cambria Math" w:hAnsi="Cambria Math"/>
-            </w:rPr>
-            <m:t>)</m:t>
+            <m:t>=0    (25)</m:t>
           </m:r>
         </m:oMath>
       </m:oMathPara>
@@ -21461,19 +22569,7 @@
             <w:rPr>
               <w:rFonts w:ascii="Cambria Math" w:eastAsiaTheme="minorEastAsia" w:hAnsi="Cambria Math"/>
             </w:rPr>
-            <m:t>=0  (2</m:t>
-          </m:r>
-          <m:r>
-            <w:rPr>
-              <w:rFonts w:ascii="Cambria Math" w:eastAsiaTheme="minorEastAsia" w:hAnsi="Cambria Math"/>
-            </w:rPr>
-            <m:t>6</m:t>
-          </m:r>
-          <m:r>
-            <w:rPr>
-              <w:rFonts w:ascii="Cambria Math" w:eastAsiaTheme="minorEastAsia" w:hAnsi="Cambria Math"/>
-            </w:rPr>
-            <m:t>)</m:t>
+            <m:t>=0  (26)</m:t>
           </m:r>
         </m:oMath>
       </m:oMathPara>
@@ -22023,31 +23119,7 @@
             <w:rPr>
               <w:rFonts w:ascii="Cambria Math" w:eastAsiaTheme="minorEastAsia" w:hAnsi="Cambria Math"/>
             </w:rPr>
-            <m:t>=0</m:t>
-          </m:r>
-          <m:r>
-            <w:rPr>
-              <w:rFonts w:ascii="Cambria Math" w:eastAsiaTheme="minorEastAsia" w:hAnsi="Cambria Math"/>
-            </w:rPr>
-            <m:t xml:space="preserve">    </m:t>
-          </m:r>
-          <m:r>
-            <w:rPr>
-              <w:rFonts w:ascii="Cambria Math" w:eastAsiaTheme="minorEastAsia" w:hAnsi="Cambria Math"/>
-            </w:rPr>
-            <m:t xml:space="preserve"> (2</m:t>
-          </m:r>
-          <m:r>
-            <w:rPr>
-              <w:rFonts w:ascii="Cambria Math" w:eastAsiaTheme="minorEastAsia" w:hAnsi="Cambria Math"/>
-            </w:rPr>
-            <m:t>7</m:t>
-          </m:r>
-          <m:r>
-            <w:rPr>
-              <w:rFonts w:ascii="Cambria Math" w:eastAsiaTheme="minorEastAsia" w:hAnsi="Cambria Math"/>
-            </w:rPr>
-            <m:t>)</m:t>
+            <m:t>=0     (27)</m:t>
           </m:r>
         </m:oMath>
       </m:oMathPara>
@@ -22263,6 +23335,7 @@
         <w:pStyle w:val="2"/>
         <w:spacing w:before="0"/>
       </w:pPr>
+      <w:bookmarkStart w:id="16" w:name="_Toc228424914"/>
       <w:r>
         <w:t>2.</w:t>
       </w:r>
@@ -22272,6 +23345,7 @@
       <w:r>
         <w:t>. Анализ результатов</w:t>
       </w:r>
+      <w:bookmarkEnd w:id="16"/>
     </w:p>
     <w:p>
       <w:pPr>
@@ -22348,35 +23422,1567 @@
     </w:p>
     <w:p>
       <w:pPr>
+        <w:ind w:firstLine="709"/>
+        <w:rPr>
+          <w:rFonts w:eastAsiaTheme="minorEastAsia"/>
+        </w:rPr>
+      </w:pPr>
+      <w:r>
+        <w:rPr>
+          <w:rFonts w:eastAsiaTheme="minorEastAsia"/>
+        </w:rPr>
+        <w:t>Решение</w:t>
+      </w:r>
+      <w:r>
+        <w:rPr>
+          <w:rFonts w:eastAsiaTheme="minorEastAsia"/>
+        </w:rPr>
+        <w:t xml:space="preserve"> неявной</w:t>
+      </w:r>
+      <w:r>
+        <w:rPr>
+          <w:rFonts w:eastAsiaTheme="minorEastAsia"/>
+        </w:rPr>
+        <w:t xml:space="preserve"> задачи по</w:t>
+      </w:r>
+      <w:r>
+        <w:rPr>
+          <w:rFonts w:eastAsiaTheme="minorEastAsia"/>
+        </w:rPr>
+        <w:t xml:space="preserve"> итерационному</w:t>
+      </w:r>
+      <w:r>
+        <w:rPr>
+          <w:rFonts w:eastAsiaTheme="minorEastAsia"/>
+        </w:rPr>
+        <w:t xml:space="preserve"> методу Ньютона сходится за </w:t>
+      </w:r>
+      <w:r>
+        <w:rPr>
+          <w:rFonts w:eastAsiaTheme="minorEastAsia"/>
+        </w:rPr>
+        <w:t xml:space="preserve">3-4 </w:t>
+      </w:r>
+      <w:r>
+        <w:rPr>
+          <w:rFonts w:eastAsiaTheme="minorEastAsia"/>
+        </w:rPr>
+        <w:t>итерации</w:t>
+      </w:r>
+      <w:r>
+        <w:rPr>
+          <w:rFonts w:eastAsiaTheme="minorEastAsia"/>
+        </w:rPr>
+        <w:t xml:space="preserve">, </w:t>
+      </w:r>
+      <w:r>
+        <w:rPr>
+          <w:rFonts w:eastAsiaTheme="minorEastAsia"/>
+        </w:rPr>
+        <w:t xml:space="preserve">в табл. 1 и 2 приведены относительные ошибки итерационного процесса для первого шага по времени уравнения Эйлера и Навье-Стокса соответственно. Однако несмотря на свою быструю сходимость, он требует большой вычислительной стоимости, так как на каждом шаге по времени он </w:t>
+      </w:r>
+      <w:r>
+        <w:rPr>
+          <w:rFonts w:eastAsiaTheme="minorEastAsia"/>
+        </w:rPr>
+        <w:lastRenderedPageBreak/>
+        <w:t>рассчитывает все элементы матрицы Якоби. В случае грубых сеток это еще может быть приемлемо, но с ростом сетки время выполнения сильно увеличивается.</w:t>
+      </w:r>
+      <w:r>
+        <w:rPr>
+          <w:rFonts w:eastAsiaTheme="minorEastAsia"/>
+        </w:rPr>
+        <w:t xml:space="preserve"> </w:t>
+      </w:r>
+    </w:p>
+    <w:tbl>
+      <w:tblPr>
+        <w:tblStyle w:val="a6"/>
+        <w:tblW w:w="0" w:type="auto"/>
+        <w:tblLook w:val="04A0" w:firstRow="1" w:lastRow="0" w:firstColumn="1" w:lastColumn="0" w:noHBand="0" w:noVBand="1"/>
+      </w:tblPr>
+      <w:tblGrid>
+        <w:gridCol w:w="2407"/>
+        <w:gridCol w:w="2407"/>
+        <w:gridCol w:w="2407"/>
+        <w:gridCol w:w="2407"/>
+      </w:tblGrid>
+      <w:tr>
+        <w:tc>
+          <w:tcPr>
+            <w:tcW w:w="2407" w:type="dxa"/>
+          </w:tcPr>
+          <w:p>
+            <w:pPr>
+              <w:jc w:val="center"/>
+              <w:rPr>
+                <w:rFonts w:eastAsiaTheme="minorEastAsia"/>
+              </w:rPr>
+            </w:pPr>
+            <w:r>
+              <w:rPr>
+                <w:rFonts w:eastAsiaTheme="minorEastAsia"/>
+              </w:rPr>
+              <w:t>Итерации</w:t>
+            </w:r>
+          </w:p>
+        </w:tc>
+        <w:tc>
+          <w:tcPr>
+            <w:tcW w:w="2407" w:type="dxa"/>
+          </w:tcPr>
+          <w:p>
+            <w:pPr>
+              <w:jc w:val="center"/>
+              <w:rPr>
+                <w:rFonts w:eastAsiaTheme="minorEastAsia"/>
+              </w:rPr>
+            </w:pPr>
+            <m:oMathPara>
+              <m:oMath>
+                <m:r>
+                  <w:rPr>
+                    <w:rFonts w:ascii="Cambria Math" w:eastAsiaTheme="minorEastAsia" w:hAnsi="Cambria Math"/>
+                  </w:rPr>
+                  <m:t>τ=0,01</m:t>
+                </m:r>
+              </m:oMath>
+            </m:oMathPara>
+          </w:p>
+        </w:tc>
+        <w:tc>
+          <w:tcPr>
+            <w:tcW w:w="2407" w:type="dxa"/>
+          </w:tcPr>
+          <w:p>
+            <w:pPr>
+              <w:jc w:val="center"/>
+              <w:rPr>
+                <w:rFonts w:eastAsiaTheme="minorEastAsia"/>
+              </w:rPr>
+            </w:pPr>
+            <m:oMathPara>
+              <m:oMath>
+                <m:r>
+                  <w:rPr>
+                    <w:rFonts w:ascii="Cambria Math" w:eastAsiaTheme="minorEastAsia" w:hAnsi="Cambria Math"/>
+                  </w:rPr>
+                  <m:t>τ=0,005</m:t>
+                </m:r>
+              </m:oMath>
+            </m:oMathPara>
+          </w:p>
+        </w:tc>
+        <w:tc>
+          <w:tcPr>
+            <w:tcW w:w="2407" w:type="dxa"/>
+          </w:tcPr>
+          <w:p>
+            <w:pPr>
+              <w:jc w:val="center"/>
+              <w:rPr>
+                <w:rFonts w:eastAsiaTheme="minorEastAsia"/>
+              </w:rPr>
+            </w:pPr>
+            <m:oMathPara>
+              <m:oMath>
+                <m:r>
+                  <w:rPr>
+                    <w:rFonts w:ascii="Cambria Math" w:eastAsiaTheme="minorEastAsia" w:hAnsi="Cambria Math"/>
+                  </w:rPr>
+                  <m:t>τ=0,0025</m:t>
+                </m:r>
+              </m:oMath>
+            </m:oMathPara>
+          </w:p>
+        </w:tc>
+      </w:tr>
+      <w:tr>
+        <w:tc>
+          <w:tcPr>
+            <w:tcW w:w="2407" w:type="dxa"/>
+          </w:tcPr>
+          <w:p>
+            <w:pPr>
+              <w:jc w:val="center"/>
+              <w:rPr>
+                <w:rFonts w:eastAsiaTheme="minorEastAsia"/>
+              </w:rPr>
+            </w:pPr>
+            <w:r>
+              <w:rPr>
+                <w:rFonts w:eastAsiaTheme="minorEastAsia"/>
+              </w:rPr>
+              <w:t>1</w:t>
+            </w:r>
+          </w:p>
+        </w:tc>
+        <w:tc>
+          <w:tcPr>
+            <w:tcW w:w="2407" w:type="dxa"/>
+          </w:tcPr>
+          <w:p>
+            <w:pPr>
+              <w:jc w:val="center"/>
+              <w:rPr>
+                <w:rFonts w:eastAsiaTheme="minorEastAsia"/>
+              </w:rPr>
+            </w:pPr>
+            <w:r>
+              <w:rPr>
+                <w:rFonts w:eastAsiaTheme="minorEastAsia"/>
+              </w:rPr>
+              <w:t>5,5</w:t>
+            </w:r>
+            <w:r>
+              <w:rPr>
+                <w:rFonts w:eastAsiaTheme="minorEastAsia"/>
+              </w:rPr>
+              <w:t>65</w:t>
+            </w:r>
+            <w:r>
+              <w:rPr>
+                <w:rFonts w:eastAsiaTheme="minorEastAsia"/>
+              </w:rPr>
+              <w:t>е-04</w:t>
+            </w:r>
+          </w:p>
+        </w:tc>
+        <w:tc>
+          <w:tcPr>
+            <w:tcW w:w="2407" w:type="dxa"/>
+          </w:tcPr>
+          <w:p>
+            <w:pPr>
+              <w:jc w:val="center"/>
+              <w:rPr>
+                <w:rFonts w:eastAsiaTheme="minorEastAsia"/>
+              </w:rPr>
+            </w:pPr>
+            <w:r>
+              <w:rPr>
+                <w:rFonts w:eastAsiaTheme="minorEastAsia"/>
+              </w:rPr>
+              <w:t>1,41</w:t>
+            </w:r>
+            <w:r>
+              <w:rPr>
+                <w:rFonts w:eastAsiaTheme="minorEastAsia"/>
+              </w:rPr>
+              <w:t>5</w:t>
+            </w:r>
+            <w:r>
+              <w:rPr>
+                <w:rFonts w:eastAsiaTheme="minorEastAsia"/>
+              </w:rPr>
+              <w:t>е-04</w:t>
+            </w:r>
+          </w:p>
+        </w:tc>
+        <w:tc>
+          <w:tcPr>
+            <w:tcW w:w="2407" w:type="dxa"/>
+          </w:tcPr>
+          <w:p>
+            <w:pPr>
+              <w:jc w:val="center"/>
+              <w:rPr>
+                <w:rFonts w:eastAsiaTheme="minorEastAsia"/>
+              </w:rPr>
+            </w:pPr>
+            <w:r>
+              <w:rPr>
+                <w:rFonts w:eastAsiaTheme="minorEastAsia"/>
+              </w:rPr>
+              <w:t>3,</w:t>
+            </w:r>
+            <w:r>
+              <w:rPr>
+                <w:rFonts w:eastAsiaTheme="minorEastAsia"/>
+              </w:rPr>
+              <w:t>554</w:t>
+            </w:r>
+            <w:r>
+              <w:rPr>
+                <w:rFonts w:eastAsiaTheme="minorEastAsia"/>
+              </w:rPr>
+              <w:t>е-0</w:t>
+            </w:r>
+            <w:r>
+              <w:rPr>
+                <w:rFonts w:eastAsiaTheme="minorEastAsia"/>
+              </w:rPr>
+              <w:t>5</w:t>
+            </w:r>
+          </w:p>
+        </w:tc>
+      </w:tr>
+      <w:tr>
+        <w:tc>
+          <w:tcPr>
+            <w:tcW w:w="2407" w:type="dxa"/>
+          </w:tcPr>
+          <w:p>
+            <w:pPr>
+              <w:jc w:val="center"/>
+              <w:rPr>
+                <w:rFonts w:eastAsiaTheme="minorEastAsia"/>
+              </w:rPr>
+            </w:pPr>
+            <w:r>
+              <w:rPr>
+                <w:rFonts w:eastAsiaTheme="minorEastAsia"/>
+              </w:rPr>
+              <w:t>2</w:t>
+            </w:r>
+          </w:p>
+        </w:tc>
+        <w:tc>
+          <w:tcPr>
+            <w:tcW w:w="2407" w:type="dxa"/>
+          </w:tcPr>
+          <w:p>
+            <w:pPr>
+              <w:jc w:val="center"/>
+              <w:rPr>
+                <w:rFonts w:eastAsiaTheme="minorEastAsia"/>
+              </w:rPr>
+            </w:pPr>
+            <w:r>
+              <w:rPr>
+                <w:rFonts w:eastAsiaTheme="minorEastAsia"/>
+              </w:rPr>
+              <w:t>5,</w:t>
+            </w:r>
+            <w:r>
+              <w:rPr>
+                <w:rFonts w:eastAsiaTheme="minorEastAsia"/>
+              </w:rPr>
+              <w:t>982</w:t>
+            </w:r>
+            <w:r>
+              <w:rPr>
+                <w:rFonts w:eastAsiaTheme="minorEastAsia"/>
+              </w:rPr>
+              <w:t>1</w:t>
+            </w:r>
+            <w:r>
+              <w:rPr>
+                <w:rFonts w:eastAsiaTheme="minorEastAsia"/>
+              </w:rPr>
+              <w:t>е-0</w:t>
+            </w:r>
+            <w:r>
+              <w:rPr>
+                <w:rFonts w:eastAsiaTheme="minorEastAsia"/>
+              </w:rPr>
+              <w:t>6</w:t>
+            </w:r>
+          </w:p>
+        </w:tc>
+        <w:tc>
+          <w:tcPr>
+            <w:tcW w:w="2407" w:type="dxa"/>
+          </w:tcPr>
+          <w:p>
+            <w:pPr>
+              <w:jc w:val="center"/>
+              <w:rPr>
+                <w:rFonts w:eastAsiaTheme="minorEastAsia"/>
+              </w:rPr>
+            </w:pPr>
+            <w:r>
+              <w:rPr>
+                <w:rFonts w:eastAsiaTheme="minorEastAsia"/>
+              </w:rPr>
+              <w:t>4,0</w:t>
+            </w:r>
+            <w:r>
+              <w:rPr>
+                <w:rFonts w:eastAsiaTheme="minorEastAsia"/>
+              </w:rPr>
+              <w:t>94</w:t>
+            </w:r>
+            <w:r>
+              <w:rPr>
+                <w:rFonts w:eastAsiaTheme="minorEastAsia"/>
+              </w:rPr>
+              <w:t>е-0</w:t>
+            </w:r>
+            <w:r>
+              <w:rPr>
+                <w:rFonts w:eastAsiaTheme="minorEastAsia"/>
+              </w:rPr>
+              <w:t>7</w:t>
+            </w:r>
+          </w:p>
+        </w:tc>
+        <w:tc>
+          <w:tcPr>
+            <w:tcW w:w="2407" w:type="dxa"/>
+          </w:tcPr>
+          <w:p>
+            <w:pPr>
+              <w:jc w:val="center"/>
+              <w:rPr>
+                <w:rFonts w:eastAsiaTheme="minorEastAsia"/>
+              </w:rPr>
+            </w:pPr>
+            <w:r>
+              <w:rPr>
+                <w:rFonts w:eastAsiaTheme="minorEastAsia"/>
+              </w:rPr>
+              <w:t>2,6</w:t>
+            </w:r>
+            <w:r>
+              <w:rPr>
+                <w:rFonts w:eastAsiaTheme="minorEastAsia"/>
+              </w:rPr>
+              <w:t>20</w:t>
+            </w:r>
+            <w:r>
+              <w:rPr>
+                <w:rFonts w:eastAsiaTheme="minorEastAsia"/>
+              </w:rPr>
+              <w:t>е-0</w:t>
+            </w:r>
+            <w:r>
+              <w:rPr>
+                <w:rFonts w:eastAsiaTheme="minorEastAsia"/>
+              </w:rPr>
+              <w:t>8</w:t>
+            </w:r>
+          </w:p>
+        </w:tc>
+      </w:tr>
+      <w:tr>
+        <w:tc>
+          <w:tcPr>
+            <w:tcW w:w="2407" w:type="dxa"/>
+          </w:tcPr>
+          <w:p>
+            <w:pPr>
+              <w:jc w:val="center"/>
+              <w:rPr>
+                <w:rFonts w:eastAsiaTheme="minorEastAsia"/>
+              </w:rPr>
+            </w:pPr>
+            <w:r>
+              <w:rPr>
+                <w:rFonts w:eastAsiaTheme="minorEastAsia"/>
+              </w:rPr>
+              <w:t>3</w:t>
+            </w:r>
+          </w:p>
+        </w:tc>
+        <w:tc>
+          <w:tcPr>
+            <w:tcW w:w="2407" w:type="dxa"/>
+          </w:tcPr>
+          <w:p>
+            <w:pPr>
+              <w:jc w:val="center"/>
+              <w:rPr>
+                <w:rFonts w:eastAsiaTheme="minorEastAsia"/>
+              </w:rPr>
+            </w:pPr>
+            <w:r>
+              <w:rPr>
+                <w:rFonts w:eastAsiaTheme="minorEastAsia"/>
+              </w:rPr>
+              <w:t>7,</w:t>
+            </w:r>
+            <w:r>
+              <w:rPr>
+                <w:rFonts w:eastAsiaTheme="minorEastAsia"/>
+              </w:rPr>
+              <w:t>821</w:t>
+            </w:r>
+            <w:r>
+              <w:rPr>
+                <w:rFonts w:eastAsiaTheme="minorEastAsia"/>
+              </w:rPr>
+              <w:t>е-</w:t>
+            </w:r>
+            <w:r>
+              <w:rPr>
+                <w:rFonts w:eastAsiaTheme="minorEastAsia"/>
+              </w:rPr>
+              <w:t>11</w:t>
+            </w:r>
+          </w:p>
+        </w:tc>
+        <w:tc>
+          <w:tcPr>
+            <w:tcW w:w="2407" w:type="dxa"/>
+          </w:tcPr>
+          <w:p>
+            <w:pPr>
+              <w:jc w:val="center"/>
+              <w:rPr>
+                <w:rFonts w:eastAsiaTheme="minorEastAsia"/>
+              </w:rPr>
+            </w:pPr>
+            <w:r>
+              <w:rPr>
+                <w:rFonts w:eastAsiaTheme="minorEastAsia"/>
+              </w:rPr>
+              <w:t>5,0</w:t>
+            </w:r>
+            <w:r>
+              <w:rPr>
+                <w:rFonts w:eastAsiaTheme="minorEastAsia"/>
+              </w:rPr>
+              <w:t>67</w:t>
+            </w:r>
+            <w:r>
+              <w:rPr>
+                <w:rFonts w:eastAsiaTheme="minorEastAsia"/>
+              </w:rPr>
+              <w:t>е-</w:t>
+            </w:r>
+            <w:r>
+              <w:rPr>
+                <w:rFonts w:eastAsiaTheme="minorEastAsia"/>
+              </w:rPr>
+              <w:t>13</w:t>
+            </w:r>
+          </w:p>
+        </w:tc>
+        <w:tc>
+          <w:tcPr>
+            <w:tcW w:w="2407" w:type="dxa"/>
+          </w:tcPr>
+          <w:p>
+            <w:pPr>
+              <w:jc w:val="center"/>
+              <w:rPr>
+                <w:rFonts w:eastAsiaTheme="minorEastAsia"/>
+              </w:rPr>
+            </w:pPr>
+            <w:r>
+              <w:rPr>
+                <w:rFonts w:eastAsiaTheme="minorEastAsia"/>
+              </w:rPr>
+              <w:t>2,2</w:t>
+            </w:r>
+            <w:r>
+              <w:rPr>
+                <w:rFonts w:eastAsiaTheme="minorEastAsia"/>
+              </w:rPr>
+              <w:t>46</w:t>
+            </w:r>
+            <w:r>
+              <w:rPr>
+                <w:rFonts w:eastAsiaTheme="minorEastAsia"/>
+              </w:rPr>
+              <w:t>е-</w:t>
+            </w:r>
+            <w:r>
+              <w:rPr>
+                <w:rFonts w:eastAsiaTheme="minorEastAsia"/>
+              </w:rPr>
+              <w:t>15</w:t>
+            </w:r>
+          </w:p>
+        </w:tc>
+      </w:tr>
+      <w:tr>
+        <w:tc>
+          <w:tcPr>
+            <w:tcW w:w="2407" w:type="dxa"/>
+          </w:tcPr>
+          <w:p>
+            <w:pPr>
+              <w:jc w:val="center"/>
+              <w:rPr>
+                <w:rFonts w:eastAsiaTheme="minorEastAsia"/>
+              </w:rPr>
+            </w:pPr>
+            <w:r>
+              <w:rPr>
+                <w:rFonts w:eastAsiaTheme="minorEastAsia"/>
+              </w:rPr>
+              <w:t>4</w:t>
+            </w:r>
+          </w:p>
+        </w:tc>
+        <w:tc>
+          <w:tcPr>
+            <w:tcW w:w="2407" w:type="dxa"/>
+          </w:tcPr>
+          <w:p>
+            <w:pPr>
+              <w:jc w:val="center"/>
+              <w:rPr>
+                <w:rFonts w:eastAsiaTheme="minorEastAsia"/>
+              </w:rPr>
+            </w:pPr>
+            <w:r>
+              <w:rPr>
+                <w:rFonts w:eastAsiaTheme="minorEastAsia"/>
+              </w:rPr>
+              <w:t>7</w:t>
+            </w:r>
+            <w:r>
+              <w:rPr>
+                <w:rFonts w:eastAsiaTheme="minorEastAsia"/>
+              </w:rPr>
+              <w:t>,</w:t>
+            </w:r>
+            <w:r>
+              <w:rPr>
+                <w:rFonts w:eastAsiaTheme="minorEastAsia"/>
+              </w:rPr>
+              <w:t>449</w:t>
+            </w:r>
+            <w:r>
+              <w:rPr>
+                <w:rFonts w:eastAsiaTheme="minorEastAsia"/>
+              </w:rPr>
+              <w:t>е-</w:t>
+            </w:r>
+            <w:r>
+              <w:rPr>
+                <w:rFonts w:eastAsiaTheme="minorEastAsia"/>
+              </w:rPr>
+              <w:t>17</w:t>
+            </w:r>
+          </w:p>
+        </w:tc>
+        <w:tc>
+          <w:tcPr>
+            <w:tcW w:w="2407" w:type="dxa"/>
+          </w:tcPr>
+          <w:p>
+            <w:pPr>
+              <w:jc w:val="center"/>
+              <w:rPr>
+                <w:rFonts w:eastAsiaTheme="minorEastAsia"/>
+              </w:rPr>
+            </w:pPr>
+            <w:r>
+              <w:rPr>
+                <w:rFonts w:eastAsiaTheme="minorEastAsia"/>
+              </w:rPr>
+              <w:t>3,</w:t>
+            </w:r>
+            <w:r>
+              <w:rPr>
+                <w:rFonts w:eastAsiaTheme="minorEastAsia"/>
+              </w:rPr>
+              <w:t>446</w:t>
+            </w:r>
+            <w:r>
+              <w:rPr>
+                <w:rFonts w:eastAsiaTheme="minorEastAsia"/>
+              </w:rPr>
+              <w:t>е-</w:t>
+            </w:r>
+            <w:r>
+              <w:rPr>
+                <w:rFonts w:eastAsiaTheme="minorEastAsia"/>
+              </w:rPr>
+              <w:t>17</w:t>
+            </w:r>
+          </w:p>
+        </w:tc>
+        <w:tc>
+          <w:tcPr>
+            <w:tcW w:w="2407" w:type="dxa"/>
+          </w:tcPr>
+          <w:p>
+            <w:pPr>
+              <w:jc w:val="center"/>
+              <w:rPr>
+                <w:rFonts w:eastAsiaTheme="minorEastAsia"/>
+              </w:rPr>
+            </w:pPr>
+            <w:r>
+              <w:rPr>
+                <w:rFonts w:eastAsiaTheme="minorEastAsia"/>
+              </w:rPr>
+              <w:t>2,2</w:t>
+            </w:r>
+            <w:r>
+              <w:rPr>
+                <w:rFonts w:eastAsiaTheme="minorEastAsia"/>
+              </w:rPr>
+              <w:t>90</w:t>
+            </w:r>
+            <w:r>
+              <w:rPr>
+                <w:rFonts w:eastAsiaTheme="minorEastAsia"/>
+              </w:rPr>
+              <w:t>е-</w:t>
+            </w:r>
+            <w:r>
+              <w:rPr>
+                <w:rFonts w:eastAsiaTheme="minorEastAsia"/>
+              </w:rPr>
+              <w:t>17</w:t>
+            </w:r>
+          </w:p>
+        </w:tc>
+      </w:tr>
+      <w:tr>
+        <w:tc>
+          <w:tcPr>
+            <w:tcW w:w="2407" w:type="dxa"/>
+          </w:tcPr>
+          <w:p>
+            <w:pPr>
+              <w:jc w:val="center"/>
+              <w:rPr>
+                <w:rFonts w:eastAsiaTheme="minorEastAsia"/>
+              </w:rPr>
+            </w:pPr>
+            <w:r>
+              <w:rPr>
+                <w:rFonts w:eastAsiaTheme="minorEastAsia"/>
+              </w:rPr>
+              <w:t>5</w:t>
+            </w:r>
+          </w:p>
+        </w:tc>
+        <w:tc>
+          <w:tcPr>
+            <w:tcW w:w="2407" w:type="dxa"/>
+          </w:tcPr>
+          <w:p>
+            <w:pPr>
+              <w:jc w:val="center"/>
+              <w:rPr>
+                <w:rFonts w:eastAsiaTheme="minorEastAsia"/>
+              </w:rPr>
+            </w:pPr>
+            <w:r>
+              <w:rPr>
+                <w:rFonts w:eastAsiaTheme="minorEastAsia"/>
+              </w:rPr>
+              <w:t>7</w:t>
+            </w:r>
+            <w:r>
+              <w:rPr>
+                <w:rFonts w:eastAsiaTheme="minorEastAsia"/>
+              </w:rPr>
+              <w:t>,</w:t>
+            </w:r>
+            <w:r>
+              <w:rPr>
+                <w:rFonts w:eastAsiaTheme="minorEastAsia"/>
+              </w:rPr>
+              <w:t>272</w:t>
+            </w:r>
+            <w:r>
+              <w:rPr>
+                <w:rFonts w:eastAsiaTheme="minorEastAsia"/>
+              </w:rPr>
+              <w:t>е-</w:t>
+            </w:r>
+            <w:r>
+              <w:rPr>
+                <w:rFonts w:eastAsiaTheme="minorEastAsia"/>
+              </w:rPr>
+              <w:t>17</w:t>
+            </w:r>
+          </w:p>
+        </w:tc>
+        <w:tc>
+          <w:tcPr>
+            <w:tcW w:w="2407" w:type="dxa"/>
+          </w:tcPr>
+          <w:p>
+            <w:pPr>
+              <w:jc w:val="center"/>
+              <w:rPr>
+                <w:rFonts w:eastAsiaTheme="minorEastAsia"/>
+              </w:rPr>
+            </w:pPr>
+            <w:r>
+              <w:rPr>
+                <w:rFonts w:eastAsiaTheme="minorEastAsia"/>
+              </w:rPr>
+              <w:t>3</w:t>
+            </w:r>
+            <w:r>
+              <w:rPr>
+                <w:rFonts w:eastAsiaTheme="minorEastAsia"/>
+              </w:rPr>
+              <w:t>,</w:t>
+            </w:r>
+            <w:r>
+              <w:rPr>
+                <w:rFonts w:eastAsiaTheme="minorEastAsia"/>
+              </w:rPr>
+              <w:t>392</w:t>
+            </w:r>
+            <w:r>
+              <w:rPr>
+                <w:rFonts w:eastAsiaTheme="minorEastAsia"/>
+              </w:rPr>
+              <w:t>е-</w:t>
+            </w:r>
+            <w:r>
+              <w:rPr>
+                <w:rFonts w:eastAsiaTheme="minorEastAsia"/>
+              </w:rPr>
+              <w:t>17</w:t>
+            </w:r>
+          </w:p>
+        </w:tc>
+        <w:tc>
+          <w:tcPr>
+            <w:tcW w:w="2407" w:type="dxa"/>
+          </w:tcPr>
+          <w:p>
+            <w:pPr>
+              <w:jc w:val="center"/>
+              <w:rPr>
+                <w:rFonts w:eastAsiaTheme="minorEastAsia"/>
+              </w:rPr>
+            </w:pPr>
+            <w:r>
+              <w:rPr>
+                <w:rFonts w:eastAsiaTheme="minorEastAsia"/>
+              </w:rPr>
+              <w:t>2,2</w:t>
+            </w:r>
+            <w:r>
+              <w:rPr>
+                <w:rFonts w:eastAsiaTheme="minorEastAsia"/>
+              </w:rPr>
+              <w:t>69</w:t>
+            </w:r>
+            <w:r>
+              <w:rPr>
+                <w:rFonts w:eastAsiaTheme="minorEastAsia"/>
+              </w:rPr>
+              <w:t>е-</w:t>
+            </w:r>
+            <w:r>
+              <w:rPr>
+                <w:rFonts w:eastAsiaTheme="minorEastAsia"/>
+              </w:rPr>
+              <w:t>17</w:t>
+            </w:r>
+          </w:p>
+        </w:tc>
+      </w:tr>
+    </w:tbl>
+    <w:p>
+      <w:pPr>
+        <w:spacing w:before="240"/>
+        <w:ind w:firstLine="709"/>
+        <w:jc w:val="center"/>
+        <w:rPr>
+          <w:rFonts w:eastAsiaTheme="minorEastAsia"/>
+        </w:rPr>
+      </w:pPr>
+      <w:r>
+        <w:rPr>
+          <w:rFonts w:eastAsiaTheme="minorEastAsia"/>
+        </w:rPr>
+        <w:t>Табл. 1 Сходимость метода Ньютона для уравнений Эйлера</w:t>
+      </w:r>
+    </w:p>
+    <w:tbl>
+      <w:tblPr>
+        <w:tblStyle w:val="a6"/>
+        <w:tblW w:w="0" w:type="auto"/>
+        <w:tblLook w:val="04A0" w:firstRow="1" w:lastRow="0" w:firstColumn="1" w:lastColumn="0" w:noHBand="0" w:noVBand="1"/>
+      </w:tblPr>
+      <w:tblGrid>
+        <w:gridCol w:w="2407"/>
+        <w:gridCol w:w="2407"/>
+        <w:gridCol w:w="2407"/>
+        <w:gridCol w:w="2407"/>
+      </w:tblGrid>
+      <w:tr>
+        <w:tc>
+          <w:tcPr>
+            <w:tcW w:w="2407" w:type="dxa"/>
+          </w:tcPr>
+          <w:p>
+            <w:pPr>
+              <w:jc w:val="center"/>
+              <w:rPr>
+                <w:rFonts w:eastAsiaTheme="minorEastAsia"/>
+              </w:rPr>
+            </w:pPr>
+            <w:bookmarkStart w:id="17" w:name="_Hlk228413373"/>
+            <w:r>
+              <w:rPr>
+                <w:rFonts w:eastAsiaTheme="minorEastAsia"/>
+              </w:rPr>
+              <w:t>Итерации</w:t>
+            </w:r>
+          </w:p>
+        </w:tc>
+        <w:tc>
+          <w:tcPr>
+            <w:tcW w:w="2407" w:type="dxa"/>
+          </w:tcPr>
+          <w:p>
+            <w:pPr>
+              <w:jc w:val="center"/>
+              <w:rPr>
+                <w:rFonts w:eastAsiaTheme="minorEastAsia"/>
+              </w:rPr>
+            </w:pPr>
+            <m:oMathPara>
+              <m:oMath>
+                <m:r>
+                  <w:rPr>
+                    <w:rFonts w:ascii="Cambria Math" w:eastAsiaTheme="minorEastAsia" w:hAnsi="Cambria Math"/>
+                  </w:rPr>
+                  <m:t>τ=0,01</m:t>
+                </m:r>
+              </m:oMath>
+            </m:oMathPara>
+          </w:p>
+        </w:tc>
+        <w:tc>
+          <w:tcPr>
+            <w:tcW w:w="2407" w:type="dxa"/>
+          </w:tcPr>
+          <w:p>
+            <w:pPr>
+              <w:jc w:val="center"/>
+              <w:rPr>
+                <w:rFonts w:eastAsiaTheme="minorEastAsia"/>
+              </w:rPr>
+            </w:pPr>
+            <m:oMathPara>
+              <m:oMath>
+                <m:r>
+                  <w:rPr>
+                    <w:rFonts w:ascii="Cambria Math" w:eastAsiaTheme="minorEastAsia" w:hAnsi="Cambria Math"/>
+                  </w:rPr>
+                  <m:t>τ=0,005</m:t>
+                </m:r>
+              </m:oMath>
+            </m:oMathPara>
+          </w:p>
+        </w:tc>
+        <w:tc>
+          <w:tcPr>
+            <w:tcW w:w="2407" w:type="dxa"/>
+          </w:tcPr>
+          <w:p>
+            <w:pPr>
+              <w:jc w:val="center"/>
+              <w:rPr>
+                <w:rFonts w:eastAsiaTheme="minorEastAsia"/>
+              </w:rPr>
+            </w:pPr>
+            <m:oMathPara>
+              <m:oMath>
+                <m:r>
+                  <w:rPr>
+                    <w:rFonts w:ascii="Cambria Math" w:eastAsiaTheme="minorEastAsia" w:hAnsi="Cambria Math"/>
+                  </w:rPr>
+                  <m:t>τ=0,0025</m:t>
+                </m:r>
+              </m:oMath>
+            </m:oMathPara>
+          </w:p>
+        </w:tc>
+      </w:tr>
+      <w:tr>
+        <w:tc>
+          <w:tcPr>
+            <w:tcW w:w="2407" w:type="dxa"/>
+          </w:tcPr>
+          <w:p>
+            <w:pPr>
+              <w:jc w:val="center"/>
+              <w:rPr>
+                <w:rFonts w:eastAsiaTheme="minorEastAsia"/>
+              </w:rPr>
+            </w:pPr>
+            <w:r>
+              <w:rPr>
+                <w:rFonts w:eastAsiaTheme="minorEastAsia"/>
+              </w:rPr>
+              <w:t>1</w:t>
+            </w:r>
+          </w:p>
+        </w:tc>
+        <w:tc>
+          <w:tcPr>
+            <w:tcW w:w="2407" w:type="dxa"/>
+          </w:tcPr>
+          <w:p>
+            <w:pPr>
+              <w:jc w:val="center"/>
+              <w:rPr>
+                <w:rFonts w:eastAsiaTheme="minorEastAsia"/>
+              </w:rPr>
+            </w:pPr>
+            <w:r>
+              <w:rPr>
+                <w:rFonts w:eastAsiaTheme="minorEastAsia"/>
+              </w:rPr>
+              <w:t>5,533е-04</w:t>
+            </w:r>
+          </w:p>
+        </w:tc>
+        <w:tc>
+          <w:tcPr>
+            <w:tcW w:w="2407" w:type="dxa"/>
+          </w:tcPr>
+          <w:p>
+            <w:pPr>
+              <w:jc w:val="center"/>
+              <w:rPr>
+                <w:rFonts w:eastAsiaTheme="minorEastAsia"/>
+              </w:rPr>
+            </w:pPr>
+            <w:r>
+              <w:rPr>
+                <w:rFonts w:eastAsiaTheme="minorEastAsia"/>
+              </w:rPr>
+              <w:t>1,411</w:t>
+            </w:r>
+            <w:r>
+              <w:rPr>
+                <w:rFonts w:eastAsiaTheme="minorEastAsia"/>
+              </w:rPr>
+              <w:t>е-04</w:t>
+            </w:r>
+          </w:p>
+        </w:tc>
+        <w:tc>
+          <w:tcPr>
+            <w:tcW w:w="2407" w:type="dxa"/>
+          </w:tcPr>
+          <w:p>
+            <w:pPr>
+              <w:jc w:val="center"/>
+              <w:rPr>
+                <w:rFonts w:eastAsiaTheme="minorEastAsia"/>
+              </w:rPr>
+            </w:pPr>
+            <w:r>
+              <w:rPr>
+                <w:rFonts w:eastAsiaTheme="minorEastAsia"/>
+              </w:rPr>
+              <w:t>3,549</w:t>
+            </w:r>
+            <w:r>
+              <w:rPr>
+                <w:rFonts w:eastAsiaTheme="minorEastAsia"/>
+              </w:rPr>
+              <w:t>е-0</w:t>
+            </w:r>
+            <w:r>
+              <w:rPr>
+                <w:rFonts w:eastAsiaTheme="minorEastAsia"/>
+              </w:rPr>
+              <w:t>5</w:t>
+            </w:r>
+          </w:p>
+        </w:tc>
+      </w:tr>
+      <w:tr>
+        <w:tc>
+          <w:tcPr>
+            <w:tcW w:w="2407" w:type="dxa"/>
+          </w:tcPr>
+          <w:p>
+            <w:pPr>
+              <w:jc w:val="center"/>
+              <w:rPr>
+                <w:rFonts w:eastAsiaTheme="minorEastAsia"/>
+              </w:rPr>
+            </w:pPr>
+            <w:r>
+              <w:rPr>
+                <w:rFonts w:eastAsiaTheme="minorEastAsia"/>
+              </w:rPr>
+              <w:t>2</w:t>
+            </w:r>
+          </w:p>
+        </w:tc>
+        <w:tc>
+          <w:tcPr>
+            <w:tcW w:w="2407" w:type="dxa"/>
+          </w:tcPr>
+          <w:p>
+            <w:pPr>
+              <w:jc w:val="center"/>
+              <w:rPr>
+                <w:rFonts w:eastAsiaTheme="minorEastAsia"/>
+              </w:rPr>
+            </w:pPr>
+            <w:r>
+              <w:rPr>
+                <w:rFonts w:eastAsiaTheme="minorEastAsia"/>
+              </w:rPr>
+              <w:t>5,881</w:t>
+            </w:r>
+            <w:r>
+              <w:rPr>
+                <w:rFonts w:eastAsiaTheme="minorEastAsia"/>
+              </w:rPr>
+              <w:t>е-0</w:t>
+            </w:r>
+            <w:r>
+              <w:rPr>
+                <w:rFonts w:eastAsiaTheme="minorEastAsia"/>
+              </w:rPr>
+              <w:t>6</w:t>
+            </w:r>
+          </w:p>
+        </w:tc>
+        <w:tc>
+          <w:tcPr>
+            <w:tcW w:w="2407" w:type="dxa"/>
+          </w:tcPr>
+          <w:p>
+            <w:pPr>
+              <w:jc w:val="center"/>
+              <w:rPr>
+                <w:rFonts w:eastAsiaTheme="minorEastAsia"/>
+              </w:rPr>
+            </w:pPr>
+            <w:r>
+              <w:rPr>
+                <w:rFonts w:eastAsiaTheme="minorEastAsia"/>
+              </w:rPr>
+              <w:t>4,057</w:t>
+            </w:r>
+            <w:r>
+              <w:rPr>
+                <w:rFonts w:eastAsiaTheme="minorEastAsia"/>
+              </w:rPr>
+              <w:t>е-0</w:t>
+            </w:r>
+            <w:r>
+              <w:rPr>
+                <w:rFonts w:eastAsiaTheme="minorEastAsia"/>
+              </w:rPr>
+              <w:t>7</w:t>
+            </w:r>
+          </w:p>
+        </w:tc>
+        <w:tc>
+          <w:tcPr>
+            <w:tcW w:w="2407" w:type="dxa"/>
+          </w:tcPr>
+          <w:p>
+            <w:pPr>
+              <w:jc w:val="center"/>
+              <w:rPr>
+                <w:rFonts w:eastAsiaTheme="minorEastAsia"/>
+              </w:rPr>
+            </w:pPr>
+            <w:r>
+              <w:rPr>
+                <w:rFonts w:eastAsiaTheme="minorEastAsia"/>
+              </w:rPr>
+              <w:t>2,608</w:t>
+            </w:r>
+            <w:r>
+              <w:rPr>
+                <w:rFonts w:eastAsiaTheme="minorEastAsia"/>
+              </w:rPr>
+              <w:t>е-0</w:t>
+            </w:r>
+            <w:r>
+              <w:rPr>
+                <w:rFonts w:eastAsiaTheme="minorEastAsia"/>
+              </w:rPr>
+              <w:t>8</w:t>
+            </w:r>
+          </w:p>
+        </w:tc>
+      </w:tr>
+      <w:tr>
+        <w:tc>
+          <w:tcPr>
+            <w:tcW w:w="2407" w:type="dxa"/>
+          </w:tcPr>
+          <w:p>
+            <w:pPr>
+              <w:jc w:val="center"/>
+              <w:rPr>
+                <w:rFonts w:eastAsiaTheme="minorEastAsia"/>
+              </w:rPr>
+            </w:pPr>
+            <w:r>
+              <w:rPr>
+                <w:rFonts w:eastAsiaTheme="minorEastAsia"/>
+              </w:rPr>
+              <w:t>3</w:t>
+            </w:r>
+          </w:p>
+        </w:tc>
+        <w:tc>
+          <w:tcPr>
+            <w:tcW w:w="2407" w:type="dxa"/>
+          </w:tcPr>
+          <w:p>
+            <w:pPr>
+              <w:jc w:val="center"/>
+              <w:rPr>
+                <w:rFonts w:eastAsiaTheme="minorEastAsia"/>
+              </w:rPr>
+            </w:pPr>
+            <w:r>
+              <w:rPr>
+                <w:rFonts w:eastAsiaTheme="minorEastAsia"/>
+              </w:rPr>
+              <w:t>7,845</w:t>
+            </w:r>
+            <w:r>
+              <w:rPr>
+                <w:rFonts w:eastAsiaTheme="minorEastAsia"/>
+              </w:rPr>
+              <w:t>е-</w:t>
+            </w:r>
+            <w:r>
+              <w:rPr>
+                <w:rFonts w:eastAsiaTheme="minorEastAsia"/>
+              </w:rPr>
+              <w:t>11</w:t>
+            </w:r>
+          </w:p>
+        </w:tc>
+        <w:tc>
+          <w:tcPr>
+            <w:tcW w:w="2407" w:type="dxa"/>
+          </w:tcPr>
+          <w:p>
+            <w:pPr>
+              <w:jc w:val="center"/>
+              <w:rPr>
+                <w:rFonts w:eastAsiaTheme="minorEastAsia"/>
+              </w:rPr>
+            </w:pPr>
+            <w:r>
+              <w:rPr>
+                <w:rFonts w:eastAsiaTheme="minorEastAsia"/>
+              </w:rPr>
+              <w:t>5,040</w:t>
+            </w:r>
+            <w:r>
+              <w:rPr>
+                <w:rFonts w:eastAsiaTheme="minorEastAsia"/>
+              </w:rPr>
+              <w:t>е-</w:t>
+            </w:r>
+            <w:r>
+              <w:rPr>
+                <w:rFonts w:eastAsiaTheme="minorEastAsia"/>
+              </w:rPr>
+              <w:t>13</w:t>
+            </w:r>
+          </w:p>
+        </w:tc>
+        <w:tc>
+          <w:tcPr>
+            <w:tcW w:w="2407" w:type="dxa"/>
+          </w:tcPr>
+          <w:p>
+            <w:pPr>
+              <w:jc w:val="center"/>
+              <w:rPr>
+                <w:rFonts w:eastAsiaTheme="minorEastAsia"/>
+              </w:rPr>
+            </w:pPr>
+            <w:r>
+              <w:rPr>
+                <w:rFonts w:eastAsiaTheme="minorEastAsia"/>
+              </w:rPr>
+              <w:t>2,239</w:t>
+            </w:r>
+            <w:r>
+              <w:rPr>
+                <w:rFonts w:eastAsiaTheme="minorEastAsia"/>
+              </w:rPr>
+              <w:t>е-</w:t>
+            </w:r>
+            <w:r>
+              <w:rPr>
+                <w:rFonts w:eastAsiaTheme="minorEastAsia"/>
+              </w:rPr>
+              <w:t>15</w:t>
+            </w:r>
+          </w:p>
+        </w:tc>
+      </w:tr>
+      <w:tr>
+        <w:tc>
+          <w:tcPr>
+            <w:tcW w:w="2407" w:type="dxa"/>
+          </w:tcPr>
+          <w:p>
+            <w:pPr>
+              <w:jc w:val="center"/>
+              <w:rPr>
+                <w:rFonts w:eastAsiaTheme="minorEastAsia"/>
+              </w:rPr>
+            </w:pPr>
+            <w:r>
+              <w:rPr>
+                <w:rFonts w:eastAsiaTheme="minorEastAsia"/>
+              </w:rPr>
+              <w:t>4</w:t>
+            </w:r>
+          </w:p>
+        </w:tc>
+        <w:tc>
+          <w:tcPr>
+            <w:tcW w:w="2407" w:type="dxa"/>
+          </w:tcPr>
+          <w:p>
+            <w:pPr>
+              <w:jc w:val="center"/>
+              <w:rPr>
+                <w:rFonts w:eastAsiaTheme="minorEastAsia"/>
+              </w:rPr>
+            </w:pPr>
+            <w:r>
+              <w:rPr>
+                <w:rFonts w:eastAsiaTheme="minorEastAsia"/>
+              </w:rPr>
+              <w:t>6,308</w:t>
+            </w:r>
+            <w:r>
+              <w:rPr>
+                <w:rFonts w:eastAsiaTheme="minorEastAsia"/>
+              </w:rPr>
+              <w:t>е-</w:t>
+            </w:r>
+            <w:r>
+              <w:rPr>
+                <w:rFonts w:eastAsiaTheme="minorEastAsia"/>
+              </w:rPr>
+              <w:t>17</w:t>
+            </w:r>
+          </w:p>
+        </w:tc>
+        <w:tc>
+          <w:tcPr>
+            <w:tcW w:w="2407" w:type="dxa"/>
+          </w:tcPr>
+          <w:p>
+            <w:pPr>
+              <w:jc w:val="center"/>
+              <w:rPr>
+                <w:rFonts w:eastAsiaTheme="minorEastAsia"/>
+              </w:rPr>
+            </w:pPr>
+            <w:r>
+              <w:rPr>
+                <w:rFonts w:eastAsiaTheme="minorEastAsia"/>
+              </w:rPr>
+              <w:t>3,096</w:t>
+            </w:r>
+            <w:r>
+              <w:rPr>
+                <w:rFonts w:eastAsiaTheme="minorEastAsia"/>
+              </w:rPr>
+              <w:t>е-</w:t>
+            </w:r>
+            <w:r>
+              <w:rPr>
+                <w:rFonts w:eastAsiaTheme="minorEastAsia"/>
+              </w:rPr>
+              <w:t>17</w:t>
+            </w:r>
+          </w:p>
+        </w:tc>
+        <w:tc>
+          <w:tcPr>
+            <w:tcW w:w="2407" w:type="dxa"/>
+          </w:tcPr>
+          <w:p>
+            <w:pPr>
+              <w:jc w:val="center"/>
+              <w:rPr>
+                <w:rFonts w:eastAsiaTheme="minorEastAsia"/>
+              </w:rPr>
+            </w:pPr>
+            <w:r>
+              <w:rPr>
+                <w:rFonts w:eastAsiaTheme="minorEastAsia"/>
+              </w:rPr>
+              <w:t>2,264</w:t>
+            </w:r>
+            <w:r>
+              <w:rPr>
+                <w:rFonts w:eastAsiaTheme="minorEastAsia"/>
+              </w:rPr>
+              <w:t>е-</w:t>
+            </w:r>
+            <w:r>
+              <w:rPr>
+                <w:rFonts w:eastAsiaTheme="minorEastAsia"/>
+              </w:rPr>
+              <w:t>17</w:t>
+            </w:r>
+          </w:p>
+        </w:tc>
+      </w:tr>
+      <w:tr>
+        <w:tc>
+          <w:tcPr>
+            <w:tcW w:w="2407" w:type="dxa"/>
+          </w:tcPr>
+          <w:p>
+            <w:pPr>
+              <w:jc w:val="center"/>
+              <w:rPr>
+                <w:rFonts w:eastAsiaTheme="minorEastAsia"/>
+              </w:rPr>
+            </w:pPr>
+            <w:r>
+              <w:rPr>
+                <w:rFonts w:eastAsiaTheme="minorEastAsia"/>
+              </w:rPr>
+              <w:t>5</w:t>
+            </w:r>
+          </w:p>
+        </w:tc>
+        <w:tc>
+          <w:tcPr>
+            <w:tcW w:w="2407" w:type="dxa"/>
+          </w:tcPr>
+          <w:p>
+            <w:pPr>
+              <w:jc w:val="center"/>
+              <w:rPr>
+                <w:rFonts w:eastAsiaTheme="minorEastAsia"/>
+              </w:rPr>
+            </w:pPr>
+            <w:r>
+              <w:rPr>
+                <w:rFonts w:eastAsiaTheme="minorEastAsia"/>
+              </w:rPr>
+              <w:t>6,359</w:t>
+            </w:r>
+            <w:r>
+              <w:rPr>
+                <w:rFonts w:eastAsiaTheme="minorEastAsia"/>
+              </w:rPr>
+              <w:t>е-</w:t>
+            </w:r>
+            <w:r>
+              <w:rPr>
+                <w:rFonts w:eastAsiaTheme="minorEastAsia"/>
+              </w:rPr>
+              <w:t>17</w:t>
+            </w:r>
+          </w:p>
+        </w:tc>
+        <w:tc>
+          <w:tcPr>
+            <w:tcW w:w="2407" w:type="dxa"/>
+          </w:tcPr>
+          <w:p>
+            <w:pPr>
+              <w:jc w:val="center"/>
+              <w:rPr>
+                <w:rFonts w:eastAsiaTheme="minorEastAsia"/>
+              </w:rPr>
+            </w:pPr>
+            <w:r>
+              <w:rPr>
+                <w:rFonts w:eastAsiaTheme="minorEastAsia"/>
+              </w:rPr>
+              <w:t>2,985</w:t>
+            </w:r>
+            <w:r>
+              <w:rPr>
+                <w:rFonts w:eastAsiaTheme="minorEastAsia"/>
+              </w:rPr>
+              <w:t>е-</w:t>
+            </w:r>
+            <w:r>
+              <w:rPr>
+                <w:rFonts w:eastAsiaTheme="minorEastAsia"/>
+              </w:rPr>
+              <w:t>17</w:t>
+            </w:r>
+          </w:p>
+        </w:tc>
+        <w:tc>
+          <w:tcPr>
+            <w:tcW w:w="2407" w:type="dxa"/>
+          </w:tcPr>
+          <w:p>
+            <w:pPr>
+              <w:jc w:val="center"/>
+              <w:rPr>
+                <w:rFonts w:eastAsiaTheme="minorEastAsia"/>
+              </w:rPr>
+            </w:pPr>
+            <w:r>
+              <w:rPr>
+                <w:rFonts w:eastAsiaTheme="minorEastAsia"/>
+              </w:rPr>
+              <w:t>2,226</w:t>
+            </w:r>
+            <w:r>
+              <w:rPr>
+                <w:rFonts w:eastAsiaTheme="minorEastAsia"/>
+              </w:rPr>
+              <w:t>е-</w:t>
+            </w:r>
+            <w:r>
+              <w:rPr>
+                <w:rFonts w:eastAsiaTheme="minorEastAsia"/>
+              </w:rPr>
+              <w:t>17</w:t>
+            </w:r>
+          </w:p>
+        </w:tc>
+      </w:tr>
+    </w:tbl>
+    <w:bookmarkEnd w:id="17"/>
+    <w:p>
+      <w:pPr>
+        <w:spacing w:before="240" w:after="0"/>
+        <w:jc w:val="center"/>
+        <w:rPr>
+          <w:rFonts w:eastAsiaTheme="minorEastAsia"/>
+        </w:rPr>
+      </w:pPr>
+      <w:r>
+        <w:rPr>
+          <w:rFonts w:eastAsiaTheme="minorEastAsia"/>
+        </w:rPr>
+        <w:t>Табл.2 Сходимость метода Ньютона для уравнений</w:t>
+      </w:r>
+      <w:r>
+        <w:rPr>
+          <w:rFonts w:eastAsiaTheme="minorEastAsia"/>
+        </w:rPr>
+        <w:t xml:space="preserve"> Навье-Стокса</w:t>
+      </w:r>
+    </w:p>
+    <w:p>
+      <w:pPr>
         <w:spacing w:after="0"/>
         <w:ind w:firstLine="709"/>
-        <w:rPr>
-          <w:rFonts w:eastAsiaTheme="minorEastAsia"/>
-        </w:rPr>
-      </w:pPr>
-      <w:r>
-        <w:rPr>
-          <w:rFonts w:eastAsiaTheme="minorEastAsia"/>
-        </w:rPr>
-        <w:t xml:space="preserve">Решение задачи по методу Ньютона сходится за </w:t>
-      </w:r>
-      <w:r>
-        <w:rPr>
-          <w:rFonts w:eastAsiaTheme="minorEastAsia"/>
-        </w:rPr>
-        <w:t xml:space="preserve">3-4 </w:t>
-      </w:r>
-      <w:r>
-        <w:rPr>
-          <w:rFonts w:eastAsiaTheme="minorEastAsia"/>
-        </w:rPr>
-        <w:t>итерации</w:t>
-      </w:r>
-      <w:r>
-        <w:rPr>
-          <w:rFonts w:eastAsiaTheme="minorEastAsia"/>
-        </w:rPr>
+      </w:pPr>
+      <w:r>
+        <w:t>Временная эволюция течения идеального газа, описанный уравнениями Эйлера, и реального газа, описанный уравнениями Навье-Стокса, показана на рис. 1 и рис. 2 соответственно, где представлена плотность в различные моменты времени. В этом расчете мы взяли сетку размера 2</w:t>
+      </w:r>
+      <w:r>
+        <w:t>00</w:t>
+      </w:r>
+      <w:r>
+        <w:t xml:space="preserve"> и шаг по времени 0.005. Видно, как начальное возмущение распространяется от центра, формируя круговую волну и отталкивается от стенок границы.</w:t>
+      </w:r>
+      <w:r>
         <w:t xml:space="preserve"> </w:t>
+      </w:r>
+      <w:r>
+        <w:t>Вязкость уравнения Навье-Стокса приводит к медленному распространению, чем в невязком случае.</w:t>
       </w:r>
     </w:p>
     <w:p>
@@ -22385,25 +24991,38 @@
         <w:ind w:firstLine="709"/>
       </w:pPr>
       <w:r>
-        <w:t>Временная эволюция тече</w:t>
-      </w:r>
-      <w:bookmarkStart w:id="2" w:name="_GoBack"/>
-      <w:bookmarkEnd w:id="2"/>
-      <w:r>
-        <w:t>ния идеального газа, описанный уравнениями Эйлера, и реального газа, описанный уравнениями Навье-Стокса, показана на рис. 1 и рис. 2 соответственно, где представлена плотность в различные моменты времени. В этом расчете мы взяли сетку размера 2</w:t>
-      </w:r>
-      <w:r>
-        <w:t>00</w:t>
-      </w:r>
-      <w:r>
-        <w:t xml:space="preserve"> и шаг по времени 0.005. </w:t>
+        <w:t>На рис. 3</w:t>
+      </w:r>
+      <w:r>
+        <w:t xml:space="preserve"> и рис</w:t>
+      </w:r>
+      <w:r>
+        <w:t>. 4</w:t>
+      </w:r>
+      <w:r>
+        <w:t xml:space="preserve"> показан</w:t>
+      </w:r>
+      <w:r>
+        <w:t>ы</w:t>
+      </w:r>
+      <w:r>
+        <w:t xml:space="preserve"> </w:t>
+      </w:r>
+      <w:r>
+        <w:t>эволюция распределения плотности уравнений Эйлера и Навье-Стокса (плотность в центре области, минимальное и максимальные значения).  Мы можем увидеть в начале резкое падение максимальной плотности в обеих уравнениях, что соотве</w:t>
+      </w:r>
+      <w:r>
+        <w:t>т</w:t>
+      </w:r>
+      <w:r>
+        <w:t>ствует</w:t>
+      </w:r>
+      <w:r>
+        <w:t xml:space="preserve"> процессу </w:t>
       </w:r>
       <w:r>
         <w:lastRenderedPageBreak/>
-        <w:t>Видно, как начальное возмущение распространяется от центра, формируя круговую волну и отталкивается от стенок границы.</w:t>
-      </w:r>
-      <w:r>
-        <w:t xml:space="preserve"> </w:t>
+        <w:t>адиабатического расширения сжатого газа. Для модели газа с уравнением Навье-Стокса затухание колебаний происходит быстрее, а также присутствие вязкости способствует более плавному отталкиванию от границы.</w:t>
       </w:r>
     </w:p>
     <w:p>
@@ -22411,23 +25030,134 @@
         <w:spacing w:after="0"/>
         <w:ind w:firstLine="709"/>
         <w:rPr>
-          <w:lang w:val="en-US"/>
-        </w:rPr>
-      </w:pPr>
-      <w:r>
-        <w:rPr>
-          <w:highlight w:val="yellow"/>
-        </w:rPr>
-        <w:t>ОТЛИЧИЕ ЭЙЛЕРА И НАВЬЬЕ</w:t>
+          <w:rFonts w:eastAsiaTheme="minorEastAsia"/>
+        </w:rPr>
+      </w:pPr>
+      <w:r>
+        <w:t xml:space="preserve">Точность численного решения представлена на рис. 5.1-5.4, на них показаны профили плотности вдоль </w:t>
+      </w:r>
+      <m:oMath>
+        <m:r>
+          <w:rPr>
+            <w:rFonts w:ascii="Cambria Math" w:hAnsi="Cambria Math"/>
+          </w:rPr>
+          <m:t>x</m:t>
+        </m:r>
+      </m:oMath>
+      <w:r>
+        <w:rPr>
+          <w:rFonts w:eastAsiaTheme="minorEastAsia"/>
+        </w:rPr>
+        <w:t xml:space="preserve"> в указанные моменты времени при различных </w:t>
+      </w:r>
+      <m:oMath>
+        <m:r>
+          <w:rPr>
+            <w:rFonts w:ascii="Cambria Math" w:eastAsiaTheme="minorEastAsia" w:hAnsi="Cambria Math"/>
+          </w:rPr>
+          <m:t>τ</m:t>
+        </m:r>
+      </m:oMath>
+      <w:r>
+        <w:rPr>
+          <w:rFonts w:eastAsiaTheme="minorEastAsia"/>
+        </w:rPr>
+        <w:t xml:space="preserve"> на сетках размера </w:t>
+      </w:r>
+      <m:oMath>
+        <m:r>
+          <w:rPr>
+            <w:rFonts w:ascii="Cambria Math" w:eastAsiaTheme="minorEastAsia" w:hAnsi="Cambria Math"/>
+          </w:rPr>
+          <m:t>M=50</m:t>
+        </m:r>
+      </m:oMath>
+      <w:r>
+        <w:rPr>
+          <w:rFonts w:eastAsiaTheme="minorEastAsia"/>
+        </w:rPr>
+        <w:t xml:space="preserve"> и </w:t>
+      </w:r>
+      <m:oMath>
+        <m:r>
+          <w:rPr>
+            <w:rFonts w:ascii="Cambria Math" w:eastAsiaTheme="minorEastAsia" w:hAnsi="Cambria Math"/>
+          </w:rPr>
+          <m:t>M=100</m:t>
+        </m:r>
+      </m:oMath>
+      <w:r>
+        <w:rPr>
+          <w:rFonts w:eastAsiaTheme="minorEastAsia"/>
+        </w:rPr>
+        <w:t xml:space="preserve">. При уменьшении шага </w:t>
+      </w:r>
+      <m:oMath>
+        <m:r>
+          <w:rPr>
+            <w:rFonts w:ascii="Cambria Math" w:eastAsiaTheme="minorEastAsia" w:hAnsi="Cambria Math"/>
+          </w:rPr>
+          <m:t>τ</m:t>
+        </m:r>
+      </m:oMath>
+      <w:r>
+        <w:rPr>
+          <w:rFonts w:eastAsiaTheme="minorEastAsia"/>
+        </w:rPr>
+        <w:t xml:space="preserve"> пики плотности становятся более выраженными, видно, что положение фронта волны становится чётче.  </w:t>
       </w:r>
     </w:p>
     <w:p>
       <w:pPr>
         <w:spacing w:after="0"/>
         <w:ind w:firstLine="709"/>
-      </w:pPr>
-      <w:r>
-        <w:t xml:space="preserve">На рис. 3 показана динамика </w:t>
+        <w:rPr>
+          <w:rFonts w:eastAsiaTheme="minorEastAsia"/>
+        </w:rPr>
+      </w:pPr>
+      <w:r>
+        <w:rPr>
+          <w:rFonts w:eastAsiaTheme="minorEastAsia"/>
+        </w:rPr>
+        <w:t>На рис. 6 и рис. 7 показаны эволюция числа Куранта, в котором мы сравниваем шаг по времени</w:t>
+      </w:r>
+      <w:r>
+        <w:rPr>
+          <w:rFonts w:eastAsiaTheme="minorEastAsia"/>
+        </w:rPr>
+        <w:t xml:space="preserve"> </w:t>
+      </w:r>
+      <m:oMath>
+        <m:r>
+          <w:rPr>
+            <w:rFonts w:ascii="Cambria Math" w:eastAsiaTheme="minorEastAsia" w:hAnsi="Cambria Math"/>
+          </w:rPr>
+          <m:t>τ=0,01</m:t>
+        </m:r>
+      </m:oMath>
+      <w:r>
+        <w:rPr>
+          <w:rFonts w:eastAsiaTheme="minorEastAsia"/>
+        </w:rPr>
+        <w:t xml:space="preserve"> с числом Куранта</w:t>
+      </w:r>
+      <w:r>
+        <w:rPr>
+          <w:rFonts w:eastAsiaTheme="minorEastAsia"/>
+        </w:rPr>
+        <w:t xml:space="preserve"> для различных сеток</w:t>
+      </w:r>
+      <w:r>
+        <w:rPr>
+          <w:rFonts w:eastAsiaTheme="minorEastAsia"/>
+        </w:rPr>
+        <w:t>.</w:t>
+      </w:r>
+      <w:r>
+        <w:rPr>
+          <w:rFonts w:eastAsiaTheme="minorEastAsia"/>
+        </w:rPr>
+        <w:t xml:space="preserve"> Для задачи мы используем формулу:</w:t>
       </w:r>
     </w:p>
     <w:p>
@@ -22435,12 +25165,631 @@
         <w:spacing w:after="0"/>
         <w:ind w:firstLine="709"/>
       </w:pPr>
+      <m:oMathPara>
+        <m:oMath>
+          <m:r>
+            <w:rPr>
+              <w:rFonts w:ascii="Cambria Math" w:hAnsi="Cambria Math"/>
+            </w:rPr>
+            <m:t>c</m:t>
+          </m:r>
+          <m:d>
+            <m:dPr>
+              <m:ctrlPr>
+                <w:rPr>
+                  <w:rFonts w:ascii="Cambria Math" w:hAnsi="Cambria Math"/>
+                  <w:i/>
+                </w:rPr>
+              </m:ctrlPr>
+            </m:dPr>
+            <m:e>
+              <m:r>
+                <w:rPr>
+                  <w:rFonts w:ascii="Cambria Math" w:hAnsi="Cambria Math"/>
+                </w:rPr>
+                <m:t>t</m:t>
+              </m:r>
+            </m:e>
+          </m:d>
+          <m:r>
+            <w:rPr>
+              <w:rFonts w:ascii="Cambria Math" w:hAnsi="Cambria Math"/>
+            </w:rPr>
+            <m:t>=</m:t>
+          </m:r>
+          <m:d>
+            <m:dPr>
+              <m:ctrlPr>
+                <w:rPr>
+                  <w:rFonts w:ascii="Cambria Math" w:hAnsi="Cambria Math"/>
+                  <w:i/>
+                </w:rPr>
+              </m:ctrlPr>
+            </m:dPr>
+            <m:e>
+              <m:limLow>
+                <m:limLowPr>
+                  <m:ctrlPr>
+                    <w:rPr>
+                      <w:rFonts w:ascii="Cambria Math" w:hAnsi="Cambria Math"/>
+                      <w:i/>
+                    </w:rPr>
+                  </m:ctrlPr>
+                </m:limLowPr>
+                <m:e>
+                  <m:r>
+                    <w:rPr>
+                      <w:rFonts w:ascii="Cambria Math" w:hAnsi="Cambria Math"/>
+                    </w:rPr>
+                    <m:t>max</m:t>
+                  </m:r>
+                </m:e>
+                <m:lim>
+                  <m:r>
+                    <w:rPr>
+                      <w:rFonts w:ascii="Cambria Math" w:hAnsi="Cambria Math"/>
+                    </w:rPr>
+                    <m:t>x∈Ω</m:t>
+                  </m:r>
+                </m:lim>
+              </m:limLow>
+              <m:d>
+                <m:dPr>
+                  <m:begChr m:val="|"/>
+                  <m:endChr m:val="|"/>
+                  <m:ctrlPr>
+                    <w:rPr>
+                      <w:rFonts w:ascii="Cambria Math" w:hAnsi="Cambria Math"/>
+                      <w:i/>
+                    </w:rPr>
+                  </m:ctrlPr>
+                </m:dPr>
+                <m:e>
+                  <m:sSub>
+                    <m:sSubPr>
+                      <m:ctrlPr>
+                        <w:rPr>
+                          <w:rFonts w:ascii="Cambria Math" w:hAnsi="Cambria Math"/>
+                          <w:i/>
+                        </w:rPr>
+                      </m:ctrlPr>
+                    </m:sSubPr>
+                    <m:e>
+                      <m:r>
+                        <w:rPr>
+                          <w:rFonts w:ascii="Cambria Math" w:hAnsi="Cambria Math"/>
+                        </w:rPr>
+                        <m:t>u</m:t>
+                      </m:r>
+                    </m:e>
+                    <m:sub>
+                      <m:r>
+                        <w:rPr>
+                          <w:rFonts w:ascii="Cambria Math" w:hAnsi="Cambria Math"/>
+                        </w:rPr>
+                        <m:t>1</m:t>
+                      </m:r>
+                    </m:sub>
+                  </m:sSub>
+                </m:e>
+              </m:d>
+              <m:r>
+                <w:rPr>
+                  <w:rFonts w:ascii="Cambria Math" w:hAnsi="Cambria Math"/>
+                </w:rPr>
+                <m:t>+</m:t>
+              </m:r>
+              <m:limLow>
+                <m:limLowPr>
+                  <m:ctrlPr>
+                    <w:rPr>
+                      <w:rFonts w:ascii="Cambria Math" w:hAnsi="Cambria Math"/>
+                      <w:i/>
+                    </w:rPr>
+                  </m:ctrlPr>
+                </m:limLowPr>
+                <m:e>
+                  <m:r>
+                    <w:rPr>
+                      <w:rFonts w:ascii="Cambria Math" w:hAnsi="Cambria Math"/>
+                    </w:rPr>
+                    <m:t>max</m:t>
+                  </m:r>
+                </m:e>
+                <m:lim>
+                  <m:r>
+                    <w:rPr>
+                      <w:rFonts w:ascii="Cambria Math" w:hAnsi="Cambria Math"/>
+                    </w:rPr>
+                    <m:t>x∈Ω</m:t>
+                  </m:r>
+                </m:lim>
+              </m:limLow>
+              <m:d>
+                <m:dPr>
+                  <m:begChr m:val="|"/>
+                  <m:endChr m:val="|"/>
+                  <m:ctrlPr>
+                    <w:rPr>
+                      <w:rFonts w:ascii="Cambria Math" w:hAnsi="Cambria Math"/>
+                      <w:i/>
+                    </w:rPr>
+                  </m:ctrlPr>
+                </m:dPr>
+                <m:e>
+                  <m:sSub>
+                    <m:sSubPr>
+                      <m:ctrlPr>
+                        <w:rPr>
+                          <w:rFonts w:ascii="Cambria Math" w:hAnsi="Cambria Math"/>
+                          <w:i/>
+                        </w:rPr>
+                      </m:ctrlPr>
+                    </m:sSubPr>
+                    <m:e>
+                      <m:r>
+                        <w:rPr>
+                          <w:rFonts w:ascii="Cambria Math" w:hAnsi="Cambria Math"/>
+                        </w:rPr>
+                        <m:t>u</m:t>
+                      </m:r>
+                    </m:e>
+                    <m:sub>
+                      <m:r>
+                        <w:rPr>
+                          <w:rFonts w:ascii="Cambria Math" w:hAnsi="Cambria Math"/>
+                        </w:rPr>
+                        <m:t>2</m:t>
+                      </m:r>
+                    </m:sub>
+                  </m:sSub>
+                </m:e>
+              </m:d>
+            </m:e>
+          </m:d>
+          <m:r>
+            <w:rPr>
+              <w:rFonts w:ascii="Cambria Math" w:hAnsi="Cambria Math"/>
+            </w:rPr>
+            <m:t>τ</m:t>
+          </m:r>
+          <m:f>
+            <m:fPr>
+              <m:ctrlPr>
+                <w:rPr>
+                  <w:rFonts w:ascii="Cambria Math" w:hAnsi="Cambria Math"/>
+                  <w:i/>
+                </w:rPr>
+              </m:ctrlPr>
+            </m:fPr>
+            <m:num>
+              <m:r>
+                <w:rPr>
+                  <w:rFonts w:ascii="Cambria Math" w:hAnsi="Cambria Math"/>
+                </w:rPr>
+                <m:t>10</m:t>
+              </m:r>
+            </m:num>
+            <m:den>
+              <m:r>
+                <w:rPr>
+                  <w:rFonts w:ascii="Cambria Math" w:hAnsi="Cambria Math"/>
+                </w:rPr>
+                <m:t>M</m:t>
+              </m:r>
+            </m:den>
+          </m:f>
+          <m:r>
+            <w:rPr>
+              <w:rFonts w:ascii="Cambria Math" w:eastAsiaTheme="minorEastAsia" w:hAnsi="Cambria Math"/>
+            </w:rPr>
+            <m:t>,</m:t>
+          </m:r>
+        </m:oMath>
+      </m:oMathPara>
+    </w:p>
+    <w:p>
+      <w:pPr>
+        <w:spacing w:after="0"/>
+        <w:ind w:firstLine="709"/>
+      </w:pPr>
+      <w:r>
+        <w:t xml:space="preserve">где </w:t>
+      </w:r>
+      <m:oMath>
+        <m:r>
+          <m:rPr>
+            <m:sty m:val="bi"/>
+          </m:rPr>
+          <w:rPr>
+            <w:rFonts w:ascii="Cambria Math" w:hAnsi="Cambria Math"/>
+          </w:rPr>
+          <m:t>u</m:t>
+        </m:r>
+        <m:r>
+          <w:rPr>
+            <w:rFonts w:ascii="Cambria Math" w:hAnsi="Cambria Math"/>
+          </w:rPr>
+          <m:t>=</m:t>
+        </m:r>
+        <m:d>
+          <m:dPr>
+            <m:ctrlPr>
+              <w:rPr>
+                <w:rFonts w:ascii="Cambria Math" w:hAnsi="Cambria Math"/>
+                <w:i/>
+              </w:rPr>
+            </m:ctrlPr>
+          </m:dPr>
+          <m:e>
+            <m:sSub>
+              <m:sSubPr>
+                <m:ctrlPr>
+                  <w:rPr>
+                    <w:rFonts w:ascii="Cambria Math" w:hAnsi="Cambria Math"/>
+                    <w:i/>
+                  </w:rPr>
+                </m:ctrlPr>
+              </m:sSubPr>
+              <m:e>
+                <m:r>
+                  <w:rPr>
+                    <w:rFonts w:ascii="Cambria Math" w:hAnsi="Cambria Math"/>
+                  </w:rPr>
+                  <m:t>u</m:t>
+                </m:r>
+              </m:e>
+              <m:sub>
+                <m:r>
+                  <w:rPr>
+                    <w:rFonts w:ascii="Cambria Math" w:hAnsi="Cambria Math"/>
+                  </w:rPr>
+                  <m:t>1</m:t>
+                </m:r>
+              </m:sub>
+            </m:sSub>
+            <m:r>
+              <w:rPr>
+                <w:rFonts w:ascii="Cambria Math" w:hAnsi="Cambria Math"/>
+              </w:rPr>
+              <m:t>,</m:t>
+            </m:r>
+            <m:sSub>
+              <m:sSubPr>
+                <m:ctrlPr>
+                  <w:rPr>
+                    <w:rFonts w:ascii="Cambria Math" w:hAnsi="Cambria Math"/>
+                    <w:i/>
+                  </w:rPr>
+                </m:ctrlPr>
+              </m:sSubPr>
+              <m:e>
+                <m:r>
+                  <w:rPr>
+                    <w:rFonts w:ascii="Cambria Math" w:hAnsi="Cambria Math"/>
+                  </w:rPr>
+                  <m:t>u</m:t>
+                </m:r>
+              </m:e>
+              <m:sub>
+                <m:r>
+                  <w:rPr>
+                    <w:rFonts w:ascii="Cambria Math" w:hAnsi="Cambria Math"/>
+                  </w:rPr>
+                  <m:t>2</m:t>
+                </m:r>
+              </m:sub>
+            </m:sSub>
+          </m:e>
+        </m:d>
+      </m:oMath>
+      <w:r>
+        <w:rPr>
+          <w:rFonts w:eastAsiaTheme="minorEastAsia"/>
+        </w:rPr>
+        <w:t>.</w:t>
+      </w:r>
+    </w:p>
+    <w:p>
+      <w:pPr>
+        <w:spacing w:after="0"/>
+        <w:ind w:firstLine="709"/>
+      </w:pPr>
+      <w:r>
+        <w:t xml:space="preserve">В начальный промежуток времени мы наблюдаем резкий рост числа Куранта, который обусловлен возникновением высоких градиентов скорости. После прохождения первичных ударных волн и их отталкивания от границы, значение числа Куранта стабилизируется. </w:t>
+      </w:r>
+    </w:p>
+    <w:p>
+      <w:pPr>
+        <w:spacing w:after="0"/>
+        <w:ind w:firstLine="709"/>
+      </w:pPr>
+      <w:r>
+        <w:t xml:space="preserve">На рис. 8 и рис. 9 </w:t>
+      </w:r>
+      <w:r>
+        <w:t>показаны эволюция полной механической энергии для Эйлера и Навье-Стокса соответственно, выраженные формулой:</w:t>
+      </w:r>
+    </w:p>
+    <w:p>
+      <w:pPr>
+        <w:spacing w:after="0"/>
+        <w:ind w:firstLine="709"/>
+        <w:rPr>
+          <w:rFonts w:eastAsiaTheme="minorEastAsia"/>
+        </w:rPr>
+      </w:pPr>
+      <m:oMathPara>
+        <m:oMath>
+          <m:r>
+            <w:rPr>
+              <w:rFonts w:ascii="Cambria Math" w:hAnsi="Cambria Math"/>
+            </w:rPr>
+            <m:t>E</m:t>
+          </m:r>
+          <m:d>
+            <m:dPr>
+              <m:ctrlPr>
+                <w:rPr>
+                  <w:rFonts w:ascii="Cambria Math" w:hAnsi="Cambria Math"/>
+                  <w:i/>
+                </w:rPr>
+              </m:ctrlPr>
+            </m:dPr>
+            <m:e>
+              <m:sSub>
+                <m:sSubPr>
+                  <m:ctrlPr>
+                    <w:rPr>
+                      <w:rFonts w:ascii="Cambria Math" w:hAnsi="Cambria Math"/>
+                      <w:i/>
+                    </w:rPr>
+                  </m:ctrlPr>
+                </m:sSubPr>
+                <m:e>
+                  <m:r>
+                    <w:rPr>
+                      <w:rFonts w:ascii="Cambria Math" w:hAnsi="Cambria Math"/>
+                    </w:rPr>
+                    <m:t>t</m:t>
+                  </m:r>
+                </m:e>
+                <m:sub>
+                  <m:r>
+                    <w:rPr>
+                      <w:rFonts w:ascii="Cambria Math" w:hAnsi="Cambria Math"/>
+                    </w:rPr>
+                    <m:t>n</m:t>
+                  </m:r>
+                </m:sub>
+              </m:sSub>
+            </m:e>
+          </m:d>
+          <m:r>
+            <w:rPr>
+              <w:rFonts w:ascii="Cambria Math" w:hAnsi="Cambria Math"/>
+            </w:rPr>
+            <m:t>=</m:t>
+          </m:r>
+          <m:nary>
+            <m:naryPr>
+              <m:limLoc m:val="undOvr"/>
+              <m:grow m:val="1"/>
+              <m:supHide m:val="1"/>
+              <m:ctrlPr>
+                <w:rPr>
+                  <w:rFonts w:ascii="Cambria Math" w:hAnsi="Cambria Math"/>
+                  <w:i/>
+                </w:rPr>
+              </m:ctrlPr>
+            </m:naryPr>
+            <m:sub>
+              <m:r>
+                <w:rPr>
+                  <w:rFonts w:ascii="Cambria Math" w:hAnsi="Cambria Math"/>
+                </w:rPr>
+                <m:t>Ω</m:t>
+              </m:r>
+            </m:sub>
+            <m:sup/>
+            <m:e>
+              <m:r>
+                <w:rPr>
+                  <w:rFonts w:ascii="Cambria Math" w:hAnsi="Cambria Math"/>
+                </w:rPr>
+                <m:t>(</m:t>
+              </m:r>
+              <m:f>
+                <m:fPr>
+                  <m:ctrlPr>
+                    <w:rPr>
+                      <w:rFonts w:ascii="Cambria Math" w:hAnsi="Cambria Math"/>
+                      <w:i/>
+                    </w:rPr>
+                  </m:ctrlPr>
+                </m:fPr>
+                <m:num>
+                  <m:r>
+                    <w:rPr>
+                      <w:rFonts w:ascii="Cambria Math" w:hAnsi="Cambria Math"/>
+                    </w:rPr>
+                    <m:t>1</m:t>
+                  </m:r>
+                </m:num>
+                <m:den>
+                  <m:r>
+                    <w:rPr>
+                      <w:rFonts w:ascii="Cambria Math" w:hAnsi="Cambria Math"/>
+                    </w:rPr>
+                    <m:t>2</m:t>
+                  </m:r>
+                </m:den>
+              </m:f>
+              <m:sSub>
+                <m:sSubPr>
+                  <m:ctrlPr>
+                    <w:rPr>
+                      <w:rFonts w:ascii="Cambria Math" w:hAnsi="Cambria Math"/>
+                      <w:i/>
+                    </w:rPr>
+                  </m:ctrlPr>
+                </m:sSubPr>
+                <m:e>
+                  <m:r>
+                    <w:rPr>
+                      <w:rFonts w:ascii="Cambria Math" w:hAnsi="Cambria Math"/>
+                    </w:rPr>
+                    <m:t>ρ</m:t>
+                  </m:r>
+                </m:e>
+                <m:sub>
+                  <m:r>
+                    <w:rPr>
+                      <w:rFonts w:ascii="Cambria Math" w:hAnsi="Cambria Math"/>
+                    </w:rPr>
+                    <m:t>n</m:t>
+                  </m:r>
+                </m:sub>
+              </m:sSub>
+              <m:sSup>
+                <m:sSupPr>
+                  <m:ctrlPr>
+                    <w:rPr>
+                      <w:rFonts w:ascii="Cambria Math" w:hAnsi="Cambria Math"/>
+                      <w:i/>
+                    </w:rPr>
+                  </m:ctrlPr>
+                </m:sSupPr>
+                <m:e>
+                  <m:d>
+                    <m:dPr>
+                      <m:begChr m:val="|"/>
+                      <m:endChr m:val="|"/>
+                      <m:ctrlPr>
+                        <w:rPr>
+                          <w:rFonts w:ascii="Cambria Math" w:hAnsi="Cambria Math"/>
+                          <w:i/>
+                        </w:rPr>
+                      </m:ctrlPr>
+                    </m:dPr>
+                    <m:e>
+                      <m:sSub>
+                        <m:sSubPr>
+                          <m:ctrlPr>
+                            <w:rPr>
+                              <w:rFonts w:ascii="Cambria Math" w:hAnsi="Cambria Math"/>
+                              <w:i/>
+                            </w:rPr>
+                          </m:ctrlPr>
+                        </m:sSubPr>
+                        <m:e>
+                          <m:r>
+                            <w:rPr>
+                              <w:rFonts w:ascii="Cambria Math" w:hAnsi="Cambria Math"/>
+                            </w:rPr>
+                            <m:t>u</m:t>
+                          </m:r>
+                        </m:e>
+                        <m:sub>
+                          <m:r>
+                            <w:rPr>
+                              <w:rFonts w:ascii="Cambria Math" w:hAnsi="Cambria Math"/>
+                            </w:rPr>
+                            <m:t>n</m:t>
+                          </m:r>
+                        </m:sub>
+                      </m:sSub>
+                    </m:e>
+                  </m:d>
+                </m:e>
+                <m:sup>
+                  <m:r>
+                    <w:rPr>
+                      <w:rFonts w:ascii="Cambria Math" w:hAnsi="Cambria Math"/>
+                    </w:rPr>
+                    <m:t>2</m:t>
+                  </m:r>
+                </m:sup>
+              </m:sSup>
+            </m:e>
+          </m:nary>
+          <m:r>
+            <w:rPr>
+              <w:rFonts w:ascii="Cambria Math" w:hAnsi="Cambria Math"/>
+            </w:rPr>
+            <m:t>+∏</m:t>
+          </m:r>
+          <m:d>
+            <m:dPr>
+              <m:ctrlPr>
+                <w:rPr>
+                  <w:rFonts w:ascii="Cambria Math" w:hAnsi="Cambria Math"/>
+                  <w:i/>
+                </w:rPr>
+              </m:ctrlPr>
+            </m:dPr>
+            <m:e>
+              <m:sSub>
+                <m:sSubPr>
+                  <m:ctrlPr>
+                    <w:rPr>
+                      <w:rFonts w:ascii="Cambria Math" w:hAnsi="Cambria Math"/>
+                      <w:i/>
+                    </w:rPr>
+                  </m:ctrlPr>
+                </m:sSubPr>
+                <m:e>
+                  <m:r>
+                    <w:rPr>
+                      <w:rFonts w:ascii="Cambria Math" w:hAnsi="Cambria Math"/>
+                    </w:rPr>
+                    <m:t>ρ</m:t>
+                  </m:r>
+                </m:e>
+                <m:sub>
+                  <m:r>
+                    <w:rPr>
+                      <w:rFonts w:ascii="Cambria Math" w:hAnsi="Cambria Math"/>
+                    </w:rPr>
+                    <m:t>n</m:t>
+                  </m:r>
+                </m:sub>
+              </m:sSub>
+            </m:e>
+          </m:d>
+          <m:r>
+            <w:rPr>
+              <w:rFonts w:ascii="Cambria Math" w:hAnsi="Cambria Math"/>
+            </w:rPr>
+            <m:t>)ⅆx</m:t>
+          </m:r>
+        </m:oMath>
+      </m:oMathPara>
+    </w:p>
+    <w:p>
+      <w:pPr>
+        <w:spacing w:after="0"/>
+        <w:ind w:firstLine="709"/>
+      </w:pPr>
+      <w:r>
+        <w:rPr>
+          <w:rFonts w:eastAsiaTheme="minorEastAsia"/>
+        </w:rPr>
+        <w:t xml:space="preserve">Реализованная схема является энергетически устойчивой, так как на всем интервале моделирования не наблюдается не физического роста энергии, что гарантирует отсутствие численного взрыва и монотонность убывания подтверждает свойство диссипативной схемы. Для уравнений Эйлера наблюдается слабое убывание, а для Навье-Стокса мы можем увидеть </w:t>
+      </w:r>
+      <w:r>
+        <w:rPr>
+          <w:rFonts w:eastAsiaTheme="minorEastAsia"/>
+        </w:rPr>
+        <w:t xml:space="preserve">строгое убывание. </w:t>
+      </w:r>
     </w:p>
     <w:p>
       <w:r>
         <w:rPr>
           <w:noProof/>
         </w:rPr>
+        <w:lastRenderedPageBreak/>
         <w:drawing>
           <wp:inline distT="0" distB="0" distL="0" distR="0" wp14:anchorId="05BCD840" wp14:editId="07E58B7E">
             <wp:extent cx="6120130" cy="5979160"/>
@@ -22457,7 +25806,7 @@
                     <pic:cNvPicPr/>
                   </pic:nvPicPr>
                   <pic:blipFill>
-                    <a:blip r:embed="rId9">
+                    <a:blip r:embed="rId11">
                       <a:extLst>
                         <a:ext uri="{28A0092B-C50C-407E-A947-70E740481C1C}">
                           <a14:useLocalDpi xmlns:a14="http://schemas.microsoft.com/office/drawing/2010/main" val="0"/>
@@ -22523,7 +25872,7 @@
                     <pic:cNvPicPr/>
                   </pic:nvPicPr>
                   <pic:blipFill>
-                    <a:blip r:embed="rId10">
+                    <a:blip r:embed="rId12">
                       <a:extLst>
                         <a:ext uri="{28A0092B-C50C-407E-A947-70E740481C1C}">
                           <a14:useLocalDpi xmlns:a14="http://schemas.microsoft.com/office/drawing/2010/main" val="0"/>
@@ -22583,7 +25932,7 @@
                     <pic:cNvPicPr/>
                   </pic:nvPicPr>
                   <pic:blipFill>
-                    <a:blip r:embed="rId11">
+                    <a:blip r:embed="rId13">
                       <a:extLst>
                         <a:ext uri="{28A0092B-C50C-407E-A947-70E740481C1C}">
                           <a14:useLocalDpi xmlns:a14="http://schemas.microsoft.com/office/drawing/2010/main" val="0"/>
@@ -22642,7 +25991,7 @@
                     <pic:cNvPicPr/>
                   </pic:nvPicPr>
                   <pic:blipFill>
-                    <a:blip r:embed="rId12">
+                    <a:blip r:embed="rId14">
                       <a:extLst>
                         <a:ext uri="{28A0092B-C50C-407E-A947-70E740481C1C}">
                           <a14:useLocalDpi xmlns:a14="http://schemas.microsoft.com/office/drawing/2010/main" val="0"/>
@@ -22702,7 +26051,7 @@
                     <pic:cNvPicPr/>
                   </pic:nvPicPr>
                   <pic:blipFill>
-                    <a:blip r:embed="rId13">
+                    <a:blip r:embed="rId15">
                       <a:extLst>
                         <a:ext uri="{28A0092B-C50C-407E-A947-70E740481C1C}">
                           <a14:useLocalDpi xmlns:a14="http://schemas.microsoft.com/office/drawing/2010/main" val="0"/>
@@ -22781,7 +26130,7 @@
                     <pic:cNvPicPr/>
                   </pic:nvPicPr>
                   <pic:blipFill>
-                    <a:blip r:embed="rId14">
+                    <a:blip r:embed="rId16">
                       <a:extLst>
                         <a:ext uri="{28A0092B-C50C-407E-A947-70E740481C1C}">
                           <a14:useLocalDpi xmlns:a14="http://schemas.microsoft.com/office/drawing/2010/main" val="0"/>
@@ -22853,7 +26202,7 @@
                     <pic:cNvPicPr/>
                   </pic:nvPicPr>
                   <pic:blipFill>
-                    <a:blip r:embed="rId15">
+                    <a:blip r:embed="rId17">
                       <a:extLst>
                         <a:ext uri="{28A0092B-C50C-407E-A947-70E740481C1C}">
                           <a14:useLocalDpi xmlns:a14="http://schemas.microsoft.com/office/drawing/2010/main" val="0"/>
@@ -22924,7 +26273,7 @@
                     <pic:cNvPicPr/>
                   </pic:nvPicPr>
                   <pic:blipFill>
-                    <a:blip r:embed="rId16">
+                    <a:blip r:embed="rId18">
                       <a:extLst>
                         <a:ext uri="{28A0092B-C50C-407E-A947-70E740481C1C}">
                           <a14:useLocalDpi xmlns:a14="http://schemas.microsoft.com/office/drawing/2010/main" val="0"/>
@@ -22987,9 +26336,9 @@
         </w:rPr>
         <w:lastRenderedPageBreak/>
         <w:drawing>
-          <wp:inline distT="0" distB="0" distL="0" distR="0" wp14:anchorId="1A95563E" wp14:editId="3B036798">
-            <wp:extent cx="5981700" cy="3738718"/>
-            <wp:effectExtent l="0" t="0" r="0" b="0"/>
+          <wp:inline distT="0" distB="0" distL="0" distR="0" wp14:anchorId="1A95563E" wp14:editId="358D4356">
+            <wp:extent cx="5980943" cy="3576320"/>
+            <wp:effectExtent l="0" t="0" r="1270" b="5080"/>
             <wp:docPr id="20" name="Рисунок 20"/>
             <wp:cNvGraphicFramePr>
               <a:graphicFrameLocks xmlns:a="http://schemas.openxmlformats.org/drawingml/2006/main" noChangeAspect="1"/>
@@ -23001,8 +26350,150 @@
                     <pic:cNvPr id="20" name="Эволюция_Куранта_Эйлера.png"/>
                     <pic:cNvPicPr/>
                   </pic:nvPicPr>
+                  <pic:blipFill rotWithShape="1">
+                    <a:blip r:embed="rId19">
+                      <a:extLst>
+                        <a:ext uri="{28A0092B-C50C-407E-A947-70E740481C1C}">
+                          <a14:useLocalDpi xmlns:a14="http://schemas.microsoft.com/office/drawing/2010/main" val="0"/>
+                        </a:ext>
+                      </a:extLst>
+                    </a:blip>
+                    <a:srcRect t="4332"/>
+                    <a:stretch/>
+                  </pic:blipFill>
+                  <pic:spPr bwMode="auto">
+                    <a:xfrm>
+                      <a:off x="0" y="0"/>
+                      <a:ext cx="6004336" cy="3590308"/>
+                    </a:xfrm>
+                    <a:prstGeom prst="rect">
+                      <a:avLst/>
+                    </a:prstGeom>
+                    <a:ln>
+                      <a:noFill/>
+                    </a:ln>
+                    <a:extLst>
+                      <a:ext uri="{53640926-AAD7-44D8-BBD7-CCE9431645EC}">
+                        <a14:shadowObscured xmlns:a14="http://schemas.microsoft.com/office/drawing/2010/main"/>
+                      </a:ext>
+                    </a:extLst>
+                  </pic:spPr>
+                </pic:pic>
+              </a:graphicData>
+            </a:graphic>
+          </wp:inline>
+        </w:drawing>
+      </w:r>
+    </w:p>
+    <w:p>
+      <w:pPr>
+        <w:jc w:val="center"/>
+      </w:pPr>
+      <w:r>
+        <w:t>Рис. 6. Эволюция числа Куранта (Эйлер)</w:t>
+      </w:r>
+    </w:p>
+    <w:p>
+      <w:pPr>
+        <w:jc w:val="center"/>
+      </w:pPr>
+      <w:r>
+        <w:rPr>
+          <w:noProof/>
+        </w:rPr>
+        <w:drawing>
+          <wp:inline distT="0" distB="0" distL="0" distR="0" wp14:anchorId="60B05434" wp14:editId="16379991">
+            <wp:extent cx="6231883" cy="3704590"/>
+            <wp:effectExtent l="0" t="0" r="0" b="0"/>
+            <wp:docPr id="21" name="Рисунок 21"/>
+            <wp:cNvGraphicFramePr>
+              <a:graphicFrameLocks xmlns:a="http://schemas.openxmlformats.org/drawingml/2006/main" noChangeAspect="1"/>
+            </wp:cNvGraphicFramePr>
+            <a:graphic xmlns:a="http://schemas.openxmlformats.org/drawingml/2006/main">
+              <a:graphicData uri="http://schemas.openxmlformats.org/drawingml/2006/picture">
+                <pic:pic xmlns:pic="http://schemas.openxmlformats.org/drawingml/2006/picture">
+                  <pic:nvPicPr>
+                    <pic:cNvPr id="21" name="Эволюция_Куранта_НавьеСтокса.png"/>
+                    <pic:cNvPicPr/>
+                  </pic:nvPicPr>
+                  <pic:blipFill rotWithShape="1">
+                    <a:blip r:embed="rId20">
+                      <a:extLst>
+                        <a:ext uri="{28A0092B-C50C-407E-A947-70E740481C1C}">
+                          <a14:useLocalDpi xmlns:a14="http://schemas.microsoft.com/office/drawing/2010/main" val="0"/>
+                        </a:ext>
+                      </a:extLst>
+                    </a:blip>
+                    <a:srcRect t="4891"/>
+                    <a:stretch/>
+                  </pic:blipFill>
+                  <pic:spPr bwMode="auto">
+                    <a:xfrm>
+                      <a:off x="0" y="0"/>
+                      <a:ext cx="6271822" cy="3728332"/>
+                    </a:xfrm>
+                    <a:prstGeom prst="rect">
+                      <a:avLst/>
+                    </a:prstGeom>
+                    <a:ln>
+                      <a:noFill/>
+                    </a:ln>
+                    <a:extLst>
+                      <a:ext uri="{53640926-AAD7-44D8-BBD7-CCE9431645EC}">
+                        <a14:shadowObscured xmlns:a14="http://schemas.microsoft.com/office/drawing/2010/main"/>
+                      </a:ext>
+                    </a:extLst>
+                  </pic:spPr>
+                </pic:pic>
+              </a:graphicData>
+            </a:graphic>
+          </wp:inline>
+        </w:drawing>
+      </w:r>
+    </w:p>
+    <w:p>
+      <w:pPr>
+        <w:jc w:val="center"/>
+      </w:pPr>
+      <w:r>
+        <w:t>Рис. 7. Эволюция числа Куранта (Навье-Стокса)</w:t>
+      </w:r>
+    </w:p>
+    <w:p>
+      <w:pPr>
+        <w:jc w:val="center"/>
+      </w:pPr>
+    </w:p>
+    <w:p>
+      <w:pPr>
+        <w:spacing w:line="259" w:lineRule="auto"/>
+        <w:jc w:val="center"/>
+      </w:pPr>
+      <w:r>
+        <w:br w:type="page"/>
+      </w:r>
+      <w:r>
+        <w:rPr>
+          <w:noProof/>
+        </w:rPr>
+        <w:lastRenderedPageBreak/>
+        <w:drawing>
+          <wp:inline distT="0" distB="0" distL="0" distR="0" wp14:anchorId="61F87058" wp14:editId="4732C95C">
+            <wp:extent cx="5229225" cy="3137644"/>
+            <wp:effectExtent l="0" t="0" r="0" b="5715"/>
+            <wp:docPr id="8" name="Рисунок 8"/>
+            <wp:cNvGraphicFramePr>
+              <a:graphicFrameLocks xmlns:a="http://schemas.openxmlformats.org/drawingml/2006/main" noChangeAspect="1"/>
+            </wp:cNvGraphicFramePr>
+            <a:graphic xmlns:a="http://schemas.openxmlformats.org/drawingml/2006/main">
+              <a:graphicData uri="http://schemas.openxmlformats.org/drawingml/2006/picture">
+                <pic:pic xmlns:pic="http://schemas.openxmlformats.org/drawingml/2006/picture">
+                  <pic:nvPicPr>
+                    <pic:cNvPr id="8" name="Эволюция_энергии_Эйлера_M50.png"/>
+                    <pic:cNvPicPr/>
+                  </pic:nvPicPr>
                   <pic:blipFill>
-                    <a:blip r:embed="rId17">
+                    <a:blip r:embed="rId21" cstate="print">
                       <a:extLst>
                         <a:ext uri="{28A0092B-C50C-407E-A947-70E740481C1C}">
                           <a14:useLocalDpi xmlns:a14="http://schemas.microsoft.com/office/drawing/2010/main" val="0"/>
@@ -23016,7 +26507,7 @@
                   <pic:spPr>
                     <a:xfrm>
                       <a:off x="0" y="0"/>
-                      <a:ext cx="6004336" cy="3752866"/>
+                      <a:ext cx="5230310" cy="3138295"/>
                     </a:xfrm>
                     <a:prstGeom prst="rect">
                       <a:avLst/>
@@ -23031,14 +26522,29 @@
     </w:p>
     <w:p>
       <w:pPr>
+        <w:spacing w:line="259" w:lineRule="auto"/>
         <w:jc w:val="center"/>
       </w:pPr>
       <w:r>
-        <w:t>Рис. 6. Эволюция числа Куранта (Эйлер)</w:t>
-      </w:r>
-    </w:p>
-    <w:p>
-      <w:pPr>
+        <w:t>Рис. 7 Эволюция по времени полной механической энергии уравнений Эйлера</w:t>
+      </w:r>
+      <w:r>
+        <w:t xml:space="preserve"> (</w:t>
+      </w:r>
+      <w:r>
+        <w:rPr>
+          <w:i/>
+          <w:iCs/>
+        </w:rPr>
+        <w:t>М=50</w:t>
+      </w:r>
+      <w:r>
+        <w:t>)</w:t>
+      </w:r>
+    </w:p>
+    <w:p>
+      <w:pPr>
+        <w:spacing w:line="259" w:lineRule="auto"/>
         <w:jc w:val="center"/>
       </w:pPr>
       <w:r>
@@ -23046,10 +26552,10 @@
           <w:noProof/>
         </w:rPr>
         <w:drawing>
-          <wp:inline distT="0" distB="0" distL="0" distR="0" wp14:anchorId="60B05434" wp14:editId="61176F83">
-            <wp:extent cx="6232519" cy="3895487"/>
-            <wp:effectExtent l="0" t="0" r="0" b="0"/>
-            <wp:docPr id="21" name="Рисунок 21"/>
+          <wp:inline distT="0" distB="0" distL="0" distR="0" wp14:anchorId="76278E91" wp14:editId="4A7700D8">
+            <wp:extent cx="5104139" cy="3062589"/>
+            <wp:effectExtent l="0" t="0" r="1270" b="5080"/>
+            <wp:docPr id="11" name="Рисунок 11"/>
             <wp:cNvGraphicFramePr>
               <a:graphicFrameLocks xmlns:a="http://schemas.openxmlformats.org/drawingml/2006/main" noChangeAspect="1"/>
             </wp:cNvGraphicFramePr>
@@ -23057,11 +26563,11 @@
               <a:graphicData uri="http://schemas.openxmlformats.org/drawingml/2006/picture">
                 <pic:pic xmlns:pic="http://schemas.openxmlformats.org/drawingml/2006/picture">
                   <pic:nvPicPr>
-                    <pic:cNvPr id="21" name="Эволюция_Куранта_НавьеСтокса.png"/>
+                    <pic:cNvPr id="11" name="Эволюция_энергии_M50.png"/>
                     <pic:cNvPicPr/>
                   </pic:nvPicPr>
                   <pic:blipFill>
-                    <a:blip r:embed="rId18">
+                    <a:blip r:embed="rId22" cstate="print">
                       <a:extLst>
                         <a:ext uri="{28A0092B-C50C-407E-A947-70E740481C1C}">
                           <a14:useLocalDpi xmlns:a14="http://schemas.microsoft.com/office/drawing/2010/main" val="0"/>
@@ -23075,7 +26581,7 @@
                   <pic:spPr>
                     <a:xfrm>
                       <a:off x="0" y="0"/>
-                      <a:ext cx="6271822" cy="3920053"/>
+                      <a:ext cx="5120845" cy="3072613"/>
                     </a:xfrm>
                     <a:prstGeom prst="rect">
                       <a:avLst/>
@@ -23090,15 +26596,95 @@
     </w:p>
     <w:p>
       <w:pPr>
+        <w:spacing w:line="259" w:lineRule="auto"/>
         <w:jc w:val="center"/>
       </w:pPr>
       <w:r>
-        <w:t>Рис. 7. Эволюция числа Куранта (Навье-Стокса)</w:t>
-      </w:r>
-    </w:p>
-    <w:p>
-      <w:pPr>
-        <w:jc w:val="center"/>
+        <w:t>Рис. 8 Эволюция по времени полной механической энергии</w:t>
+      </w:r>
+      <w:r>
+        <w:t xml:space="preserve"> уравнений Навье-Стокса (</w:t>
+      </w:r>
+      <w:r>
+        <w:rPr>
+          <w:i/>
+          <w:iCs/>
+        </w:rPr>
+        <w:t>М=50</w:t>
+      </w:r>
+      <w:r>
+        <w:t>)</w:t>
+      </w:r>
+    </w:p>
+    <w:p>
+      <w:pPr>
+        <w:spacing w:line="259" w:lineRule="auto"/>
+        <w:jc w:val="left"/>
+        <w:rPr>
+          <w:rFonts w:cstheme="majorBidi"/>
+          <w:b/>
+          <w:color w:val="000000" w:themeColor="text1"/>
+          <w:szCs w:val="32"/>
+        </w:rPr>
+      </w:pPr>
+      <w:r>
+        <w:br w:type="page"/>
+      </w:r>
+    </w:p>
+    <w:p>
+      <w:pPr>
+        <w:pStyle w:val="1"/>
+        <w:spacing w:before="0"/>
+        <w:rPr>
+          <w:rFonts w:eastAsiaTheme="minorHAnsi"/>
+        </w:rPr>
+      </w:pPr>
+      <w:bookmarkStart w:id="18" w:name="_Toc228424915"/>
+      <w:r>
+        <w:rPr>
+          <w:rFonts w:eastAsiaTheme="minorHAnsi"/>
+        </w:rPr>
+        <w:lastRenderedPageBreak/>
+        <w:t>Заключение</w:t>
+      </w:r>
+      <w:bookmarkEnd w:id="18"/>
+    </w:p>
+    <w:p>
+      <w:pPr>
+        <w:spacing w:after="0"/>
+        <w:ind w:firstLine="709"/>
+      </w:pPr>
+      <w:r>
+        <w:t xml:space="preserve">В рамках этой выпускной квалификационной работы был реализован программный комплекс схемы расщепления для моделирования течений газа на основе работы П.Н, </w:t>
+      </w:r>
+      <w:proofErr w:type="spellStart"/>
+      <w:r>
+        <w:t>Вабищевича</w:t>
+      </w:r>
+      <w:proofErr w:type="spellEnd"/>
+      <w:r>
+        <w:t>. Его подход был адаптирован для баротропного газа и обобщен вязким случаем для уравнения Навье-Стокса.</w:t>
+      </w:r>
+    </w:p>
+    <w:p>
+      <w:pPr>
+        <w:spacing w:after="0"/>
+        <w:ind w:firstLine="709"/>
+      </w:pPr>
+      <w:r>
+        <w:t>Численное результаты показали, что метод Ньютона обеспечивает высокую точность и малое количество итераций, но требует больших вычислительных затрат. Предложенные схемы расщепления позволяют решать задачи раздельно для плотности и скорости, которые снижают вычислительные затраты и дают выигрыш по времени выполнения. Результаты дали корректное физическое поведение уравнений Эйлера и Навье-Стокса.</w:t>
+      </w:r>
+    </w:p>
+    <w:p>
+      <w:pPr>
+        <w:spacing w:after="0"/>
+        <w:ind w:firstLine="709"/>
+      </w:pPr>
+    </w:p>
+    <w:p>
+      <w:pPr>
+        <w:spacing w:after="0"/>
+        <w:ind w:firstLine="709"/>
       </w:pPr>
     </w:p>
     <w:p>
@@ -23113,7 +26699,6 @@
         </w:rPr>
       </w:pPr>
       <w:r>
-        <w:lastRenderedPageBreak/>
         <w:br w:type="page"/>
       </w:r>
     </w:p>
@@ -23122,10 +26707,12 @@
         <w:pStyle w:val="1"/>
         <w:spacing w:before="0"/>
       </w:pPr>
+      <w:bookmarkStart w:id="19" w:name="_Toc228424916"/>
       <w:r>
         <w:lastRenderedPageBreak/>
         <w:t>Список литературы</w:t>
       </w:r>
+      <w:bookmarkEnd w:id="19"/>
     </w:p>
     <w:p>
       <w:pPr>
@@ -23238,41 +26825,1623 @@
         <w:rPr>
           <w:lang w:val="en-US"/>
         </w:rPr>
-        <w:t xml:space="preserve">[6] Lions P-L. Mathematical topics in </w:t>
-      </w:r>
-      <w:r>
-        <w:t>ﬂ</w:t>
+        <w:t xml:space="preserve">[6] Lions P-L . Mathematical topics in ﬂuid mechanics: compressible models. Ox- </w:t>
+      </w:r>
+    </w:p>
+    <w:p>
+      <w:pPr>
+        <w:spacing w:after="0"/>
+        <w:rPr>
+          <w:lang w:val="en-US"/>
+        </w:rPr>
+      </w:pPr>
+      <w:r>
+        <w:rPr>
+          <w:lang w:val="en-US"/>
+        </w:rPr>
+        <w:t xml:space="preserve">ford University Press; 1998 . </w:t>
+      </w:r>
+    </w:p>
+    <w:p>
+      <w:pPr>
+        <w:spacing w:after="0"/>
+        <w:rPr>
+          <w:lang w:val="en-US"/>
+        </w:rPr>
+      </w:pPr>
+      <w:r>
+        <w:rPr>
+          <w:lang w:val="en-US"/>
+        </w:rPr>
+        <w:t xml:space="preserve">[7] </w:t>
       </w:r>
       <w:proofErr w:type="spellStart"/>
       <w:r>
         <w:rPr>
           <w:lang w:val="en-US"/>
         </w:rPr>
-        <w:t>uid</w:t>
+        <w:t>Feireisl</w:t>
       </w:r>
       <w:proofErr w:type="spellEnd"/>
       <w:r>
         <w:rPr>
           <w:lang w:val="en-US"/>
         </w:rPr>
-        <w:t xml:space="preserve"> mechanics: compressible models. Oxford University Press; 1998</w:t>
+        <w:t xml:space="preserve"> E , </w:t>
+      </w:r>
+      <w:proofErr w:type="spellStart"/>
+      <w:r>
+        <w:rPr>
+          <w:lang w:val="en-US"/>
+        </w:rPr>
+        <w:t>Karper</w:t>
+      </w:r>
+      <w:proofErr w:type="spellEnd"/>
+      <w:r>
+        <w:rPr>
+          <w:lang w:val="en-US"/>
+        </w:rPr>
+        <w:t xml:space="preserve"> TG , </w:t>
+      </w:r>
+      <w:proofErr w:type="spellStart"/>
+      <w:r>
+        <w:rPr>
+          <w:lang w:val="en-US"/>
+        </w:rPr>
+        <w:t>Pokorn</w:t>
+      </w:r>
+      <w:proofErr w:type="spellEnd"/>
+      <w:r>
+        <w:rPr>
+          <w:lang w:val="en-US"/>
+        </w:rPr>
+        <w:t xml:space="preserve"> y` M . Mathematical theory of compressible viscous </w:t>
       </w:r>
     </w:p>
     <w:p>
       <w:pPr>
         <w:spacing w:after="0"/>
-      </w:pPr>
-      <w:r>
         <w:rPr>
           <w:lang w:val="en-US"/>
         </w:rPr>
-        <w:t xml:space="preserve">[36] Novotny A, </w:t>
+      </w:pPr>
+      <w:r>
+        <w:rPr>
+          <w:lang w:val="en-US"/>
+        </w:rPr>
+        <w:t xml:space="preserve">ﬂuids: analysis and </w:t>
       </w:r>
       <w:proofErr w:type="spellStart"/>
       <w:r>
         <w:rPr>
           <w:lang w:val="en-US"/>
         </w:rPr>
+        <w:t>numerics</w:t>
+      </w:r>
+      <w:proofErr w:type="spellEnd"/>
+      <w:r>
+        <w:rPr>
+          <w:lang w:val="en-US"/>
+        </w:rPr>
+        <w:t xml:space="preserve">. Springer; 2016 . </w:t>
+      </w:r>
+    </w:p>
+    <w:p>
+      <w:pPr>
+        <w:spacing w:after="0"/>
+        <w:rPr>
+          <w:lang w:val="en-US"/>
+        </w:rPr>
+      </w:pPr>
+      <w:r>
+        <w:rPr>
+          <w:lang w:val="en-US"/>
+        </w:rPr>
+        <w:t xml:space="preserve">[8] </w:t>
+      </w:r>
+      <w:proofErr w:type="spellStart"/>
+      <w:r>
+        <w:rPr>
+          <w:lang w:val="en-US"/>
+        </w:rPr>
+        <w:t>Kulikovskii</w:t>
+      </w:r>
+      <w:proofErr w:type="spellEnd"/>
+      <w:r>
+        <w:rPr>
+          <w:lang w:val="en-US"/>
+        </w:rPr>
+        <w:t xml:space="preserve"> AG , </w:t>
+      </w:r>
+      <w:proofErr w:type="spellStart"/>
+      <w:r>
+        <w:rPr>
+          <w:lang w:val="en-US"/>
+        </w:rPr>
+        <w:t>Pogorelov</w:t>
+      </w:r>
+      <w:proofErr w:type="spellEnd"/>
+      <w:r>
+        <w:rPr>
+          <w:lang w:val="en-US"/>
+        </w:rPr>
+        <w:t xml:space="preserve"> NV , Semenov AY . Mathematical aspects of numerical</w:t>
+      </w:r>
+      <w:r>
+        <w:rPr>
+          <w:lang w:val="en-US"/>
+        </w:rPr>
+        <w:t xml:space="preserve"> </w:t>
+      </w:r>
+      <w:r>
+        <w:rPr>
+          <w:lang w:val="en-US"/>
+        </w:rPr>
+        <w:t xml:space="preserve">solution of hyperbolic systems. Taylor &amp; Francis; 20 0 0 . </w:t>
+      </w:r>
+    </w:p>
+    <w:p>
+      <w:pPr>
+        <w:spacing w:after="0"/>
+        <w:rPr>
+          <w:lang w:val="en-US"/>
+        </w:rPr>
+      </w:pPr>
+      <w:r>
+        <w:rPr>
+          <w:lang w:val="en-US"/>
+        </w:rPr>
+        <w:t xml:space="preserve">[9] </w:t>
+      </w:r>
+      <w:proofErr w:type="spellStart"/>
+      <w:r>
+        <w:rPr>
+          <w:lang w:val="en-US"/>
+        </w:rPr>
+        <w:t>Hundsdorfer</w:t>
+      </w:r>
+      <w:proofErr w:type="spellEnd"/>
+      <w:r>
+        <w:rPr>
+          <w:lang w:val="en-US"/>
+        </w:rPr>
+        <w:t xml:space="preserve"> WH , </w:t>
+      </w:r>
+      <w:proofErr w:type="spellStart"/>
+      <w:r>
+        <w:rPr>
+          <w:lang w:val="en-US"/>
+        </w:rPr>
+        <w:t>Verwer</w:t>
+      </w:r>
+      <w:proofErr w:type="spellEnd"/>
+      <w:r>
+        <w:rPr>
+          <w:lang w:val="en-US"/>
+        </w:rPr>
+        <w:t xml:space="preserve"> JG . Numerical solution of time-dependent </w:t>
+      </w:r>
+      <w:proofErr w:type="spellStart"/>
+      <w:r>
+        <w:rPr>
+          <w:lang w:val="en-US"/>
+        </w:rPr>
+        <w:t>advec</w:t>
+      </w:r>
+      <w:proofErr w:type="spellEnd"/>
+      <w:r>
+        <w:rPr>
+          <w:lang w:val="en-US"/>
+        </w:rPr>
+        <w:t xml:space="preserve">- </w:t>
+      </w:r>
+    </w:p>
+    <w:p>
+      <w:pPr>
+        <w:spacing w:after="0"/>
+        <w:rPr>
+          <w:lang w:val="en-US"/>
+        </w:rPr>
+      </w:pPr>
+      <w:proofErr w:type="spellStart"/>
+      <w:r>
+        <w:rPr>
+          <w:lang w:val="en-US"/>
+        </w:rPr>
+        <w:t>tion</w:t>
+      </w:r>
+      <w:proofErr w:type="spellEnd"/>
+      <w:r>
+        <w:rPr>
+          <w:lang w:val="en-US"/>
+        </w:rPr>
+        <w:t xml:space="preserve">-diffusion-reaction equations. Springer Verlag; 2003 . </w:t>
+      </w:r>
+    </w:p>
+    <w:p>
+      <w:pPr>
+        <w:spacing w:after="0"/>
+        <w:rPr>
+          <w:lang w:val="en-US"/>
+        </w:rPr>
+      </w:pPr>
+      <w:r>
+        <w:rPr>
+          <w:lang w:val="en-US"/>
+        </w:rPr>
+        <w:t xml:space="preserve">[10] </w:t>
+      </w:r>
+      <w:proofErr w:type="spellStart"/>
+      <w:r>
+        <w:rPr>
+          <w:lang w:val="en-US"/>
+        </w:rPr>
+        <w:t>Kuzmin</w:t>
+      </w:r>
+      <w:proofErr w:type="spellEnd"/>
+      <w:r>
+        <w:rPr>
+          <w:lang w:val="en-US"/>
+        </w:rPr>
+        <w:t xml:space="preserve"> D . A guide to numerical methods for transport equations. University </w:t>
+      </w:r>
+    </w:p>
+    <w:p>
+      <w:pPr>
+        <w:spacing w:after="0"/>
+        <w:rPr>
+          <w:lang w:val="en-US"/>
+        </w:rPr>
+      </w:pPr>
+      <w:r>
+        <w:rPr>
+          <w:lang w:val="en-US"/>
+        </w:rPr>
+        <w:t xml:space="preserve">Erlangen–Nuremberg; 2010 . </w:t>
+      </w:r>
+    </w:p>
+    <w:p>
+      <w:pPr>
+        <w:spacing w:after="0"/>
+        <w:rPr>
+          <w:lang w:val="en-US"/>
+        </w:rPr>
+      </w:pPr>
+      <w:r>
+        <w:rPr>
+          <w:lang w:val="en-US"/>
+        </w:rPr>
+        <w:t xml:space="preserve">[11] Morton KW , Kellogg RB . Numerical solution of convection-diffusion problems. </w:t>
+      </w:r>
+    </w:p>
+    <w:p>
+      <w:pPr>
+        <w:spacing w:after="0"/>
+        <w:rPr>
+          <w:lang w:val="en-US"/>
+        </w:rPr>
+      </w:pPr>
+      <w:r>
+        <w:rPr>
+          <w:lang w:val="en-US"/>
+        </w:rPr>
+        <w:t xml:space="preserve">Chapman &amp; Hall London; 1996 . </w:t>
+      </w:r>
+    </w:p>
+    <w:p>
+      <w:pPr>
+        <w:spacing w:after="0"/>
+        <w:rPr>
+          <w:lang w:val="en-US"/>
+        </w:rPr>
+      </w:pPr>
+      <w:r>
+        <w:rPr>
+          <w:lang w:val="en-US"/>
+        </w:rPr>
+        <w:t xml:space="preserve">[12] </w:t>
+      </w:r>
+      <w:proofErr w:type="spellStart"/>
+      <w:r>
+        <w:rPr>
+          <w:lang w:val="en-US"/>
+        </w:rPr>
+        <w:t>Samarskii</w:t>
+      </w:r>
+      <w:proofErr w:type="spellEnd"/>
+      <w:r>
+        <w:rPr>
+          <w:lang w:val="en-US"/>
+        </w:rPr>
+        <w:t xml:space="preserve"> AA , </w:t>
+      </w:r>
+      <w:proofErr w:type="spellStart"/>
+      <w:r>
+        <w:rPr>
+          <w:lang w:val="en-US"/>
+        </w:rPr>
+        <w:t>Vabishchevich</w:t>
+      </w:r>
+      <w:proofErr w:type="spellEnd"/>
+      <w:r>
+        <w:rPr>
+          <w:lang w:val="en-US"/>
+        </w:rPr>
+        <w:t xml:space="preserve"> PN . Numerical methods for solving convection-diffusion problems. Moscow: URSS; 1999 . In Russian </w:t>
+      </w:r>
+    </w:p>
+    <w:p>
+      <w:pPr>
+        <w:spacing w:after="0"/>
+        <w:rPr>
+          <w:lang w:val="en-US"/>
+        </w:rPr>
+      </w:pPr>
+      <w:r>
+        <w:rPr>
+          <w:lang w:val="en-US"/>
+        </w:rPr>
+        <w:t xml:space="preserve">[13] </w:t>
+      </w:r>
+      <w:proofErr w:type="spellStart"/>
+      <w:r>
+        <w:rPr>
+          <w:lang w:val="en-US"/>
+        </w:rPr>
+        <w:t>Guermond</w:t>
+      </w:r>
+      <w:proofErr w:type="spellEnd"/>
+      <w:r>
+        <w:rPr>
+          <w:lang w:val="en-US"/>
+        </w:rPr>
+        <w:t xml:space="preserve"> J-L , </w:t>
+      </w:r>
+      <w:proofErr w:type="spellStart"/>
+      <w:r>
+        <w:rPr>
+          <w:lang w:val="en-US"/>
+        </w:rPr>
+        <w:t>Pasquetti</w:t>
+      </w:r>
+      <w:proofErr w:type="spellEnd"/>
+      <w:r>
+        <w:rPr>
+          <w:lang w:val="en-US"/>
+        </w:rPr>
+        <w:t xml:space="preserve"> R , Popov B . Entropy viscosity method for nonlinear </w:t>
+      </w:r>
+    </w:p>
+    <w:p>
+      <w:pPr>
+        <w:spacing w:after="0"/>
+        <w:rPr>
+          <w:lang w:val="en-US"/>
+        </w:rPr>
+      </w:pPr>
+      <w:r>
+        <w:rPr>
+          <w:lang w:val="en-US"/>
+        </w:rPr>
+        <w:t xml:space="preserve">conservation laws. J </w:t>
+      </w:r>
+      <w:proofErr w:type="spellStart"/>
+      <w:r>
+        <w:rPr>
+          <w:lang w:val="en-US"/>
+        </w:rPr>
+        <w:t>Comput</w:t>
+      </w:r>
+      <w:proofErr w:type="spellEnd"/>
+      <w:r>
+        <w:rPr>
+          <w:lang w:val="en-US"/>
+        </w:rPr>
+        <w:t xml:space="preserve"> Phys 2011;230(11):4248–67 . </w:t>
+      </w:r>
+    </w:p>
+    <w:p>
+      <w:pPr>
+        <w:spacing w:after="0"/>
+        <w:rPr>
+          <w:lang w:val="en-US"/>
+        </w:rPr>
+      </w:pPr>
+      <w:r>
+        <w:rPr>
+          <w:lang w:val="en-US"/>
+        </w:rPr>
+        <w:t xml:space="preserve">[14] Hartmann R , Houston P . Adaptive discontinuous </w:t>
+      </w:r>
+      <w:proofErr w:type="spellStart"/>
+      <w:r>
+        <w:rPr>
+          <w:lang w:val="en-US"/>
+        </w:rPr>
+        <w:t>galerkin</w:t>
+      </w:r>
+      <w:proofErr w:type="spellEnd"/>
+      <w:r>
+        <w:rPr>
+          <w:lang w:val="en-US"/>
+        </w:rPr>
+        <w:t xml:space="preserve"> ﬁnite element </w:t>
+      </w:r>
+    </w:p>
+    <w:p>
+      <w:pPr>
+        <w:spacing w:after="0"/>
+        <w:rPr>
+          <w:lang w:val="en-US"/>
+        </w:rPr>
+      </w:pPr>
+      <w:r>
+        <w:rPr>
+          <w:lang w:val="en-US"/>
+        </w:rPr>
+        <w:t xml:space="preserve">methods for nonlinear hyperbolic conservation laws. SIAM J Sci </w:t>
+      </w:r>
+      <w:proofErr w:type="spellStart"/>
+      <w:r>
+        <w:rPr>
+          <w:lang w:val="en-US"/>
+        </w:rPr>
+        <w:t>Comput</w:t>
+      </w:r>
+      <w:proofErr w:type="spellEnd"/>
+      <w:r>
+        <w:rPr>
+          <w:lang w:val="en-US"/>
+        </w:rPr>
+        <w:t xml:space="preserve"> </w:t>
+      </w:r>
+    </w:p>
+    <w:p>
+      <w:pPr>
+        <w:spacing w:after="0"/>
+        <w:rPr>
+          <w:lang w:val="en-US"/>
+        </w:rPr>
+      </w:pPr>
+      <w:r>
+        <w:rPr>
+          <w:lang w:val="en-US"/>
+        </w:rPr>
+        <w:t xml:space="preserve">20 02;24(3):979–10 04 . </w:t>
+      </w:r>
+    </w:p>
+    <w:p>
+      <w:pPr>
+        <w:spacing w:after="0"/>
+        <w:rPr>
+          <w:lang w:val="en-US"/>
+        </w:rPr>
+      </w:pPr>
+      <w:r>
+        <w:rPr>
+          <w:lang w:val="en-US"/>
+        </w:rPr>
+        <w:t xml:space="preserve">[15] </w:t>
+      </w:r>
+      <w:proofErr w:type="spellStart"/>
+      <w:r>
+        <w:rPr>
+          <w:lang w:val="en-US"/>
+        </w:rPr>
+        <w:t>Kurganov</w:t>
+      </w:r>
+      <w:proofErr w:type="spellEnd"/>
+      <w:r>
+        <w:rPr>
+          <w:lang w:val="en-US"/>
+        </w:rPr>
+        <w:t xml:space="preserve"> A , Liu Y . New adaptive artiﬁcial viscosity method for hyperbolic sys- </w:t>
+      </w:r>
+    </w:p>
+    <w:p>
+      <w:pPr>
+        <w:spacing w:after="0"/>
+        <w:rPr>
+          <w:lang w:val="en-US"/>
+        </w:rPr>
+      </w:pPr>
+      <w:proofErr w:type="spellStart"/>
+      <w:r>
+        <w:rPr>
+          <w:lang w:val="en-US"/>
+        </w:rPr>
+        <w:t>tems</w:t>
+      </w:r>
+      <w:proofErr w:type="spellEnd"/>
+      <w:r>
+        <w:rPr>
+          <w:lang w:val="en-US"/>
+        </w:rPr>
+        <w:t xml:space="preserve"> of conservation laws. J </w:t>
+      </w:r>
+      <w:proofErr w:type="spellStart"/>
+      <w:r>
+        <w:rPr>
+          <w:lang w:val="en-US"/>
+        </w:rPr>
+        <w:t>Comput</w:t>
+      </w:r>
+      <w:proofErr w:type="spellEnd"/>
+      <w:r>
+        <w:rPr>
+          <w:lang w:val="en-US"/>
+        </w:rPr>
+        <w:t xml:space="preserve"> Phys 2012;231:8114–32 . </w:t>
+      </w:r>
+    </w:p>
+    <w:p>
+      <w:pPr>
+        <w:spacing w:after="0"/>
+        <w:rPr>
+          <w:lang w:val="en-US"/>
+        </w:rPr>
+      </w:pPr>
+      <w:r>
+        <w:rPr>
+          <w:lang w:val="en-US"/>
+        </w:rPr>
+        <w:t xml:space="preserve">[16] </w:t>
+      </w:r>
+      <w:proofErr w:type="spellStart"/>
+      <w:r>
+        <w:rPr>
+          <w:lang w:val="en-US"/>
+        </w:rPr>
+        <w:t>Guermond</w:t>
+      </w:r>
+      <w:proofErr w:type="spellEnd"/>
+      <w:r>
+        <w:rPr>
+          <w:lang w:val="en-US"/>
+        </w:rPr>
+        <w:t xml:space="preserve"> J-L , Popov B , </w:t>
+      </w:r>
+      <w:proofErr w:type="spellStart"/>
+      <w:r>
+        <w:rPr>
+          <w:lang w:val="en-US"/>
+        </w:rPr>
+        <w:t>Tomov</w:t>
+      </w:r>
+      <w:proofErr w:type="spellEnd"/>
+      <w:r>
+        <w:rPr>
+          <w:lang w:val="en-US"/>
+        </w:rPr>
+        <w:t xml:space="preserve"> V . Entropy–viscosity method for the single material </w:t>
+      </w:r>
+      <w:proofErr w:type="spellStart"/>
+      <w:r>
+        <w:rPr>
+          <w:lang w:val="en-US"/>
+        </w:rPr>
+        <w:t>euler</w:t>
+      </w:r>
+      <w:proofErr w:type="spellEnd"/>
+      <w:r>
+        <w:rPr>
+          <w:lang w:val="en-US"/>
+        </w:rPr>
+        <w:t xml:space="preserve"> equations in </w:t>
+      </w:r>
+      <w:proofErr w:type="spellStart"/>
+      <w:r>
+        <w:rPr>
+          <w:lang w:val="en-US"/>
+        </w:rPr>
+        <w:t>lagrangian</w:t>
+      </w:r>
+      <w:proofErr w:type="spellEnd"/>
+      <w:r>
+        <w:rPr>
+          <w:lang w:val="en-US"/>
+        </w:rPr>
+        <w:t xml:space="preserve"> frame. </w:t>
+      </w:r>
+      <w:proofErr w:type="spellStart"/>
+      <w:r>
+        <w:rPr>
+          <w:lang w:val="en-US"/>
+        </w:rPr>
+        <w:t>Comput</w:t>
+      </w:r>
+      <w:proofErr w:type="spellEnd"/>
+      <w:r>
+        <w:rPr>
+          <w:lang w:val="en-US"/>
+        </w:rPr>
+        <w:t xml:space="preserve"> Methods Appl Mech </w:t>
+      </w:r>
+      <w:proofErr w:type="spellStart"/>
+      <w:r>
+        <w:rPr>
+          <w:lang w:val="en-US"/>
+        </w:rPr>
+        <w:t>Eng</w:t>
+      </w:r>
+      <w:proofErr w:type="spellEnd"/>
+      <w:r>
+        <w:rPr>
+          <w:lang w:val="en-US"/>
+        </w:rPr>
+        <w:t xml:space="preserve"> </w:t>
+      </w:r>
+    </w:p>
+    <w:p>
+      <w:pPr>
+        <w:spacing w:after="0"/>
+        <w:rPr>
+          <w:lang w:val="en-US"/>
+        </w:rPr>
+      </w:pPr>
+      <w:r>
+        <w:rPr>
+          <w:lang w:val="en-US"/>
+        </w:rPr>
+        <w:t xml:space="preserve">2016;300:402–26 . </w:t>
+      </w:r>
+    </w:p>
+    <w:p>
+      <w:pPr>
+        <w:spacing w:after="0"/>
+        <w:rPr>
+          <w:lang w:val="en-US"/>
+        </w:rPr>
+      </w:pPr>
+      <w:r>
+        <w:rPr>
+          <w:lang w:val="en-US"/>
+        </w:rPr>
+        <w:t xml:space="preserve">[17] </w:t>
+      </w:r>
+      <w:proofErr w:type="spellStart"/>
+      <w:r>
+        <w:rPr>
+          <w:lang w:val="en-US"/>
+        </w:rPr>
+        <w:t>Samarskii</w:t>
+      </w:r>
+      <w:proofErr w:type="spellEnd"/>
+      <w:r>
+        <w:rPr>
+          <w:lang w:val="en-US"/>
+        </w:rPr>
+        <w:t xml:space="preserve"> AA . The theory of difference schemes. New York: Marcel Dekker; </w:t>
+      </w:r>
+    </w:p>
+    <w:p>
+      <w:pPr>
+        <w:spacing w:after="0"/>
+        <w:rPr>
+          <w:lang w:val="en-US"/>
+        </w:rPr>
+      </w:pPr>
+      <w:r>
+        <w:rPr>
+          <w:lang w:val="en-US"/>
+        </w:rPr>
+        <w:t xml:space="preserve">2001 . </w:t>
+      </w:r>
+    </w:p>
+    <w:p>
+      <w:pPr>
+        <w:spacing w:after="0"/>
+        <w:rPr>
+          <w:lang w:val="en-US"/>
+        </w:rPr>
+      </w:pPr>
+      <w:r>
+        <w:rPr>
+          <w:lang w:val="en-US"/>
+        </w:rPr>
+        <w:t xml:space="preserve">[18] </w:t>
+      </w:r>
+      <w:proofErr w:type="spellStart"/>
+      <w:r>
+        <w:rPr>
+          <w:lang w:val="en-US"/>
+        </w:rPr>
+        <w:t>LeVeque</w:t>
+      </w:r>
+      <w:proofErr w:type="spellEnd"/>
+      <w:r>
+        <w:rPr>
+          <w:lang w:val="en-US"/>
+        </w:rPr>
+        <w:t xml:space="preserve"> RJ . Finite volume methods for hyperbolic problems. Cambridge Uni- </w:t>
+      </w:r>
+    </w:p>
+    <w:p>
+      <w:pPr>
+        <w:spacing w:after="0"/>
+        <w:rPr>
+          <w:lang w:val="en-US"/>
+        </w:rPr>
+      </w:pPr>
+      <w:proofErr w:type="spellStart"/>
+      <w:r>
+        <w:rPr>
+          <w:lang w:val="en-US"/>
+        </w:rPr>
+        <w:t>versity</w:t>
+      </w:r>
+      <w:proofErr w:type="spellEnd"/>
+      <w:r>
+        <w:rPr>
+          <w:lang w:val="en-US"/>
+        </w:rPr>
+        <w:t xml:space="preserve"> Press; 2002 . </w:t>
+      </w:r>
+    </w:p>
+    <w:p>
+      <w:pPr>
+        <w:spacing w:after="0"/>
+        <w:rPr>
+          <w:lang w:val="en-US"/>
+        </w:rPr>
+      </w:pPr>
+      <w:r>
+        <w:rPr>
+          <w:lang w:val="en-US"/>
+        </w:rPr>
+        <w:lastRenderedPageBreak/>
+        <w:t xml:space="preserve">[19] Versteeg H , </w:t>
+      </w:r>
+      <w:proofErr w:type="spellStart"/>
+      <w:r>
+        <w:rPr>
+          <w:lang w:val="en-US"/>
+        </w:rPr>
+        <w:t>Malalasekra</w:t>
+      </w:r>
+      <w:proofErr w:type="spellEnd"/>
+      <w:r>
+        <w:rPr>
+          <w:lang w:val="en-US"/>
+        </w:rPr>
+        <w:t xml:space="preserve"> W . An introduction to computational ﬂuid dynamics: </w:t>
+      </w:r>
+    </w:p>
+    <w:p>
+      <w:pPr>
+        <w:spacing w:after="0"/>
+        <w:rPr>
+          <w:lang w:val="en-US"/>
+        </w:rPr>
+      </w:pPr>
+      <w:r>
+        <w:rPr>
+          <w:lang w:val="en-US"/>
+        </w:rPr>
+        <w:t xml:space="preserve">the ﬁnite volume method. Prentice Hall; 2007 . </w:t>
+      </w:r>
+    </w:p>
+    <w:p>
+      <w:pPr>
+        <w:spacing w:after="0"/>
+        <w:rPr>
+          <w:lang w:val="en-US"/>
+        </w:rPr>
+      </w:pPr>
+      <w:r>
+        <w:rPr>
+          <w:lang w:val="en-US"/>
+        </w:rPr>
+        <w:t xml:space="preserve">[20] Ern A , </w:t>
+      </w:r>
+      <w:proofErr w:type="spellStart"/>
+      <w:r>
+        <w:rPr>
+          <w:lang w:val="en-US"/>
+        </w:rPr>
+        <w:t>Guermond</w:t>
+      </w:r>
+      <w:proofErr w:type="spellEnd"/>
+      <w:r>
+        <w:rPr>
+          <w:lang w:val="en-US"/>
+        </w:rPr>
+        <w:t xml:space="preserve"> J-L . Theory and practice of ﬁnite elements. Springer; 2004 . </w:t>
+      </w:r>
+    </w:p>
+    <w:p>
+      <w:pPr>
+        <w:spacing w:after="0"/>
+        <w:rPr>
+          <w:lang w:val="en-US"/>
+        </w:rPr>
+      </w:pPr>
+      <w:r>
+        <w:rPr>
+          <w:lang w:val="en-US"/>
+        </w:rPr>
+        <w:t xml:space="preserve">[21] Larson MG , Bengzon F . The ﬁnite element method: theory, implementation </w:t>
+      </w:r>
+    </w:p>
+    <w:p>
+      <w:pPr>
+        <w:spacing w:after="0"/>
+        <w:rPr>
+          <w:lang w:val="en-US"/>
+        </w:rPr>
+      </w:pPr>
+      <w:r>
+        <w:rPr>
+          <w:lang w:val="en-US"/>
+        </w:rPr>
+        <w:t xml:space="preserve">and applications. Springer; 2013 . </w:t>
+      </w:r>
+    </w:p>
+    <w:p>
+      <w:pPr>
+        <w:spacing w:after="0"/>
+        <w:rPr>
+          <w:lang w:val="en-US"/>
+        </w:rPr>
+      </w:pPr>
+      <w:r>
+        <w:rPr>
+          <w:lang w:val="en-US"/>
+        </w:rPr>
+        <w:t xml:space="preserve">[22] </w:t>
+      </w:r>
+      <w:proofErr w:type="spellStart"/>
+      <w:r>
+        <w:rPr>
+          <w:lang w:val="en-US"/>
+        </w:rPr>
+        <w:t>Donea</w:t>
+      </w:r>
+      <w:proofErr w:type="spellEnd"/>
+      <w:r>
+        <w:rPr>
+          <w:lang w:val="en-US"/>
+        </w:rPr>
+        <w:t xml:space="preserve"> J , Huerta A . Finite element methods for ﬂow problems. Wiley; 2003 . </w:t>
+      </w:r>
+    </w:p>
+    <w:p>
+      <w:pPr>
+        <w:spacing w:after="0"/>
+        <w:rPr>
+          <w:lang w:val="en-US"/>
+        </w:rPr>
+      </w:pPr>
+      <w:r>
+        <w:rPr>
+          <w:lang w:val="en-US"/>
+        </w:rPr>
+        <w:t xml:space="preserve">[23] </w:t>
+      </w:r>
+      <w:proofErr w:type="spellStart"/>
+      <w:r>
+        <w:rPr>
+          <w:lang w:val="en-US"/>
+        </w:rPr>
+        <w:t>Zienkiewicz</w:t>
+      </w:r>
+      <w:proofErr w:type="spellEnd"/>
+      <w:r>
+        <w:rPr>
+          <w:lang w:val="en-US"/>
+        </w:rPr>
+        <w:t xml:space="preserve"> OC , Taylor RL , P N . The ﬁnite element method for ﬂuid dynamics. </w:t>
+      </w:r>
+    </w:p>
+    <w:p>
+      <w:pPr>
+        <w:spacing w:after="0"/>
+        <w:rPr>
+          <w:lang w:val="en-US"/>
+        </w:rPr>
+      </w:pPr>
+      <w:r>
+        <w:rPr>
+          <w:lang w:val="en-US"/>
+        </w:rPr>
+        <w:t xml:space="preserve">Butterworth-Heinemann; 2013 . </w:t>
+      </w:r>
+    </w:p>
+    <w:p>
+      <w:pPr>
+        <w:spacing w:after="0"/>
+        <w:rPr>
+          <w:lang w:val="en-US"/>
+        </w:rPr>
+      </w:pPr>
+      <w:r>
+        <w:rPr>
+          <w:lang w:val="en-US"/>
+        </w:rPr>
+        <w:t xml:space="preserve">[24] Ascher UM . Numerical methods for evolutionary differential equations. Soc Ind </w:t>
+      </w:r>
+    </w:p>
+    <w:p>
+      <w:pPr>
+        <w:spacing w:after="0"/>
+        <w:rPr>
+          <w:lang w:val="en-US"/>
+        </w:rPr>
+      </w:pPr>
+      <w:r>
+        <w:rPr>
+          <w:lang w:val="en-US"/>
+        </w:rPr>
+        <w:t xml:space="preserve">Appl Math; 2008 . </w:t>
+      </w:r>
+    </w:p>
+    <w:p>
+      <w:pPr>
+        <w:spacing w:after="0"/>
+        <w:rPr>
+          <w:lang w:val="en-US"/>
+        </w:rPr>
+      </w:pPr>
+      <w:r>
+        <w:rPr>
+          <w:lang w:val="en-US"/>
+        </w:rPr>
+        <w:t xml:space="preserve">[25] </w:t>
+      </w:r>
+      <w:proofErr w:type="spellStart"/>
+      <w:r>
+        <w:rPr>
+          <w:lang w:val="en-US"/>
+        </w:rPr>
+        <w:t>LeVeque</w:t>
+      </w:r>
+      <w:proofErr w:type="spellEnd"/>
+      <w:r>
+        <w:rPr>
+          <w:lang w:val="en-US"/>
+        </w:rPr>
+        <w:t xml:space="preserve"> RJ . Finite difference methods for ordinary and partial differential </w:t>
+      </w:r>
+    </w:p>
+    <w:p>
+      <w:pPr>
+        <w:spacing w:after="0"/>
+        <w:rPr>
+          <w:lang w:val="en-US"/>
+        </w:rPr>
+      </w:pPr>
+      <w:r>
+        <w:rPr>
+          <w:lang w:val="en-US"/>
+        </w:rPr>
+        <w:t xml:space="preserve">equations: steady-state and time-dependent problems. Soc Ind Appl Math; </w:t>
+      </w:r>
+    </w:p>
+    <w:p>
+      <w:pPr>
+        <w:spacing w:after="0"/>
+        <w:rPr>
+          <w:lang w:val="en-US"/>
+        </w:rPr>
+      </w:pPr>
+      <w:r>
+        <w:rPr>
+          <w:lang w:val="en-US"/>
+        </w:rPr>
+        <w:t xml:space="preserve">2007 </w:t>
+      </w:r>
+    </w:p>
+    <w:p>
+      <w:pPr>
+        <w:spacing w:after="0"/>
+        <w:rPr>
+          <w:lang w:val="en-US"/>
+        </w:rPr>
+      </w:pPr>
+      <w:r>
+        <w:rPr>
+          <w:lang w:val="en-US"/>
+        </w:rPr>
+        <w:t xml:space="preserve">[26] </w:t>
+      </w:r>
+      <w:proofErr w:type="spellStart"/>
+      <w:r>
+        <w:rPr>
+          <w:lang w:val="en-US"/>
+        </w:rPr>
+        <w:t>Samarskii</w:t>
+      </w:r>
+      <w:proofErr w:type="spellEnd"/>
+      <w:r>
+        <w:rPr>
+          <w:lang w:val="en-US"/>
+        </w:rPr>
+        <w:t xml:space="preserve"> AA , </w:t>
+      </w:r>
+      <w:proofErr w:type="spellStart"/>
+      <w:r>
+        <w:rPr>
+          <w:lang w:val="en-US"/>
+        </w:rPr>
+        <w:t>Matus</w:t>
+      </w:r>
+      <w:proofErr w:type="spellEnd"/>
+      <w:r>
+        <w:rPr>
+          <w:lang w:val="en-US"/>
+        </w:rPr>
+        <w:t xml:space="preserve"> PP , </w:t>
+      </w:r>
+      <w:proofErr w:type="spellStart"/>
+      <w:r>
+        <w:rPr>
+          <w:lang w:val="en-US"/>
+        </w:rPr>
+        <w:t>Vabishchevich</w:t>
+      </w:r>
+      <w:proofErr w:type="spellEnd"/>
+      <w:r>
+        <w:rPr>
+          <w:lang w:val="en-US"/>
+        </w:rPr>
+        <w:t xml:space="preserve"> PN . Difference schemes with operator </w:t>
+      </w:r>
+    </w:p>
+    <w:p>
+      <w:pPr>
+        <w:spacing w:after="0"/>
+        <w:rPr>
+          <w:lang w:val="en-US"/>
+        </w:rPr>
+      </w:pPr>
+      <w:r>
+        <w:rPr>
+          <w:lang w:val="en-US"/>
+        </w:rPr>
+        <w:t xml:space="preserve">factors. Dordrecht: Kluwer Academic; 2002 . </w:t>
+      </w:r>
+    </w:p>
+    <w:p>
+      <w:pPr>
+        <w:spacing w:after="0"/>
+        <w:rPr>
+          <w:lang w:val="en-US"/>
+        </w:rPr>
+      </w:pPr>
+      <w:r>
+        <w:rPr>
+          <w:lang w:val="en-US"/>
+        </w:rPr>
+        <w:t xml:space="preserve">[27] </w:t>
+      </w:r>
+      <w:proofErr w:type="spellStart"/>
+      <w:r>
+        <w:rPr>
+          <w:lang w:val="en-US"/>
+        </w:rPr>
+        <w:t>Kolgan</w:t>
+      </w:r>
+      <w:proofErr w:type="spellEnd"/>
+      <w:r>
+        <w:rPr>
+          <w:lang w:val="en-US"/>
+        </w:rPr>
+        <w:t xml:space="preserve"> VP . Application of the principle of minimizing the derivative to the </w:t>
+      </w:r>
+    </w:p>
+    <w:p>
+      <w:pPr>
+        <w:spacing w:after="0"/>
+        <w:rPr>
+          <w:lang w:val="en-US"/>
+        </w:rPr>
+      </w:pPr>
+      <w:r>
+        <w:rPr>
+          <w:lang w:val="en-US"/>
+        </w:rPr>
+        <w:t xml:space="preserve">construction of ﬁnite-difference schemes for computing discontinuous </w:t>
+      </w:r>
+      <w:proofErr w:type="spellStart"/>
+      <w:r>
+        <w:rPr>
+          <w:lang w:val="en-US"/>
+        </w:rPr>
+        <w:t>solu</w:t>
+      </w:r>
+      <w:proofErr w:type="spellEnd"/>
+      <w:r>
+        <w:rPr>
+          <w:lang w:val="en-US"/>
+        </w:rPr>
+        <w:t xml:space="preserve">- </w:t>
+      </w:r>
+    </w:p>
+    <w:p>
+      <w:pPr>
+        <w:spacing w:after="0"/>
+        <w:rPr>
+          <w:lang w:val="en-US"/>
+        </w:rPr>
+      </w:pPr>
+      <w:proofErr w:type="spellStart"/>
+      <w:r>
+        <w:rPr>
+          <w:lang w:val="en-US"/>
+        </w:rPr>
+        <w:t>tions</w:t>
+      </w:r>
+      <w:proofErr w:type="spellEnd"/>
+      <w:r>
+        <w:rPr>
+          <w:lang w:val="en-US"/>
+        </w:rPr>
+        <w:t xml:space="preserve"> of gas dynamics. J </w:t>
+      </w:r>
+      <w:proofErr w:type="spellStart"/>
+      <w:r>
+        <w:rPr>
+          <w:lang w:val="en-US"/>
+        </w:rPr>
+        <w:t>Comput</w:t>
+      </w:r>
+      <w:proofErr w:type="spellEnd"/>
+      <w:r>
+        <w:rPr>
+          <w:lang w:val="en-US"/>
+        </w:rPr>
+        <w:t xml:space="preserve"> Phys 2011;230(7):2384–90 . </w:t>
+      </w:r>
+    </w:p>
+    <w:p>
+      <w:pPr>
+        <w:spacing w:after="0"/>
+        <w:rPr>
+          <w:lang w:val="en-US"/>
+        </w:rPr>
+      </w:pPr>
+      <w:r>
+        <w:rPr>
+          <w:lang w:val="en-US"/>
+        </w:rPr>
+        <w:t xml:space="preserve">[28] Van Leer B . Towards the ultimate conservative difference scheme. V. A sec- </w:t>
+      </w:r>
+    </w:p>
+    <w:p>
+      <w:pPr>
+        <w:spacing w:after="0"/>
+        <w:rPr>
+          <w:lang w:val="en-US"/>
+        </w:rPr>
+      </w:pPr>
+      <w:proofErr w:type="spellStart"/>
+      <w:r>
+        <w:rPr>
+          <w:lang w:val="en-US"/>
+        </w:rPr>
+        <w:t>ond</w:t>
+      </w:r>
+      <w:proofErr w:type="spellEnd"/>
+      <w:r>
+        <w:rPr>
+          <w:lang w:val="en-US"/>
+        </w:rPr>
+        <w:t xml:space="preserve">-order sequel to Godunov’s method. J </w:t>
+      </w:r>
+      <w:proofErr w:type="spellStart"/>
+      <w:r>
+        <w:rPr>
+          <w:lang w:val="en-US"/>
+        </w:rPr>
+        <w:t>Comput</w:t>
+      </w:r>
+      <w:proofErr w:type="spellEnd"/>
+      <w:r>
+        <w:rPr>
+          <w:lang w:val="en-US"/>
+        </w:rPr>
+        <w:t xml:space="preserve"> Phys 1979;32(1):101–36 . </w:t>
+      </w:r>
+    </w:p>
+    <w:p>
+      <w:pPr>
+        <w:spacing w:after="0"/>
+        <w:rPr>
+          <w:lang w:val="en-US"/>
+        </w:rPr>
+      </w:pPr>
+      <w:r>
+        <w:rPr>
+          <w:lang w:val="en-US"/>
+        </w:rPr>
+        <w:t xml:space="preserve">[29] </w:t>
+      </w:r>
+      <w:proofErr w:type="spellStart"/>
+      <w:r>
+        <w:rPr>
+          <w:lang w:val="en-US"/>
+        </w:rPr>
+        <w:t>Harten</w:t>
+      </w:r>
+      <w:proofErr w:type="spellEnd"/>
+      <w:r>
+        <w:rPr>
+          <w:lang w:val="en-US"/>
+        </w:rPr>
+        <w:t xml:space="preserve"> A . High resolution schemes for hyperbolic conservation laws. J </w:t>
+      </w:r>
+      <w:proofErr w:type="spellStart"/>
+      <w:r>
+        <w:rPr>
+          <w:lang w:val="en-US"/>
+        </w:rPr>
+        <w:t>Comput</w:t>
+      </w:r>
+      <w:proofErr w:type="spellEnd"/>
+      <w:r>
+        <w:rPr>
+          <w:lang w:val="en-US"/>
+        </w:rPr>
+        <w:t xml:space="preserve"> </w:t>
+      </w:r>
+    </w:p>
+    <w:p>
+      <w:pPr>
+        <w:spacing w:after="0"/>
+        <w:rPr>
+          <w:lang w:val="en-US"/>
+        </w:rPr>
+      </w:pPr>
+      <w:r>
+        <w:rPr>
+          <w:lang w:val="en-US"/>
+        </w:rPr>
+        <w:t xml:space="preserve">Phys 1983;49(3):357–93 . </w:t>
+      </w:r>
+    </w:p>
+    <w:p>
+      <w:pPr>
+        <w:spacing w:after="0"/>
+        <w:rPr>
+          <w:lang w:val="en-US"/>
+        </w:rPr>
+      </w:pPr>
+      <w:r>
+        <w:rPr>
+          <w:lang w:val="en-US"/>
+        </w:rPr>
+        <w:t xml:space="preserve">[30] </w:t>
+      </w:r>
+      <w:proofErr w:type="spellStart"/>
+      <w:r>
+        <w:rPr>
+          <w:lang w:val="en-US"/>
+        </w:rPr>
+        <w:t>LeVeque</w:t>
+      </w:r>
+      <w:proofErr w:type="spellEnd"/>
+      <w:r>
+        <w:rPr>
+          <w:lang w:val="en-US"/>
+        </w:rPr>
+        <w:t xml:space="preserve"> RJ . Numerical methods for conservation laws. Berlin: </w:t>
+      </w:r>
+      <w:proofErr w:type="spellStart"/>
+      <w:r>
+        <w:rPr>
+          <w:lang w:val="en-US"/>
+        </w:rPr>
+        <w:t>Birkhauser</w:t>
+      </w:r>
+      <w:proofErr w:type="spellEnd"/>
+      <w:r>
+        <w:rPr>
+          <w:lang w:val="en-US"/>
+        </w:rPr>
+        <w:t xml:space="preserve">; </w:t>
+      </w:r>
+    </w:p>
+    <w:p>
+      <w:pPr>
+        <w:spacing w:after="0"/>
+        <w:rPr>
+          <w:lang w:val="en-US"/>
+        </w:rPr>
+      </w:pPr>
+      <w:r>
+        <w:rPr>
+          <w:lang w:val="en-US"/>
+        </w:rPr>
+        <w:t xml:space="preserve">1992 . </w:t>
+      </w:r>
+    </w:p>
+    <w:p>
+      <w:pPr>
+        <w:spacing w:after="0"/>
+        <w:rPr>
+          <w:lang w:val="en-US"/>
+        </w:rPr>
+      </w:pPr>
+      <w:r>
+        <w:rPr>
+          <w:lang w:val="en-US"/>
+        </w:rPr>
+        <w:t xml:space="preserve">[31] Shu C-W . Essentially non-oscillatory and weighted essentially non-oscillatory </w:t>
+      </w:r>
+    </w:p>
+    <w:p>
+      <w:pPr>
+        <w:spacing w:after="0"/>
+        <w:rPr>
+          <w:lang w:val="en-US"/>
+        </w:rPr>
+      </w:pPr>
+      <w:r>
+        <w:rPr>
+          <w:lang w:val="en-US"/>
+        </w:rPr>
+        <w:t xml:space="preserve">schemes for hyperbolic conservation laws. In: Advanced numerical </w:t>
+      </w:r>
+      <w:proofErr w:type="spellStart"/>
+      <w:r>
+        <w:rPr>
+          <w:lang w:val="en-US"/>
+        </w:rPr>
+        <w:t>approxima</w:t>
+      </w:r>
+      <w:proofErr w:type="spellEnd"/>
+      <w:r>
+        <w:rPr>
+          <w:lang w:val="en-US"/>
+        </w:rPr>
+        <w:t xml:space="preserve">- </w:t>
+      </w:r>
+    </w:p>
+    <w:p>
+      <w:pPr>
+        <w:spacing w:after="0"/>
+        <w:rPr>
+          <w:lang w:val="en-US"/>
+        </w:rPr>
+      </w:pPr>
+      <w:proofErr w:type="spellStart"/>
+      <w:r>
+        <w:rPr>
+          <w:lang w:val="en-US"/>
+        </w:rPr>
+        <w:t>tion</w:t>
+      </w:r>
+      <w:proofErr w:type="spellEnd"/>
+      <w:r>
+        <w:rPr>
+          <w:lang w:val="en-US"/>
+        </w:rPr>
+        <w:t xml:space="preserve"> of nonlinear hyperbolic equations. Springer; 1998. p. 325–432 . </w:t>
+      </w:r>
+    </w:p>
+    <w:p>
+      <w:pPr>
+        <w:spacing w:after="0"/>
+        <w:rPr>
+          <w:lang w:val="en-US"/>
+        </w:rPr>
+      </w:pPr>
+      <w:r>
+        <w:rPr>
+          <w:lang w:val="en-US"/>
+        </w:rPr>
+        <w:t xml:space="preserve">[32] Beam RM , Warming RF . An implicit ﬁnite-difference algorithm for hyperbolic </w:t>
+      </w:r>
+    </w:p>
+    <w:p>
+      <w:pPr>
+        <w:spacing w:after="0"/>
+        <w:rPr>
+          <w:lang w:val="en-US"/>
+        </w:rPr>
+      </w:pPr>
+      <w:r>
+        <w:rPr>
+          <w:lang w:val="en-US"/>
+        </w:rPr>
+        <w:t xml:space="preserve">systems in conservation-law form. J </w:t>
+      </w:r>
+      <w:proofErr w:type="spellStart"/>
+      <w:r>
+        <w:rPr>
+          <w:lang w:val="en-US"/>
+        </w:rPr>
+        <w:t>Comput</w:t>
+      </w:r>
+      <w:proofErr w:type="spellEnd"/>
+      <w:r>
+        <w:rPr>
+          <w:lang w:val="en-US"/>
+        </w:rPr>
+        <w:t xml:space="preserve"> Phys 1976;22(1):87–110 . </w:t>
+      </w:r>
+    </w:p>
+    <w:p>
+      <w:pPr>
+        <w:spacing w:after="0"/>
+        <w:rPr>
+          <w:lang w:val="en-US"/>
+        </w:rPr>
+      </w:pPr>
+      <w:r>
+        <w:rPr>
+          <w:lang w:val="en-US"/>
+        </w:rPr>
+        <w:t xml:space="preserve">[33] </w:t>
+      </w:r>
+      <w:proofErr w:type="spellStart"/>
+      <w:r>
+        <w:rPr>
+          <w:lang w:val="en-US"/>
+        </w:rPr>
+        <w:t>Godlewski</w:t>
+      </w:r>
+      <w:proofErr w:type="spellEnd"/>
+      <w:r>
+        <w:rPr>
+          <w:lang w:val="en-US"/>
+        </w:rPr>
+        <w:t xml:space="preserve"> E , </w:t>
+      </w:r>
+      <w:proofErr w:type="spellStart"/>
+      <w:r>
+        <w:rPr>
+          <w:lang w:val="en-US"/>
+        </w:rPr>
+        <w:t>Raviart</w:t>
+      </w:r>
+      <w:proofErr w:type="spellEnd"/>
+      <w:r>
+        <w:rPr>
+          <w:lang w:val="en-US"/>
+        </w:rPr>
+        <w:t xml:space="preserve"> P-A . Numerical approximation of hyperbolic systems of </w:t>
+      </w:r>
+    </w:p>
+    <w:p>
+      <w:pPr>
+        <w:spacing w:after="0"/>
+        <w:rPr>
+          <w:lang w:val="en-US"/>
+        </w:rPr>
+      </w:pPr>
+      <w:r>
+        <w:rPr>
+          <w:lang w:val="en-US"/>
+        </w:rPr>
+        <w:lastRenderedPageBreak/>
+        <w:t xml:space="preserve">conservation laws. Springer; 2013 . </w:t>
+      </w:r>
+    </w:p>
+    <w:p>
+      <w:pPr>
+        <w:spacing w:after="0"/>
+        <w:rPr>
+          <w:lang w:val="en-US"/>
+        </w:rPr>
+      </w:pPr>
+      <w:r>
+        <w:rPr>
+          <w:lang w:val="en-US"/>
+        </w:rPr>
+        <w:t xml:space="preserve">[34] Marchuk GI . Splitting and alternating direction methods. In: </w:t>
+      </w:r>
+      <w:proofErr w:type="spellStart"/>
+      <w:r>
+        <w:rPr>
+          <w:lang w:val="en-US"/>
+        </w:rPr>
+        <w:t>Ciarlet</w:t>
+      </w:r>
+      <w:proofErr w:type="spellEnd"/>
+      <w:r>
+        <w:rPr>
+          <w:lang w:val="en-US"/>
+        </w:rPr>
+        <w:t xml:space="preserve"> PG, Li- </w:t>
+      </w:r>
+    </w:p>
+    <w:p>
+      <w:pPr>
+        <w:spacing w:after="0"/>
+        <w:rPr>
+          <w:lang w:val="en-US"/>
+        </w:rPr>
+      </w:pPr>
+      <w:proofErr w:type="spellStart"/>
+      <w:r>
+        <w:rPr>
+          <w:lang w:val="en-US"/>
+        </w:rPr>
+        <w:t>ons</w:t>
+      </w:r>
+      <w:proofErr w:type="spellEnd"/>
+      <w:r>
+        <w:rPr>
+          <w:lang w:val="en-US"/>
+        </w:rPr>
+        <w:t xml:space="preserve"> J-L, editors. Handbook of numerical analysis, I. North-Holland; 1990. </w:t>
+      </w:r>
+    </w:p>
+    <w:p>
+      <w:pPr>
+        <w:spacing w:after="0"/>
+        <w:rPr>
+          <w:lang w:val="en-US"/>
+        </w:rPr>
+      </w:pPr>
+      <w:r>
+        <w:rPr>
+          <w:lang w:val="en-US"/>
+        </w:rPr>
+        <w:t xml:space="preserve">p. 197–462 . </w:t>
+      </w:r>
+    </w:p>
+    <w:p>
+      <w:pPr>
+        <w:spacing w:after="0"/>
+        <w:rPr>
+          <w:lang w:val="en-US"/>
+        </w:rPr>
+      </w:pPr>
+      <w:r>
+        <w:rPr>
+          <w:lang w:val="en-US"/>
+        </w:rPr>
+        <w:t xml:space="preserve">[35] </w:t>
+      </w:r>
+      <w:proofErr w:type="spellStart"/>
+      <w:r>
+        <w:rPr>
+          <w:lang w:val="en-US"/>
+        </w:rPr>
+        <w:t>Vabishchevich</w:t>
+      </w:r>
+      <w:proofErr w:type="spellEnd"/>
+      <w:r>
+        <w:rPr>
+          <w:lang w:val="en-US"/>
+        </w:rPr>
+        <w:t xml:space="preserve"> PN . Additive operator-difference schemes: splitting schemes. </w:t>
+      </w:r>
+    </w:p>
+    <w:p>
+      <w:pPr>
+        <w:spacing w:after="0"/>
+        <w:rPr>
+          <w:lang w:val="en-US"/>
+        </w:rPr>
+      </w:pPr>
+      <w:r>
+        <w:rPr>
+          <w:lang w:val="en-US"/>
+        </w:rPr>
+        <w:t xml:space="preserve">Berlin: de Gruyter; 2014 . </w:t>
+      </w:r>
+    </w:p>
+    <w:p>
+      <w:pPr>
+        <w:spacing w:after="0"/>
+        <w:rPr>
+          <w:lang w:val="en-US"/>
+        </w:rPr>
+      </w:pPr>
+      <w:r>
+        <w:rPr>
+          <w:lang w:val="en-US"/>
+        </w:rPr>
+        <w:t xml:space="preserve">[36] Novotny A , </w:t>
+      </w:r>
+      <w:proofErr w:type="spellStart"/>
+      <w:r>
+        <w:rPr>
+          <w:lang w:val="en-US"/>
+        </w:rPr>
         <w:t>Straskraba</w:t>
       </w:r>
       <w:proofErr w:type="spellEnd"/>
@@ -23280,96 +28449,150 @@
         <w:rPr>
           <w:lang w:val="en-US"/>
         </w:rPr>
-        <w:t xml:space="preserve"> </w:t>
-      </w:r>
-      <w:proofErr w:type="gramStart"/>
-      <w:r>
+        <w:t xml:space="preserve"> I . Introduction to the mathematical theory of compress- </w:t>
+      </w:r>
+    </w:p>
+    <w:p>
+      <w:pPr>
+        <w:spacing w:after="0"/>
         <w:rPr>
           <w:lang w:val="en-US"/>
         </w:rPr>
-        <w:t>I .</w:t>
-      </w:r>
-      <w:proofErr w:type="gramEnd"/>
+      </w:pPr>
+      <w:proofErr w:type="spellStart"/>
       <w:r>
         <w:rPr>
           <w:lang w:val="en-US"/>
         </w:rPr>
-        <w:t xml:space="preserve"> Introduction to the mathematical theory of compressible </w:t>
-      </w:r>
-      <w:r>
-        <w:t>ﬂ</w:t>
-      </w:r>
+        <w:t>ible</w:t>
+      </w:r>
+      <w:proofErr w:type="spellEnd"/>
       <w:r>
         <w:rPr>
           <w:lang w:val="en-US"/>
         </w:rPr>
-        <w:t xml:space="preserve">ow, 27. </w:t>
+        <w:t xml:space="preserve"> ﬂow, 27. Oxford University Press on Demand; 2004 . </w:t>
+      </w:r>
+    </w:p>
+    <w:p>
+      <w:pPr>
+        <w:spacing w:after="0"/>
+      </w:pPr>
+      <w:r>
+        <w:rPr>
+          <w:lang w:val="en-US"/>
+        </w:rPr>
+        <w:t xml:space="preserve">[40] </w:t>
       </w:r>
       <w:proofErr w:type="spellStart"/>
       <w:r>
-        <w:t>Oxford</w:t>
+        <w:t>Вабищевич</w:t>
       </w:r>
       <w:proofErr w:type="spellEnd"/>
-      <w:r>
-        <w:t xml:space="preserve"> </w:t>
-      </w:r>
-      <w:proofErr w:type="spellStart"/>
-      <w:r>
-        <w:t>University</w:t>
-      </w:r>
-      <w:proofErr w:type="spellEnd"/>
-      <w:r>
-        <w:t xml:space="preserve"> </w:t>
-      </w:r>
-      <w:proofErr w:type="spellStart"/>
-      <w:r>
-        <w:t>Press</w:t>
-      </w:r>
-      <w:proofErr w:type="spellEnd"/>
-      <w:r>
-        <w:t xml:space="preserve"> </w:t>
-      </w:r>
-      <w:proofErr w:type="spellStart"/>
-      <w:r>
-        <w:t>on</w:t>
-      </w:r>
-      <w:proofErr w:type="spellEnd"/>
-      <w:r>
-        <w:t xml:space="preserve"> </w:t>
-      </w:r>
-      <w:proofErr w:type="spellStart"/>
-      <w:r>
-        <w:t>Demand</w:t>
-      </w:r>
-      <w:proofErr w:type="spellEnd"/>
-      <w:r>
-        <w:t>; 2004]</w:t>
-      </w:r>
-    </w:p>
-    <w:p>
-      <w:pPr>
-        <w:spacing w:after="0"/>
-      </w:pPr>
-      <w:r>
-        <w:rPr>
-          <w:lang w:val="en-US"/>
-        </w:rPr>
-        <w:t xml:space="preserve">[40] </w:t>
-      </w:r>
-      <w:proofErr w:type="spellStart"/>
-      <w:r>
-        <w:t>Вабищевич</w:t>
-      </w:r>
-      <w:proofErr w:type="spellEnd"/>
     </w:p>
     <w:sectPr>
+      <w:footerReference w:type="default" r:id="rId23"/>
       <w:pgSz w:w="11906" w:h="16838"/>
       <w:pgMar w:top="1134" w:right="567" w:bottom="1134" w:left="1701" w:header="720" w:footer="720" w:gutter="0"/>
       <w:cols w:space="708"/>
-      <w:docGrid w:linePitch="360"/>
+      <w:titlePg/>
+      <w:docGrid w:linePitch="381"/>
     </w:sectPr>
   </w:body>
 </w:document>
+</file>
+
+<file path=word/endnotes.xml><?xml version="1.0" encoding="utf-8"?>
+<w:endnotes xmlns:wpc="http://schemas.microsoft.com/office/word/2010/wordprocessingCanvas" xmlns:cx="http://schemas.microsoft.com/office/drawing/2014/chartex" xmlns:cx1="http://schemas.microsoft.com/office/drawing/2015/9/8/chartex" xmlns:cx2="http://schemas.microsoft.com/office/drawing/2015/10/21/chartex" xmlns:cx3="http://schemas.microsoft.com/office/drawing/2016/5/9/chartex" xmlns:cx4="http://schemas.microsoft.com/office/drawing/2016/5/10/chartex" xmlns:cx5="http://schemas.microsoft.com/office/drawing/2016/5/11/chartex" xmlns:cx6="http://schemas.microsoft.com/office/drawing/2016/5/12/chartex" xmlns:cx7="http://schemas.microsoft.com/office/drawing/2016/5/13/chartex" xmlns:cx8="http://schemas.microsoft.com/office/drawing/2016/5/14/chartex" xmlns:mc="http://schemas.openxmlformats.org/markup-compatibility/2006" xmlns:aink="http://schemas.microsoft.com/office/drawing/2016/ink" xmlns:am3d="http://schemas.microsoft.com/office/drawing/2017/model3d" xmlns:o="urn:schemas-microsoft-com:office:office" xmlns:r="http://schemas.openxmlformats.org/officeDocument/2006/relationships" xmlns:m="http://schemas.openxmlformats.org/officeDocument/2006/math" xmlns:v="urn:schemas-microsoft-com:vml" xmlns:wp14="http://schemas.microsoft.com/office/word/2010/wordprocessingDrawing" xmlns:wp="http://schemas.openxmlformats.org/drawingml/2006/wordprocessingDrawing" xmlns:w10="urn:schemas-microsoft-com:office:word" xmlns:w="http://schemas.openxmlformats.org/wordprocessingml/2006/main" xmlns:w14="http://schemas.microsoft.com/office/word/2010/wordml" xmlns:w15="http://schemas.microsoft.com/office/word/2012/wordml" xmlns:w16cex="http://schemas.microsoft.com/office/word/2018/wordml/cex" xmlns:w16cid="http://schemas.microsoft.com/office/word/2016/wordml/cid" xmlns:w16="http://schemas.microsoft.com/office/word/2018/wordml" xmlns:w16se="http://schemas.microsoft.com/office/word/2015/wordml/symex" xmlns:wpg="http://schemas.microsoft.com/office/word/2010/wordprocessingGroup" xmlns:wpi="http://schemas.microsoft.com/office/word/2010/wordprocessingInk" xmlns:wne="http://schemas.microsoft.com/office/word/2006/wordml" xmlns:wps="http://schemas.microsoft.com/office/word/2010/wordprocessingShape" mc:Ignorable="w14 w15 w16se w16cid w16 w16cex wp14">
+  <w:endnote w:type="separator" w:id="-1">
+    <w:p>
+      <w:pPr>
+        <w:spacing w:after="0" w:line="240" w:lineRule="auto"/>
+      </w:pPr>
+      <w:r>
+        <w:separator/>
+      </w:r>
+    </w:p>
+  </w:endnote>
+  <w:endnote w:type="continuationSeparator" w:id="0">
+    <w:p>
+      <w:pPr>
+        <w:spacing w:after="0" w:line="240" w:lineRule="auto"/>
+      </w:pPr>
+      <w:r>
+        <w:continuationSeparator/>
+      </w:r>
+    </w:p>
+  </w:endnote>
+</w:endnotes>
+</file>
+
+<file path=word/footer1.xml><?xml version="1.0" encoding="utf-8"?>
+<w:ftr xmlns:wpc="http://schemas.microsoft.com/office/word/2010/wordprocessingCanvas" xmlns:cx="http://schemas.microsoft.com/office/drawing/2014/chartex" xmlns:cx1="http://schemas.microsoft.com/office/drawing/2015/9/8/chartex" xmlns:cx2="http://schemas.microsoft.com/office/drawing/2015/10/21/chartex" xmlns:cx3="http://schemas.microsoft.com/office/drawing/2016/5/9/chartex" xmlns:cx4="http://schemas.microsoft.com/office/drawing/2016/5/10/chartex" xmlns:cx5="http://schemas.microsoft.com/office/drawing/2016/5/11/chartex" xmlns:cx6="http://schemas.microsoft.com/office/drawing/2016/5/12/chartex" xmlns:cx7="http://schemas.microsoft.com/office/drawing/2016/5/13/chartex" xmlns:cx8="http://schemas.microsoft.com/office/drawing/2016/5/14/chartex" xmlns:mc="http://schemas.openxmlformats.org/markup-compatibility/2006" xmlns:aink="http://schemas.microsoft.com/office/drawing/2016/ink" xmlns:am3d="http://schemas.microsoft.com/office/drawing/2017/model3d" xmlns:o="urn:schemas-microsoft-com:office:office" xmlns:r="http://schemas.openxmlformats.org/officeDocument/2006/relationships" xmlns:m="http://schemas.openxmlformats.org/officeDocument/2006/math" xmlns:v="urn:schemas-microsoft-com:vml" xmlns:wp14="http://schemas.microsoft.com/office/word/2010/wordprocessingDrawing" xmlns:wp="http://schemas.openxmlformats.org/drawingml/2006/wordprocessingDrawing" xmlns:w10="urn:schemas-microsoft-com:office:word" xmlns:w="http://schemas.openxmlformats.org/wordprocessingml/2006/main" xmlns:w14="http://schemas.microsoft.com/office/word/2010/wordml" xmlns:w15="http://schemas.microsoft.com/office/word/2012/wordml" xmlns:w16cex="http://schemas.microsoft.com/office/word/2018/wordml/cex" xmlns:w16cid="http://schemas.microsoft.com/office/word/2016/wordml/cid" xmlns:w16="http://schemas.microsoft.com/office/word/2018/wordml" xmlns:w16se="http://schemas.microsoft.com/office/word/2015/wordml/symex" xmlns:wpg="http://schemas.microsoft.com/office/word/2010/wordprocessingGroup" xmlns:wpi="http://schemas.microsoft.com/office/word/2010/wordprocessingInk" xmlns:wne="http://schemas.microsoft.com/office/word/2006/wordml" xmlns:wps="http://schemas.microsoft.com/office/word/2010/wordprocessingShape" mc:Ignorable="w14 w15 w16se w16cid w16 w16cex wp14">
+  <w:sdt>
+    <w:sdtPr>
+      <w:id w:val="-598954139"/>
+      <w:docPartObj>
+        <w:docPartGallery w:val="Page Numbers (Bottom of Page)"/>
+        <w:docPartUnique/>
+      </w:docPartObj>
+    </w:sdtPr>
+    <w:sdtEndPr/>
+    <w:sdtContent>
+      <w:p>
+        <w:pPr>
+          <w:pStyle w:val="aa"/>
+          <w:jc w:val="center"/>
+        </w:pPr>
+        <w:r>
+          <w:fldChar w:fldCharType="begin"/>
+        </w:r>
+        <w:r>
+          <w:instrText>PAGE   \* MERGEFORMAT</w:instrText>
+        </w:r>
+        <w:r>
+          <w:fldChar w:fldCharType="separate"/>
+        </w:r>
+        <w:r>
+          <w:t>2</w:t>
+        </w:r>
+        <w:r>
+          <w:fldChar w:fldCharType="end"/>
+        </w:r>
+      </w:p>
+    </w:sdtContent>
+  </w:sdt>
+  <w:p>
+    <w:pPr>
+      <w:pStyle w:val="aa"/>
+    </w:pPr>
+  </w:p>
+</w:ftr>
+</file>
+
+<file path=word/footnotes.xml><?xml version="1.0" encoding="utf-8"?>
+<w:footnotes xmlns:wpc="http://schemas.microsoft.com/office/word/2010/wordprocessingCanvas" xmlns:cx="http://schemas.microsoft.com/office/drawing/2014/chartex" xmlns:cx1="http://schemas.microsoft.com/office/drawing/2015/9/8/chartex" xmlns:cx2="http://schemas.microsoft.com/office/drawing/2015/10/21/chartex" xmlns:cx3="http://schemas.microsoft.com/office/drawing/2016/5/9/chartex" xmlns:cx4="http://schemas.microsoft.com/office/drawing/2016/5/10/chartex" xmlns:cx5="http://schemas.microsoft.com/office/drawing/2016/5/11/chartex" xmlns:cx6="http://schemas.microsoft.com/office/drawing/2016/5/12/chartex" xmlns:cx7="http://schemas.microsoft.com/office/drawing/2016/5/13/chartex" xmlns:cx8="http://schemas.microsoft.com/office/drawing/2016/5/14/chartex" xmlns:mc="http://schemas.openxmlformats.org/markup-compatibility/2006" xmlns:aink="http://schemas.microsoft.com/office/drawing/2016/ink" xmlns:am3d="http://schemas.microsoft.com/office/drawing/2017/model3d" xmlns:o="urn:schemas-microsoft-com:office:office" xmlns:r="http://schemas.openxmlformats.org/officeDocument/2006/relationships" xmlns:m="http://schemas.openxmlformats.org/officeDocument/2006/math" xmlns:v="urn:schemas-microsoft-com:vml" xmlns:wp14="http://schemas.microsoft.com/office/word/2010/wordprocessingDrawing" xmlns:wp="http://schemas.openxmlformats.org/drawingml/2006/wordprocessingDrawing" xmlns:w10="urn:schemas-microsoft-com:office:word" xmlns:w="http://schemas.openxmlformats.org/wordprocessingml/2006/main" xmlns:w14="http://schemas.microsoft.com/office/word/2010/wordml" xmlns:w15="http://schemas.microsoft.com/office/word/2012/wordml" xmlns:w16cex="http://schemas.microsoft.com/office/word/2018/wordml/cex" xmlns:w16cid="http://schemas.microsoft.com/office/word/2016/wordml/cid" xmlns:w16="http://schemas.microsoft.com/office/word/2018/wordml" xmlns:w16se="http://schemas.microsoft.com/office/word/2015/wordml/symex" xmlns:wpg="http://schemas.microsoft.com/office/word/2010/wordprocessingGroup" xmlns:wpi="http://schemas.microsoft.com/office/word/2010/wordprocessingInk" xmlns:wne="http://schemas.microsoft.com/office/word/2006/wordml" xmlns:wps="http://schemas.microsoft.com/office/word/2010/wordprocessingShape" mc:Ignorable="w14 w15 w16se w16cid w16 w16cex wp14">
+  <w:footnote w:type="separator" w:id="-1">
+    <w:p>
+      <w:pPr>
+        <w:spacing w:after="0" w:line="240" w:lineRule="auto"/>
+      </w:pPr>
+      <w:r>
+        <w:separator/>
+      </w:r>
+    </w:p>
+  </w:footnote>
+  <w:footnote w:type="continuationSeparator" w:id="0">
+    <w:p>
+      <w:pPr>
+        <w:spacing w:after="0" w:line="240" w:lineRule="auto"/>
+      </w:pPr>
+      <w:r>
+        <w:continuationSeparator/>
+      </w:r>
+    </w:p>
+  </w:footnote>
+</w:footnotes>
 </file>
 
 <file path=word/numbering.xml><?xml version="1.0" encoding="utf-8"?>
@@ -24968,6 +30191,118 @@
       <w:color w:val="808080"/>
     </w:rPr>
   </w:style>
+  <w:style w:type="table" w:styleId="a6">
+    <w:name w:val="Table Grid"/>
+    <w:basedOn w:val="a1"/>
+    <w:uiPriority w:val="39"/>
+    <w:rsid w:val="0037546E"/>
+    <w:pPr>
+      <w:spacing w:after="0" w:line="240" w:lineRule="auto"/>
+    </w:pPr>
+    <w:tblPr>
+      <w:tblBorders>
+        <w:top w:val="single" w:sz="4" w:space="0" w:color="auto"/>
+        <w:left w:val="single" w:sz="4" w:space="0" w:color="auto"/>
+        <w:bottom w:val="single" w:sz="4" w:space="0" w:color="auto"/>
+        <w:right w:val="single" w:sz="4" w:space="0" w:color="auto"/>
+        <w:insideH w:val="single" w:sz="4" w:space="0" w:color="auto"/>
+        <w:insideV w:val="single" w:sz="4" w:space="0" w:color="auto"/>
+      </w:tblBorders>
+    </w:tblPr>
+  </w:style>
+  <w:style w:type="paragraph" w:styleId="11">
+    <w:name w:val="toc 1"/>
+    <w:basedOn w:val="a"/>
+    <w:next w:val="a"/>
+    <w:autoRedefine/>
+    <w:uiPriority w:val="39"/>
+    <w:unhideWhenUsed/>
+    <w:rsid w:val="00DB1882"/>
+    <w:pPr>
+      <w:spacing w:after="100"/>
+    </w:pPr>
+  </w:style>
+  <w:style w:type="paragraph" w:styleId="21">
+    <w:name w:val="toc 2"/>
+    <w:basedOn w:val="a"/>
+    <w:next w:val="a"/>
+    <w:autoRedefine/>
+    <w:uiPriority w:val="39"/>
+    <w:unhideWhenUsed/>
+    <w:rsid w:val="00DB1882"/>
+    <w:pPr>
+      <w:spacing w:after="100"/>
+      <w:ind w:left="280"/>
+    </w:pPr>
+  </w:style>
+  <w:style w:type="paragraph" w:styleId="31">
+    <w:name w:val="toc 3"/>
+    <w:basedOn w:val="a"/>
+    <w:next w:val="a"/>
+    <w:autoRedefine/>
+    <w:uiPriority w:val="39"/>
+    <w:unhideWhenUsed/>
+    <w:rsid w:val="00DB1882"/>
+    <w:pPr>
+      <w:spacing w:after="100"/>
+      <w:ind w:left="560"/>
+    </w:pPr>
+  </w:style>
+  <w:style w:type="character" w:styleId="a7">
+    <w:name w:val="Hyperlink"/>
+    <w:basedOn w:val="a0"/>
+    <w:uiPriority w:val="99"/>
+    <w:unhideWhenUsed/>
+    <w:rsid w:val="00DB1882"/>
+    <w:rPr>
+      <w:color w:val="0563C1" w:themeColor="hyperlink"/>
+      <w:u w:val="single"/>
+    </w:rPr>
+  </w:style>
+  <w:style w:type="paragraph" w:styleId="a8">
+    <w:name w:val="header"/>
+    <w:basedOn w:val="a"/>
+    <w:link w:val="a9"/>
+    <w:uiPriority w:val="99"/>
+    <w:unhideWhenUsed/>
+    <w:rsid w:val="00DB1882"/>
+    <w:pPr>
+      <w:tabs>
+        <w:tab w:val="center" w:pos="4677"/>
+        <w:tab w:val="right" w:pos="9355"/>
+      </w:tabs>
+      <w:spacing w:after="0" w:line="240" w:lineRule="auto"/>
+    </w:pPr>
+  </w:style>
+  <w:style w:type="character" w:customStyle="1" w:styleId="a9">
+    <w:name w:val="Верхний колонтитул Знак"/>
+    <w:basedOn w:val="a0"/>
+    <w:link w:val="a8"/>
+    <w:uiPriority w:val="99"/>
+    <w:rsid w:val="00DB1882"/>
+  </w:style>
+  <w:style w:type="paragraph" w:styleId="aa">
+    <w:name w:val="footer"/>
+    <w:basedOn w:val="a"/>
+    <w:link w:val="ab"/>
+    <w:uiPriority w:val="99"/>
+    <w:unhideWhenUsed/>
+    <w:rsid w:val="00DB1882"/>
+    <w:pPr>
+      <w:tabs>
+        <w:tab w:val="center" w:pos="4677"/>
+        <w:tab w:val="right" w:pos="9355"/>
+      </w:tabs>
+      <w:spacing w:after="0" w:line="240" w:lineRule="auto"/>
+    </w:pPr>
+  </w:style>
+  <w:style w:type="character" w:customStyle="1" w:styleId="ab">
+    <w:name w:val="Нижний колонтитул Знак"/>
+    <w:basedOn w:val="a0"/>
+    <w:link w:val="aa"/>
+    <w:uiPriority w:val="99"/>
+    <w:rsid w:val="00DB1882"/>
+  </w:style>
 </w:styles>
 </file>
 
@@ -25325,7 +30660,7 @@
 </file>
 
 <file path=customXml/itemProps1.xml><?xml version="1.0" encoding="utf-8"?>
-<ds:datastoreItem xmlns:ds="http://schemas.openxmlformats.org/officeDocument/2006/customXml" ds:itemID="{D1B1FBAA-FF52-4DB7-888B-C8A09B8C9256}">
+<ds:datastoreItem xmlns:ds="http://schemas.openxmlformats.org/officeDocument/2006/customXml" ds:itemID="{F8B4CF6B-D22B-4277-B04C-EC1F6B349105}">
   <ds:schemaRefs>
     <ds:schemaRef ds:uri="http://schemas.openxmlformats.org/officeDocument/2006/bibliography"/>
   </ds:schemaRefs>
